--- a/frontend/public/help/MaintEnhance_Training_Guide_Executors.docx
+++ b/frontend/public/help/MaintEnhance_Training_Guide_Executors.docx
@@ -71,7 +71,7 @@
           <w:color w:val="595959"/>
           <w:sz w:val="20"/>
         </w:rPr>
-        <w:t>Covers app version 2.6.1  ·  Issued October 1, 2026</w:t>
+        <w:t>Covers app version 2.7  ·  Issued October 1, 2026</w:t>
       </w:r>
     </w:p>
     <w:p>
@@ -346,6 +346,20 @@
           <w:sz w:val="19"/>
         </w:rPr>
         <w:t xml:space="preserve">      Submitting a work request (form)</w:t>
+      </w:r>
+    </w:p>
+    <w:p>
+      <w:pPr>
+        <w:spacing w:after="0"/>
+      </w:pPr>
+      <w:r>
+        <w:rPr>
+          <w:b w:val="0"/>
+          <w:i w:val="0"/>
+          <w:color w:val="595959"/>
+          <w:sz w:val="19"/>
+        </w:rPr>
+        <w:t xml:space="preserve">      Build with AI: a work request</w:t>
       </w:r>
     </w:p>
     <w:p>
@@ -9064,7 +9078,7 @@
             <w:r>
               <w:drawing>
                 <wp:inline xmlns:a="http://schemas.openxmlformats.org/drawingml/2006/main" xmlns:pic="http://schemas.openxmlformats.org/drawingml/2006/picture">
-                  <wp:extent cx="2834640" cy="3947648"/>
+                  <wp:extent cx="2834640" cy="4105688"/>
                   <wp:docPr id="13" name="Picture 13"/>
                   <wp:cNvGraphicFramePr>
                     <a:graphicFrameLocks noChangeAspect="1"/>
@@ -9085,7 +9099,7 @@
                         <pic:spPr>
                           <a:xfrm>
                             <a:off x="0" y="0"/>
-                            <a:ext cx="2834640" cy="3947648"/>
+                            <a:ext cx="2834640" cy="4105688"/>
                           </a:xfrm>
                           <a:prstGeom prst="rect"/>
                         </pic:spPr>
@@ -9573,30 +9587,22 @@
     </w:tbl>
     <w:p>
       <w:pPr>
-        <w:pStyle w:val="Heading1"/>
+        <w:pStyle w:val="Heading2"/>
         <w:pageBreakBefore/>
       </w:pPr>
       <w:r>
-        <w:t>Work Orders</w:t>
+        <w:t>Build with AI: a work request</w:t>
       </w:r>
     </w:p>
     <w:p>
       <w:pPr>
-        <w:pStyle w:val="Heading2"/>
-      </w:pPr>
-      <w:r>
-        <w:t>Work Orders: the board</w:t>
-      </w:r>
-    </w:p>
-    <w:p>
-      <w:pPr>
         <w:spacing w:after="120"/>
         <w:jc w:val="center"/>
       </w:pPr>
       <w:r>
         <w:drawing>
           <wp:inline xmlns:a="http://schemas.openxmlformats.org/drawingml/2006/main" xmlns:pic="http://schemas.openxmlformats.org/drawingml/2006/picture">
-            <wp:extent cx="4389120" cy="2743200"/>
+            <wp:extent cx="6309360" cy="2926405"/>
             <wp:docPr id="14" name="Picture 14"/>
             <wp:cNvGraphicFramePr>
               <a:graphicFrameLocks noChangeAspect="1"/>
@@ -9605,7 +9611,7 @@
               <a:graphicData uri="http://schemas.openxmlformats.org/drawingml/2006/picture">
                 <pic:pic>
                   <pic:nvPicPr>
-                    <pic:cNvPr id="0" name="exec_wo_board.png"/>
+                    <pic:cNvPr id="0" name="exec_ai_request.png"/>
                     <pic:cNvPicPr/>
                   </pic:nvPicPr>
                   <pic:blipFill>
@@ -9617,7 +9623,7 @@
                   <pic:spPr>
                     <a:xfrm>
                       <a:off x="0" y="0"/>
-                      <a:ext cx="4389120" cy="2743200"/>
+                      <a:ext cx="6309360" cy="2926405"/>
                     </a:xfrm>
                     <a:prstGeom prst="rect"/>
                   </pic:spPr>
@@ -9636,7 +9642,7 @@
         <w:rPr>
           <w:sz w:val="19"/>
         </w:rPr>
-        <w:t>A work order is a job to be done: who, what, where, by when and with which parts. The board shows every work order in four columns that follow its life: Active (open, not yet booked), Scheduled (has a scheduled date), Completed (done, awaiting verification) and Closed (verified by a manager or owner). Cards move between columns when their status changes.</w:t>
+        <w:t>When the Build with AI button is shown on a form, you can describe the problem in your own words and let the AI draft the request. Review the draft, apply it to the form, then check the details and submit as usual.</w:t>
       </w:r>
     </w:p>
     <w:p>
@@ -9668,7 +9674,7 @@
         <w:rPr>
           <w:sz w:val="19"/>
         </w:rPr>
-        <w:t>Use the location tree, search and filters to narrow the board. As an Executor the Executor filter starts on your own name so you see the jobs assigned to you; choose “All executors” to see everyone’s.</w:t>
+        <w:t>Open the request form and select Build with AI.</w:t>
       </w:r>
     </w:p>
     <w:p>
@@ -9687,7 +9693,7 @@
         <w:rPr>
           <w:sz w:val="19"/>
         </w:rPr>
-        <w:t>Select a card to open the work order (see “Work order detail”).</w:t>
+        <w:t>Describe the problem and select Build draft.</w:t>
       </w:r>
     </w:p>
     <w:p>
@@ -9706,45 +9712,7 @@
         <w:rPr>
           <w:sz w:val="19"/>
         </w:rPr>
-        <w:t>Select “New work order” to create one (see “Creating a work order”).</w:t>
-      </w:r>
-    </w:p>
-    <w:p>
-      <w:pPr>
-        <w:spacing w:after="40"/>
-        <w:ind w:left="317" w:hanging="317"/>
-      </w:pPr>
-      <w:r>
-        <w:rPr>
-          <w:b/>
-          <w:sz w:val="19"/>
-        </w:rPr>
-        <w:t xml:space="preserve">4.  </w:t>
-      </w:r>
-      <w:r>
-        <w:rPr>
-          <w:sz w:val="19"/>
-        </w:rPr>
-        <w:t>The archive button at the top of the Closed column lists work orders closed more than 30 days ago.</w:t>
-      </w:r>
-    </w:p>
-    <w:p>
-      <w:pPr>
-        <w:spacing w:after="40"/>
-        <w:ind w:left="317" w:hanging="317"/>
-      </w:pPr>
-      <w:r>
-        <w:rPr>
-          <w:b/>
-          <w:sz w:val="19"/>
-        </w:rPr>
-        <w:t xml:space="preserve">5.  </w:t>
-      </w:r>
-      <w:r>
-        <w:rPr>
-          <w:sz w:val="19"/>
-        </w:rPr>
-        <w:t>Scroll down (with the Executor filter set to All executors) to see the PM Base templates (see “Viewing a PM Base template”).</w:t>
+        <w:t>Apply the draft, then fix anything that is wrong and submit.</w:t>
       </w:r>
     </w:p>
     <w:p>
@@ -9907,7 +9875,7 @@
                 <w:b/>
                 <w:sz w:val="18"/>
               </w:rPr>
-              <w:t>Location tree</w:t>
+              <w:t>The draft</w:t>
             </w:r>
           </w:p>
         </w:tc>
@@ -9930,639 +9898,7 @@
               <w:rPr>
                 <w:sz w:val="18"/>
               </w:rPr>
-              <w:t>Show only work orders at one place and everything inside it.</w:t>
-            </w:r>
-          </w:p>
-        </w:tc>
-      </w:tr>
-      <w:tr>
-        <w:trPr>
-          <w:cantSplit/>
-        </w:trPr>
-        <w:tc>
-          <w:tcPr>
-            <w:tcW w:type="dxa" w:w="576"/>
-            <w:shd w:val="clear" w:color="auto" w:fill="D62828"/>
-            <w:tcMar>
-              <w:top w:w="30" w:type="dxa"/>
-              <w:left w:w="70" w:type="dxa"/>
-              <w:bottom w:w="30" w:type="dxa"/>
-              <w:right w:w="70" w:type="dxa"/>
-            </w:tcMar>
-          </w:tcPr>
-          <w:p>
-            <w:pPr>
-              <w:spacing w:after="0"/>
-              <w:jc w:val="center"/>
-            </w:pPr>
-            <w:r/>
-            <w:r>
-              <w:rPr>
-                <w:b/>
-                <w:color w:val="FFFFFF"/>
-                <w:sz w:val="19"/>
-              </w:rPr>
-              <w:t>2</w:t>
-            </w:r>
-          </w:p>
-        </w:tc>
-        <w:tc>
-          <w:tcPr>
-            <w:tcW w:type="dxa" w:w="2448"/>
-            <w:tcMar>
-              <w:top w:w="30" w:type="dxa"/>
-              <w:left w:w="70" w:type="dxa"/>
-              <w:bottom w:w="30" w:type="dxa"/>
-              <w:right w:w="70" w:type="dxa"/>
-            </w:tcMar>
-          </w:tcPr>
-          <w:p>
-            <w:pPr>
-              <w:spacing w:after="0"/>
-            </w:pPr>
-            <w:r/>
-            <w:r>
-              <w:rPr>
-                <w:b/>
-                <w:sz w:val="18"/>
-              </w:rPr>
-              <w:t>Search</w:t>
-            </w:r>
-          </w:p>
-        </w:tc>
-        <w:tc>
-          <w:tcPr>
-            <w:tcW w:type="dxa" w:w="6912"/>
-            <w:tcMar>
-              <w:top w:w="30" w:type="dxa"/>
-              <w:left w:w="70" w:type="dxa"/>
-              <w:bottom w:w="30" w:type="dxa"/>
-              <w:right w:w="70" w:type="dxa"/>
-            </w:tcMar>
-          </w:tcPr>
-          <w:p>
-            <w:pPr>
-              <w:spacing w:after="0"/>
-            </w:pPr>
-            <w:r/>
-            <w:r>
-              <w:rPr>
-                <w:sz w:val="18"/>
-              </w:rPr>
-              <w:t>Find a work order by words in the title or by number, for example “WO-0008”.</w:t>
-            </w:r>
-          </w:p>
-        </w:tc>
-      </w:tr>
-      <w:tr>
-        <w:trPr>
-          <w:cantSplit/>
-        </w:trPr>
-        <w:tc>
-          <w:tcPr>
-            <w:tcW w:type="dxa" w:w="576"/>
-            <w:shd w:val="clear" w:color="auto" w:fill="D62828"/>
-            <w:tcMar>
-              <w:top w:w="30" w:type="dxa"/>
-              <w:left w:w="70" w:type="dxa"/>
-              <w:bottom w:w="30" w:type="dxa"/>
-              <w:right w:w="70" w:type="dxa"/>
-            </w:tcMar>
-          </w:tcPr>
-          <w:p>
-            <w:pPr>
-              <w:spacing w:after="0"/>
-              <w:jc w:val="center"/>
-            </w:pPr>
-            <w:r/>
-            <w:r>
-              <w:rPr>
-                <w:b/>
-                <w:color w:val="FFFFFF"/>
-                <w:sz w:val="19"/>
-              </w:rPr>
-              <w:t>3</w:t>
-            </w:r>
-          </w:p>
-        </w:tc>
-        <w:tc>
-          <w:tcPr>
-            <w:tcW w:type="dxa" w:w="2448"/>
-            <w:tcMar>
-              <w:top w:w="30" w:type="dxa"/>
-              <w:left w:w="70" w:type="dxa"/>
-              <w:bottom w:w="30" w:type="dxa"/>
-              <w:right w:w="70" w:type="dxa"/>
-            </w:tcMar>
-          </w:tcPr>
-          <w:p>
-            <w:pPr>
-              <w:spacing w:after="0"/>
-            </w:pPr>
-            <w:r/>
-            <w:r>
-              <w:rPr>
-                <w:b/>
-                <w:sz w:val="18"/>
-              </w:rPr>
-              <w:t>Type filter</w:t>
-            </w:r>
-          </w:p>
-        </w:tc>
-        <w:tc>
-          <w:tcPr>
-            <w:tcW w:type="dxa" w:w="6912"/>
-            <w:tcMar>
-              <w:top w:w="30" w:type="dxa"/>
-              <w:left w:w="70" w:type="dxa"/>
-              <w:bottom w:w="30" w:type="dxa"/>
-              <w:right w:w="70" w:type="dxa"/>
-            </w:tcMar>
-          </w:tcPr>
-          <w:p>
-            <w:pPr>
-              <w:spacing w:after="0"/>
-            </w:pPr>
-            <w:r/>
-            <w:r>
-              <w:rPr>
-                <w:sz w:val="18"/>
-              </w:rPr>
-              <w:t>PM, PM Base, Benchmark, Corrective or Unplanned.</w:t>
-            </w:r>
-          </w:p>
-        </w:tc>
-      </w:tr>
-      <w:tr>
-        <w:trPr>
-          <w:cantSplit/>
-        </w:trPr>
-        <w:tc>
-          <w:tcPr>
-            <w:tcW w:type="dxa" w:w="576"/>
-            <w:shd w:val="clear" w:color="auto" w:fill="D62828"/>
-            <w:tcMar>
-              <w:top w:w="30" w:type="dxa"/>
-              <w:left w:w="70" w:type="dxa"/>
-              <w:bottom w:w="30" w:type="dxa"/>
-              <w:right w:w="70" w:type="dxa"/>
-            </w:tcMar>
-          </w:tcPr>
-          <w:p>
-            <w:pPr>
-              <w:spacing w:after="0"/>
-              <w:jc w:val="center"/>
-            </w:pPr>
-            <w:r/>
-            <w:r>
-              <w:rPr>
-                <w:b/>
-                <w:color w:val="FFFFFF"/>
-                <w:sz w:val="19"/>
-              </w:rPr>
-              <w:t>4</w:t>
-            </w:r>
-          </w:p>
-        </w:tc>
-        <w:tc>
-          <w:tcPr>
-            <w:tcW w:type="dxa" w:w="2448"/>
-            <w:tcMar>
-              <w:top w:w="30" w:type="dxa"/>
-              <w:left w:w="70" w:type="dxa"/>
-              <w:bottom w:w="30" w:type="dxa"/>
-              <w:right w:w="70" w:type="dxa"/>
-            </w:tcMar>
-          </w:tcPr>
-          <w:p>
-            <w:pPr>
-              <w:spacing w:after="0"/>
-            </w:pPr>
-            <w:r/>
-            <w:r>
-              <w:rPr>
-                <w:b/>
-                <w:sz w:val="18"/>
-              </w:rPr>
-              <w:t>Priority filter</w:t>
-            </w:r>
-          </w:p>
-        </w:tc>
-        <w:tc>
-          <w:tcPr>
-            <w:tcW w:type="dxa" w:w="6912"/>
-            <w:tcMar>
-              <w:top w:w="30" w:type="dxa"/>
-              <w:left w:w="70" w:type="dxa"/>
-              <w:bottom w:w="30" w:type="dxa"/>
-              <w:right w:w="70" w:type="dxa"/>
-            </w:tcMar>
-          </w:tcPr>
-          <w:p>
-            <w:pPr>
-              <w:spacing w:after="0"/>
-            </w:pPr>
-            <w:r/>
-            <w:r>
-              <w:rPr>
-                <w:sz w:val="18"/>
-              </w:rPr>
-              <w:t>Low, Medium, High or Critical.</w:t>
-            </w:r>
-          </w:p>
-        </w:tc>
-      </w:tr>
-      <w:tr>
-        <w:trPr>
-          <w:cantSplit/>
-        </w:trPr>
-        <w:tc>
-          <w:tcPr>
-            <w:tcW w:type="dxa" w:w="576"/>
-            <w:shd w:val="clear" w:color="auto" w:fill="D62828"/>
-            <w:tcMar>
-              <w:top w:w="30" w:type="dxa"/>
-              <w:left w:w="70" w:type="dxa"/>
-              <w:bottom w:w="30" w:type="dxa"/>
-              <w:right w:w="70" w:type="dxa"/>
-            </w:tcMar>
-          </w:tcPr>
-          <w:p>
-            <w:pPr>
-              <w:spacing w:after="0"/>
-              <w:jc w:val="center"/>
-            </w:pPr>
-            <w:r/>
-            <w:r>
-              <w:rPr>
-                <w:b/>
-                <w:color w:val="FFFFFF"/>
-                <w:sz w:val="19"/>
-              </w:rPr>
-              <w:t>5</w:t>
-            </w:r>
-          </w:p>
-        </w:tc>
-        <w:tc>
-          <w:tcPr>
-            <w:tcW w:type="dxa" w:w="2448"/>
-            <w:tcMar>
-              <w:top w:w="30" w:type="dxa"/>
-              <w:left w:w="70" w:type="dxa"/>
-              <w:bottom w:w="30" w:type="dxa"/>
-              <w:right w:w="70" w:type="dxa"/>
-            </w:tcMar>
-          </w:tcPr>
-          <w:p>
-            <w:pPr>
-              <w:spacing w:after="0"/>
-            </w:pPr>
-            <w:r/>
-            <w:r>
-              <w:rPr>
-                <w:b/>
-                <w:sz w:val="18"/>
-              </w:rPr>
-              <w:t>Due-date filter</w:t>
-            </w:r>
-          </w:p>
-        </w:tc>
-        <w:tc>
-          <w:tcPr>
-            <w:tcW w:type="dxa" w:w="6912"/>
-            <w:tcMar>
-              <w:top w:w="30" w:type="dxa"/>
-              <w:left w:w="70" w:type="dxa"/>
-              <w:bottom w:w="30" w:type="dxa"/>
-              <w:right w:w="70" w:type="dxa"/>
-            </w:tcMar>
-          </w:tcPr>
-          <w:p>
-            <w:pPr>
-              <w:spacing w:after="0"/>
-            </w:pPr>
-            <w:r/>
-            <w:r>
-              <w:rPr>
-                <w:sz w:val="18"/>
-              </w:rPr>
-              <w:t>Overdue, due within 7 days, 30 days and so on.</w:t>
-            </w:r>
-          </w:p>
-        </w:tc>
-      </w:tr>
-      <w:tr>
-        <w:trPr>
-          <w:cantSplit/>
-        </w:trPr>
-        <w:tc>
-          <w:tcPr>
-            <w:tcW w:type="dxa" w:w="576"/>
-            <w:shd w:val="clear" w:color="auto" w:fill="D62828"/>
-            <w:tcMar>
-              <w:top w:w="30" w:type="dxa"/>
-              <w:left w:w="70" w:type="dxa"/>
-              <w:bottom w:w="30" w:type="dxa"/>
-              <w:right w:w="70" w:type="dxa"/>
-            </w:tcMar>
-          </w:tcPr>
-          <w:p>
-            <w:pPr>
-              <w:spacing w:after="0"/>
-              <w:jc w:val="center"/>
-            </w:pPr>
-            <w:r/>
-            <w:r>
-              <w:rPr>
-                <w:b/>
-                <w:color w:val="FFFFFF"/>
-                <w:sz w:val="19"/>
-              </w:rPr>
-              <w:t>6</w:t>
-            </w:r>
-          </w:p>
-        </w:tc>
-        <w:tc>
-          <w:tcPr>
-            <w:tcW w:type="dxa" w:w="2448"/>
-            <w:tcMar>
-              <w:top w:w="30" w:type="dxa"/>
-              <w:left w:w="70" w:type="dxa"/>
-              <w:bottom w:w="30" w:type="dxa"/>
-              <w:right w:w="70" w:type="dxa"/>
-            </w:tcMar>
-          </w:tcPr>
-          <w:p>
-            <w:pPr>
-              <w:spacing w:after="0"/>
-            </w:pPr>
-            <w:r/>
-            <w:r>
-              <w:rPr>
-                <w:b/>
-                <w:sz w:val="18"/>
-              </w:rPr>
-              <w:t>Executor filter</w:t>
-            </w:r>
-          </w:p>
-        </w:tc>
-        <w:tc>
-          <w:tcPr>
-            <w:tcW w:type="dxa" w:w="6912"/>
-            <w:tcMar>
-              <w:top w:w="30" w:type="dxa"/>
-              <w:left w:w="70" w:type="dxa"/>
-              <w:bottom w:w="30" w:type="dxa"/>
-              <w:right w:w="70" w:type="dxa"/>
-            </w:tcMar>
-          </w:tcPr>
-          <w:p>
-            <w:pPr>
-              <w:spacing w:after="0"/>
-            </w:pPr>
-            <w:r/>
-            <w:r>
-              <w:rPr>
-                <w:sz w:val="18"/>
-              </w:rPr>
-              <w:t>The person the work is assigned to. Executors start with their own name selected.</w:t>
-            </w:r>
-          </w:p>
-        </w:tc>
-      </w:tr>
-      <w:tr>
-        <w:trPr>
-          <w:cantSplit/>
-        </w:trPr>
-        <w:tc>
-          <w:tcPr>
-            <w:tcW w:type="dxa" w:w="576"/>
-            <w:shd w:val="clear" w:color="auto" w:fill="D62828"/>
-            <w:tcMar>
-              <w:top w:w="30" w:type="dxa"/>
-              <w:left w:w="70" w:type="dxa"/>
-              <w:bottom w:w="30" w:type="dxa"/>
-              <w:right w:w="70" w:type="dxa"/>
-            </w:tcMar>
-          </w:tcPr>
-          <w:p>
-            <w:pPr>
-              <w:spacing w:after="0"/>
-              <w:jc w:val="center"/>
-            </w:pPr>
-            <w:r/>
-            <w:r>
-              <w:rPr>
-                <w:b/>
-                <w:color w:val="FFFFFF"/>
-                <w:sz w:val="19"/>
-              </w:rPr>
-              <w:t>7</w:t>
-            </w:r>
-          </w:p>
-        </w:tc>
-        <w:tc>
-          <w:tcPr>
-            <w:tcW w:type="dxa" w:w="2448"/>
-            <w:tcMar>
-              <w:top w:w="30" w:type="dxa"/>
-              <w:left w:w="70" w:type="dxa"/>
-              <w:bottom w:w="30" w:type="dxa"/>
-              <w:right w:w="70" w:type="dxa"/>
-            </w:tcMar>
-          </w:tcPr>
-          <w:p>
-            <w:pPr>
-              <w:spacing w:after="0"/>
-            </w:pPr>
-            <w:r/>
-            <w:r>
-              <w:rPr>
-                <w:b/>
-                <w:sz w:val="18"/>
-              </w:rPr>
-              <w:t>New work order</w:t>
-            </w:r>
-          </w:p>
-        </w:tc>
-        <w:tc>
-          <w:tcPr>
-            <w:tcW w:type="dxa" w:w="6912"/>
-            <w:tcMar>
-              <w:top w:w="30" w:type="dxa"/>
-              <w:left w:w="70" w:type="dxa"/>
-              <w:bottom w:w="30" w:type="dxa"/>
-              <w:right w:w="70" w:type="dxa"/>
-            </w:tcMar>
-          </w:tcPr>
-          <w:p>
-            <w:pPr>
-              <w:spacing w:after="0"/>
-            </w:pPr>
-            <w:r/>
-            <w:r>
-              <w:rPr>
-                <w:sz w:val="18"/>
-              </w:rPr>
-              <w:t>Opens the creation form.</w:t>
-            </w:r>
-          </w:p>
-        </w:tc>
-      </w:tr>
-      <w:tr>
-        <w:trPr>
-          <w:cantSplit/>
-        </w:trPr>
-        <w:tc>
-          <w:tcPr>
-            <w:tcW w:type="dxa" w:w="576"/>
-            <w:shd w:val="clear" w:color="auto" w:fill="D62828"/>
-            <w:tcMar>
-              <w:top w:w="30" w:type="dxa"/>
-              <w:left w:w="70" w:type="dxa"/>
-              <w:bottom w:w="30" w:type="dxa"/>
-              <w:right w:w="70" w:type="dxa"/>
-            </w:tcMar>
-          </w:tcPr>
-          <w:p>
-            <w:pPr>
-              <w:spacing w:after="0"/>
-              <w:jc w:val="center"/>
-            </w:pPr>
-            <w:r/>
-            <w:r>
-              <w:rPr>
-                <w:b/>
-                <w:color w:val="FFFFFF"/>
-                <w:sz w:val="19"/>
-              </w:rPr>
-              <w:t>8</w:t>
-            </w:r>
-          </w:p>
-        </w:tc>
-        <w:tc>
-          <w:tcPr>
-            <w:tcW w:type="dxa" w:w="2448"/>
-            <w:tcMar>
-              <w:top w:w="30" w:type="dxa"/>
-              <w:left w:w="70" w:type="dxa"/>
-              <w:bottom w:w="30" w:type="dxa"/>
-              <w:right w:w="70" w:type="dxa"/>
-            </w:tcMar>
-          </w:tcPr>
-          <w:p>
-            <w:pPr>
-              <w:spacing w:after="0"/>
-            </w:pPr>
-            <w:r/>
-            <w:r>
-              <w:rPr>
-                <w:b/>
-                <w:sz w:val="18"/>
-              </w:rPr>
-              <w:t>Column headers</w:t>
-            </w:r>
-          </w:p>
-        </w:tc>
-        <w:tc>
-          <w:tcPr>
-            <w:tcW w:type="dxa" w:w="6912"/>
-            <w:tcMar>
-              <w:top w:w="30" w:type="dxa"/>
-              <w:left w:w="70" w:type="dxa"/>
-              <w:bottom w:w="30" w:type="dxa"/>
-              <w:right w:w="70" w:type="dxa"/>
-            </w:tcMar>
-          </w:tcPr>
-          <w:p>
-            <w:pPr>
-              <w:spacing w:after="0"/>
-            </w:pPr>
-            <w:r/>
-            <w:r>
-              <w:rPr>
-                <w:sz w:val="18"/>
-              </w:rPr>
-              <w:t>Active, Scheduled, Completed and Closed, each with the number of cards. Managers and owners also get a tick-box on each header to select every card in the column (used by Auto schedule).</w:t>
-            </w:r>
-          </w:p>
-        </w:tc>
-      </w:tr>
-      <w:tr>
-        <w:trPr>
-          <w:cantSplit/>
-        </w:trPr>
-        <w:tc>
-          <w:tcPr>
-            <w:tcW w:type="dxa" w:w="576"/>
-            <w:shd w:val="clear" w:color="auto" w:fill="D62828"/>
-            <w:tcMar>
-              <w:top w:w="30" w:type="dxa"/>
-              <w:left w:w="70" w:type="dxa"/>
-              <w:bottom w:w="30" w:type="dxa"/>
-              <w:right w:w="70" w:type="dxa"/>
-            </w:tcMar>
-          </w:tcPr>
-          <w:p>
-            <w:pPr>
-              <w:spacing w:after="0"/>
-              <w:jc w:val="center"/>
-            </w:pPr>
-            <w:r/>
-            <w:r>
-              <w:rPr>
-                <w:b/>
-                <w:color w:val="FFFFFF"/>
-                <w:sz w:val="19"/>
-              </w:rPr>
-              <w:t>9</w:t>
-            </w:r>
-          </w:p>
-        </w:tc>
-        <w:tc>
-          <w:tcPr>
-            <w:tcW w:type="dxa" w:w="2448"/>
-            <w:tcMar>
-              <w:top w:w="30" w:type="dxa"/>
-              <w:left w:w="70" w:type="dxa"/>
-              <w:bottom w:w="30" w:type="dxa"/>
-              <w:right w:w="70" w:type="dxa"/>
-            </w:tcMar>
-          </w:tcPr>
-          <w:p>
-            <w:pPr>
-              <w:spacing w:after="0"/>
-            </w:pPr>
-            <w:r/>
-            <w:r>
-              <w:rPr>
-                <w:b/>
-                <w:sz w:val="18"/>
-              </w:rPr>
-              <w:t>Work order card</w:t>
-            </w:r>
-          </w:p>
-        </w:tc>
-        <w:tc>
-          <w:tcPr>
-            <w:tcW w:type="dxa" w:w="6912"/>
-            <w:tcMar>
-              <w:top w:w="30" w:type="dxa"/>
-              <w:left w:w="70" w:type="dxa"/>
-              <w:bottom w:w="30" w:type="dxa"/>
-              <w:right w:w="70" w:type="dxa"/>
-            </w:tcMar>
-          </w:tcPr>
-          <w:p>
-            <w:pPr>
-              <w:spacing w:after="0"/>
-            </w:pPr>
-            <w:r/>
-            <w:r>
-              <w:rPr>
-                <w:sz w:val="18"/>
-              </w:rPr>
-              <w:t>Number and title, location, type / priority / “Due 7d” tags, and the scheduled and required-by dates. Select it to open.</w:t>
+              <w:t>Title, description, priority, location and the other details the AI proposes.</w:t>
             </w:r>
           </w:p>
         </w:tc>
@@ -10570,654 +9906,31 @@
     </w:tbl>
     <w:p>
       <w:pPr>
-        <w:pStyle w:val="Heading2"/>
+        <w:pStyle w:val="Heading1"/>
         <w:pageBreakBefore/>
       </w:pPr>
       <w:r>
-        <w:t>Creating a work order</w:t>
-      </w:r>
-    </w:p>
-    <w:tbl>
-      <w:tblPr>
-        <w:tblLayout w:type="fixed"/>
-        <w:tblLook w:firstColumn="1" w:firstRow="1" w:lastColumn="0" w:lastRow="0" w:noHBand="0" w:noVBand="1" w:val="04A0"/>
-        <w:tblBorders>
-          <w:top w:val="nil"/>
-          <w:left w:val="nil"/>
-          <w:bottom w:val="nil"/>
-          <w:right w:val="nil"/>
-          <w:insideH w:val="nil"/>
-          <w:insideV w:val="nil"/>
-        </w:tblBorders>
-        <w:tblLayout w:type="fixed"/>
-        <w:tblW w:w="9936" w:type="dxa"/>
-      </w:tblPr>
-      <w:tblGrid>
-        <w:gridCol w:w="4608"/>
-        <w:gridCol w:w="5328"/>
-      </w:tblGrid>
-      <w:tr>
-        <w:tc>
-          <w:tcPr>
-            <w:tcW w:type="dxa" w:w="4608"/>
-            <w:tcMar>
-              <w:top w:w="0" w:type="dxa"/>
-              <w:left w:w="0" w:type="dxa"/>
-              <w:bottom w:w="0" w:type="dxa"/>
-              <w:right w:w="60" w:type="dxa"/>
-            </w:tcMar>
-          </w:tcPr>
-          <w:p>
-            <w:r/>
-            <w:r>
-              <w:drawing>
-                <wp:inline xmlns:a="http://schemas.openxmlformats.org/drawingml/2006/main" xmlns:pic="http://schemas.openxmlformats.org/drawingml/2006/picture">
-                  <wp:extent cx="2834640" cy="4468845"/>
-                  <wp:docPr id="15" name="Picture 15"/>
-                  <wp:cNvGraphicFramePr>
-                    <a:graphicFrameLocks noChangeAspect="1"/>
-                  </wp:cNvGraphicFramePr>
-                  <a:graphic>
-                    <a:graphicData uri="http://schemas.openxmlformats.org/drawingml/2006/picture">
-                      <pic:pic>
-                        <pic:nvPicPr>
-                          <pic:cNvPr id="0" name="exec_wo_new.png"/>
-                          <pic:cNvPicPr/>
-                        </pic:nvPicPr>
-                        <pic:blipFill>
-                          <a:blip r:embed="rId25"/>
-                          <a:stretch>
-                            <a:fillRect/>
-                          </a:stretch>
-                        </pic:blipFill>
-                        <pic:spPr>
-                          <a:xfrm>
-                            <a:off x="0" y="0"/>
-                            <a:ext cx="2834640" cy="4468845"/>
-                          </a:xfrm>
-                          <a:prstGeom prst="rect"/>
-                        </pic:spPr>
-                      </pic:pic>
-                    </a:graphicData>
-                  </a:graphic>
-                </wp:inline>
-              </w:drawing>
-            </w:r>
-          </w:p>
-        </w:tc>
-        <w:tc>
-          <w:tcPr>
-            <w:tcW w:type="dxa" w:w="5328"/>
-            <w:tcMar>
-              <w:top w:w="0" w:type="dxa"/>
-              <w:left w:w="60" w:type="dxa"/>
-              <w:bottom w:w="0" w:type="dxa"/>
-              <w:right w:w="0" w:type="dxa"/>
-            </w:tcMar>
-          </w:tcPr>
-          <w:p>
-            <w:pPr>
-              <w:spacing w:after="120"/>
-            </w:pPr>
-            <w:r/>
-            <w:r>
-              <w:rPr>
-                <w:sz w:val="17"/>
-              </w:rPr>
-              <w:t>Create a work order directly when you already know what needs doing — for example an urgent job that cannot wait for a request to be reviewed. (A request, once approved, becomes a work order automatically.) Fields marked with an asterisk are required. The fields shown change a little with the Type you choose.</w:t>
-            </w:r>
-          </w:p>
-          <w:p>
-            <w:pPr>
-              <w:keepNext/>
-            </w:pPr>
-            <w:r>
-              <w:rPr>
-                <w:b/>
-                <w:color w:val="C85410"/>
-                <w:sz w:val="19"/>
-              </w:rPr>
-              <w:t>What to do</w:t>
-            </w:r>
-          </w:p>
-          <w:p>
-            <w:pPr>
-              <w:spacing w:after="40"/>
-              <w:ind w:left="317" w:hanging="317"/>
-            </w:pPr>
-            <w:r>
-              <w:rPr>
-                <w:b/>
-                <w:sz w:val="17"/>
-              </w:rPr>
-              <w:t xml:space="preserve">1.  </w:t>
-            </w:r>
-            <w:r>
-              <w:rPr>
-                <w:sz w:val="17"/>
-              </w:rPr>
-              <w:t>On the Work Orders page select “New work order”.</w:t>
-            </w:r>
-          </w:p>
-          <w:p>
-            <w:pPr>
-              <w:spacing w:after="40"/>
-              <w:ind w:left="317" w:hanging="317"/>
-            </w:pPr>
-            <w:r>
-              <w:rPr>
-                <w:b/>
-                <w:sz w:val="17"/>
-              </w:rPr>
-              <w:t xml:space="preserve">2.  </w:t>
-            </w:r>
-            <w:r>
-              <w:rPr>
-                <w:sz w:val="17"/>
-              </w:rPr>
-              <w:t>Type a Title and choose the Type (see “Key ideas”). New work orders default to Unplanned for an unexpected job.</w:t>
-            </w:r>
-          </w:p>
-          <w:p>
-            <w:pPr>
-              <w:spacing w:after="40"/>
-              <w:ind w:left="317" w:hanging="317"/>
-            </w:pPr>
-            <w:r>
-              <w:rPr>
-                <w:b/>
-                <w:sz w:val="17"/>
-              </w:rPr>
-              <w:t xml:space="preserve">3.  </w:t>
-            </w:r>
-            <w:r>
-              <w:rPr>
-                <w:sz w:val="17"/>
-              </w:rPr>
-              <w:t>Choose the Location, and if relevant the Asset and BOM component. Set Priority and the Required by date.</w:t>
-            </w:r>
-          </w:p>
-          <w:p>
-            <w:pPr>
-              <w:spacing w:after="40"/>
-              <w:ind w:left="317" w:hanging="317"/>
-            </w:pPr>
-            <w:r>
-              <w:rPr>
-                <w:b/>
-                <w:sz w:val="17"/>
-              </w:rPr>
-              <w:t xml:space="preserve">4.  </w:t>
-            </w:r>
-            <w:r>
-              <w:rPr>
-                <w:sz w:val="17"/>
-              </w:rPr>
-              <w:t>Optionally pick a Vendor and an Executor (the person who will do the work), attach Parts from the catalogue, and add a Description.</w:t>
-            </w:r>
-          </w:p>
-          <w:p>
-            <w:pPr>
-              <w:spacing w:after="40"/>
-              <w:ind w:left="317" w:hanging="317"/>
-            </w:pPr>
-            <w:r>
-              <w:rPr>
-                <w:b/>
-                <w:sz w:val="17"/>
-              </w:rPr>
-              <w:t xml:space="preserve">5.  </w:t>
-            </w:r>
-            <w:r>
-              <w:rPr>
-                <w:sz w:val="17"/>
-              </w:rPr>
-              <w:t>Select Create. With no scheduled date the work order starts in the Active column; entering a scheduled date makes it Scheduled.</w:t>
-            </w:r>
-          </w:p>
-          <w:p>
-            <w:r>
-              <w:rPr>
-                <w:b/>
-                <w:sz w:val="17"/>
-              </w:rPr>
-              <w:t xml:space="preserve">Note: </w:t>
-            </w:r>
-            <w:r>
-              <w:rPr>
-                <w:sz w:val="17"/>
-              </w:rPr>
-              <w:t>Work order types: PM — a single preventive-maintenance job (usually generated for you by a PM Base). PM Base — a repeating template, not a job itself. Benchmark — a reference job whose procedure you want to reuse. Corrective — a planned repair. Unplanned — an unexpected or emergency job.</w:t>
-            </w:r>
-          </w:p>
-          <w:p>
-            <w:pPr>
-              <w:keepNext/>
-              <w:spacing w:before="120"/>
-            </w:pPr>
-            <w:r>
-              <w:rPr>
-                <w:b/>
-                <w:color w:val="C85410"/>
-                <w:sz w:val="19"/>
-              </w:rPr>
-              <w:t>Numbered items in the picture</w:t>
-            </w:r>
-          </w:p>
-          <w:p>
-            <w:pPr>
-              <w:spacing w:after="60"/>
-              <w:ind w:left="403" w:hanging="403"/>
-            </w:pPr>
-            <w:r>
-              <w:rPr>
-                <w:b/>
-                <w:color w:val="FFFFFF"/>
-                <w:sz w:val="16"/>
-                <w:shd w:val="clear" w:color="auto" w:fill="D62828"/>
-              </w:rPr>
-              <w:t xml:space="preserve"> 1 </w:t>
-            </w:r>
-            <w:r>
-              <w:rPr>
-                <w:b/>
-                <w:sz w:val="17"/>
-              </w:rPr>
-              <w:t xml:space="preserve">  Title * — </w:t>
-            </w:r>
-            <w:r>
-              <w:rPr>
-                <w:sz w:val="17"/>
-              </w:rPr>
-              <w:t>A short name for the job.</w:t>
-            </w:r>
-          </w:p>
-          <w:p>
-            <w:pPr>
-              <w:spacing w:after="60"/>
-              <w:ind w:left="403" w:hanging="403"/>
-            </w:pPr>
-            <w:r>
-              <w:rPr>
-                <w:b/>
-                <w:color w:val="FFFFFF"/>
-                <w:sz w:val="16"/>
-                <w:shd w:val="clear" w:color="auto" w:fill="D62828"/>
-              </w:rPr>
-              <w:t xml:space="preserve"> 2 </w:t>
-            </w:r>
-            <w:r>
-              <w:rPr>
-                <w:b/>
-                <w:sz w:val="17"/>
-              </w:rPr>
-              <w:t xml:space="preserve">  Type — </w:t>
-            </w:r>
-            <w:r>
-              <w:rPr>
-                <w:sz w:val="17"/>
-              </w:rPr>
-              <w:t>PM, PM Base, Benchmark, Corrective or Unplanned. Choosing PM Base replaces the date fields with repeat-schedule fields.</w:t>
-            </w:r>
-          </w:p>
-          <w:p>
-            <w:pPr>
-              <w:spacing w:after="60"/>
-              <w:ind w:left="403" w:hanging="403"/>
-            </w:pPr>
-            <w:r>
-              <w:rPr>
-                <w:b/>
-                <w:color w:val="FFFFFF"/>
-                <w:sz w:val="16"/>
-                <w:shd w:val="clear" w:color="auto" w:fill="D62828"/>
-              </w:rPr>
-              <w:t xml:space="preserve"> 3 </w:t>
-            </w:r>
-            <w:r>
-              <w:rPr>
-                <w:b/>
-                <w:sz w:val="17"/>
-              </w:rPr>
-              <w:t xml:space="preserve">  Priority — </w:t>
-            </w:r>
-            <w:r>
-              <w:rPr>
-                <w:sz w:val="17"/>
-              </w:rPr>
-              <w:t>Low, Medium, High or Critical.</w:t>
-            </w:r>
-          </w:p>
-          <w:p>
-            <w:pPr>
-              <w:spacing w:after="60"/>
-              <w:ind w:left="403" w:hanging="403"/>
-            </w:pPr>
-            <w:r>
-              <w:rPr>
-                <w:b/>
-                <w:color w:val="FFFFFF"/>
-                <w:sz w:val="16"/>
-                <w:shd w:val="clear" w:color="auto" w:fill="D62828"/>
-              </w:rPr>
-              <w:t xml:space="preserve"> 4 </w:t>
-            </w:r>
-            <w:r>
-              <w:rPr>
-                <w:b/>
-                <w:sz w:val="17"/>
-              </w:rPr>
-              <w:t xml:space="preserve">  Failure code — </w:t>
-            </w:r>
-            <w:r>
-              <w:rPr>
-                <w:sz w:val="17"/>
-              </w:rPr>
-              <w:t>Corrective and Unplanned only. A standard category for why it failed (for example Wear), for later analysis.</w:t>
-            </w:r>
-          </w:p>
-          <w:p>
-            <w:pPr>
-              <w:spacing w:after="60"/>
-              <w:ind w:left="403" w:hanging="403"/>
-            </w:pPr>
-            <w:r>
-              <w:rPr>
-                <w:b/>
-                <w:color w:val="FFFFFF"/>
-                <w:sz w:val="16"/>
-                <w:shd w:val="clear" w:color="auto" w:fill="D62828"/>
-              </w:rPr>
-              <w:t xml:space="preserve"> 5 </w:t>
-            </w:r>
-            <w:r>
-              <w:rPr>
-                <w:b/>
-                <w:sz w:val="17"/>
-              </w:rPr>
-              <w:t xml:space="preserve">  Root cause — </w:t>
-            </w:r>
-            <w:r>
-              <w:rPr>
-                <w:sz w:val="17"/>
-              </w:rPr>
-              <w:t>Corrective and Unplanned only. Free text for the underlying reason, beyond the code.</w:t>
-            </w:r>
-          </w:p>
-          <w:p>
-            <w:pPr>
-              <w:spacing w:after="60"/>
-              <w:ind w:left="403" w:hanging="403"/>
-            </w:pPr>
-            <w:r>
-              <w:rPr>
-                <w:b/>
-                <w:color w:val="FFFFFF"/>
-                <w:sz w:val="16"/>
-                <w:shd w:val="clear" w:color="auto" w:fill="D62828"/>
-              </w:rPr>
-              <w:t xml:space="preserve"> 6 </w:t>
-            </w:r>
-            <w:r>
-              <w:rPr>
-                <w:b/>
-                <w:sz w:val="17"/>
-              </w:rPr>
-              <w:t xml:space="preserve">  Asset — </w:t>
-            </w:r>
-            <w:r>
-              <w:rPr>
-                <w:sz w:val="17"/>
-              </w:rPr>
-              <w:t>The equipment the job is on. Optional but recommended — it feeds the asset’s work-order history.</w:t>
-            </w:r>
-          </w:p>
-          <w:p>
-            <w:pPr>
-              <w:spacing w:after="60"/>
-              <w:ind w:left="403" w:hanging="403"/>
-            </w:pPr>
-            <w:r>
-              <w:rPr>
-                <w:b/>
-                <w:color w:val="FFFFFF"/>
-                <w:sz w:val="16"/>
-                <w:shd w:val="clear" w:color="auto" w:fill="D62828"/>
-              </w:rPr>
-              <w:t xml:space="preserve"> 7 </w:t>
-            </w:r>
-            <w:r>
-              <w:rPr>
-                <w:b/>
-                <w:sz w:val="17"/>
-              </w:rPr>
-              <w:t xml:space="preserve">  BOM component — </w:t>
-            </w:r>
-            <w:r>
-              <w:rPr>
-                <w:sz w:val="17"/>
-              </w:rPr>
-              <w:t>A component inside the asset (for example “Burner”).</w:t>
-            </w:r>
-          </w:p>
-          <w:p>
-            <w:pPr>
-              <w:spacing w:after="60"/>
-              <w:ind w:left="403" w:hanging="403"/>
-            </w:pPr>
-            <w:r>
-              <w:rPr>
-                <w:b/>
-                <w:color w:val="FFFFFF"/>
-                <w:sz w:val="16"/>
-                <w:shd w:val="clear" w:color="auto" w:fill="D62828"/>
-              </w:rPr>
-              <w:t xml:space="preserve"> 8 </w:t>
-            </w:r>
-            <w:r>
-              <w:rPr>
-                <w:b/>
-                <w:sz w:val="17"/>
-              </w:rPr>
-              <w:t xml:space="preserve">  Location * — </w:t>
-            </w:r>
-            <w:r>
-              <w:rPr>
-                <w:sz w:val="17"/>
-              </w:rPr>
-              <w:t>Where the job is. Filled in from the asset when you choose one.</w:t>
-            </w:r>
-          </w:p>
-          <w:p>
-            <w:pPr>
-              <w:spacing w:after="60"/>
-              <w:ind w:left="403" w:hanging="403"/>
-            </w:pPr>
-            <w:r>
-              <w:rPr>
-                <w:b/>
-                <w:color w:val="FFFFFF"/>
-                <w:sz w:val="16"/>
-                <w:shd w:val="clear" w:color="auto" w:fill="D62828"/>
-              </w:rPr>
-              <w:t xml:space="preserve"> 9 </w:t>
-            </w:r>
-            <w:r>
-              <w:rPr>
-                <w:b/>
-                <w:sz w:val="17"/>
-              </w:rPr>
-              <w:t xml:space="preserve">  Scheduled date (optional) — </w:t>
-            </w:r>
-            <w:r>
-              <w:rPr>
-                <w:sz w:val="17"/>
-              </w:rPr>
-              <w:t>Entering a date schedules the work order: it moves to the Scheduled column and appears on the calendar.</w:t>
-            </w:r>
-          </w:p>
-          <w:p>
-            <w:pPr>
-              <w:spacing w:after="60"/>
-              <w:ind w:left="403" w:hanging="403"/>
-            </w:pPr>
-            <w:r>
-              <w:rPr>
-                <w:b/>
-                <w:color w:val="FFFFFF"/>
-                <w:sz w:val="16"/>
-                <w:shd w:val="clear" w:color="auto" w:fill="D62828"/>
-              </w:rPr>
-              <w:t xml:space="preserve"> 10 </w:t>
-            </w:r>
-            <w:r>
-              <w:rPr>
-                <w:b/>
-                <w:sz w:val="17"/>
-              </w:rPr>
-              <w:t xml:space="preserve">  Required by * — </w:t>
-            </w:r>
-            <w:r>
-              <w:rPr>
-                <w:sz w:val="17"/>
-              </w:rPr>
-              <w:t>The deadline. Required for every type except PM Base.</w:t>
-            </w:r>
-          </w:p>
-          <w:p>
-            <w:pPr>
-              <w:spacing w:after="60"/>
-              <w:ind w:left="403" w:hanging="403"/>
-            </w:pPr>
-            <w:r>
-              <w:rPr>
-                <w:b/>
-                <w:color w:val="FFFFFF"/>
-                <w:sz w:val="16"/>
-                <w:shd w:val="clear" w:color="auto" w:fill="D62828"/>
-              </w:rPr>
-              <w:t xml:space="preserve"> 11 </w:t>
-            </w:r>
-            <w:r>
-              <w:rPr>
-                <w:b/>
-                <w:sz w:val="17"/>
-              </w:rPr>
-              <w:t xml:space="preserve">  Executor — </w:t>
-            </w:r>
-            <w:r>
-              <w:rPr>
-                <w:sz w:val="17"/>
-              </w:rPr>
-              <w:t>The household member responsible. Their Work Orders filter and the Schedule will show the job.</w:t>
-            </w:r>
-          </w:p>
-          <w:p>
-            <w:pPr>
-              <w:spacing w:after="60"/>
-              <w:ind w:left="403" w:hanging="403"/>
-            </w:pPr>
-            <w:r>
-              <w:rPr>
-                <w:b/>
-                <w:color w:val="FFFFFF"/>
-                <w:sz w:val="16"/>
-                <w:shd w:val="clear" w:color="auto" w:fill="D62828"/>
-              </w:rPr>
-              <w:t xml:space="preserve"> 12 </w:t>
-            </w:r>
-            <w:r>
-              <w:rPr>
-                <w:b/>
-                <w:sz w:val="17"/>
-              </w:rPr>
-              <w:t xml:space="preserve">  Parts — </w:t>
-            </w:r>
-            <w:r>
-              <w:rPr>
-                <w:sz w:val="17"/>
-              </w:rPr>
-              <w:t>Parts from the catalogue with quantities. They are deducted from stock when the work order is Completed, and shortages show on the Purchasing list.</w:t>
-            </w:r>
-          </w:p>
-          <w:p>
-            <w:pPr>
-              <w:spacing w:after="60"/>
-              <w:ind w:left="403" w:hanging="403"/>
-            </w:pPr>
-            <w:r>
-              <w:rPr>
-                <w:b/>
-                <w:color w:val="FFFFFF"/>
-                <w:sz w:val="16"/>
-                <w:shd w:val="clear" w:color="auto" w:fill="D62828"/>
-              </w:rPr>
-              <w:t xml:space="preserve"> 13 </w:t>
-            </w:r>
-            <w:r>
-              <w:rPr>
-                <w:b/>
-                <w:sz w:val="17"/>
-              </w:rPr>
-              <w:t xml:space="preserve">  Description — </w:t>
-            </w:r>
-            <w:r>
-              <w:rPr>
-                <w:sz w:val="17"/>
-              </w:rPr>
-              <w:t>Details, instructions or access notes.</w:t>
-            </w:r>
-          </w:p>
-          <w:p>
-            <w:pPr>
-              <w:spacing w:after="60"/>
-              <w:ind w:left="403" w:hanging="403"/>
-            </w:pPr>
-            <w:r>
-              <w:rPr>
-                <w:b/>
-                <w:color w:val="FFFFFF"/>
-                <w:sz w:val="16"/>
-                <w:shd w:val="clear" w:color="auto" w:fill="D62828"/>
-              </w:rPr>
-              <w:t xml:space="preserve"> 14 </w:t>
-            </w:r>
-            <w:r>
-              <w:rPr>
-                <w:b/>
-                <w:sz w:val="17"/>
-              </w:rPr>
-              <w:t xml:space="preserve">  Create / Cancel — </w:t>
-            </w:r>
-            <w:r>
-              <w:rPr>
-                <w:sz w:val="17"/>
-              </w:rPr>
-              <w:t>Create saves the work order. Cancel closes the form (the app asks first if you typed something).</w:t>
-            </w:r>
-          </w:p>
-        </w:tc>
-      </w:tr>
-    </w:tbl>
-    <w:p>
-      <w:pPr>
-        <w:pStyle w:val="Heading2"/>
-        <w:pageBreakBefore/>
-      </w:pPr>
-      <w:r>
-        <w:t>Work order detail</w:t>
+        <w:t>Work Orders</w:t>
       </w:r>
     </w:p>
     <w:p>
       <w:pPr>
+        <w:pStyle w:val="Heading2"/>
+      </w:pPr>
+      <w:r>
+        <w:t>Work Orders: the board</w:t>
+      </w:r>
+    </w:p>
+    <w:p>
+      <w:pPr>
         <w:spacing w:after="120"/>
         <w:jc w:val="center"/>
       </w:pPr>
       <w:r>
         <w:drawing>
           <wp:inline xmlns:a="http://schemas.openxmlformats.org/drawingml/2006/main" xmlns:pic="http://schemas.openxmlformats.org/drawingml/2006/picture">
-            <wp:extent cx="4144296" cy="2743199"/>
-            <wp:docPr id="16" name="Picture 16"/>
+            <wp:extent cx="4389120" cy="2743200"/>
+            <wp:docPr id="15" name="Picture 15"/>
             <wp:cNvGraphicFramePr>
               <a:graphicFrameLocks noChangeAspect="1"/>
             </wp:cNvGraphicFramePr>
@@ -11225,11 +9938,11 @@
               <a:graphicData uri="http://schemas.openxmlformats.org/drawingml/2006/picture">
                 <pic:pic>
                   <pic:nvPicPr>
-                    <pic:cNvPr id="0" name="exec_wo_detail.png"/>
+                    <pic:cNvPr id="0" name="exec_wo_board.png"/>
                     <pic:cNvPicPr/>
                   </pic:nvPicPr>
                   <pic:blipFill>
-                    <a:blip r:embed="rId26"/>
+                    <a:blip r:embed="rId25"/>
                     <a:stretch>
                       <a:fillRect/>
                     </a:stretch>
@@ -11237,7 +9950,7 @@
                   <pic:spPr>
                     <a:xfrm>
                       <a:off x="0" y="0"/>
-                      <a:ext cx="4144296" cy="2743199"/>
+                      <a:ext cx="4389120" cy="2743200"/>
                     </a:xfrm>
                     <a:prstGeom prst="rect"/>
                   </pic:spPr>
@@ -11256,7 +9969,7 @@
         <w:rPr>
           <w:sz w:val="19"/>
         </w:rPr>
-        <w:t>Selecting a card opens the work order. As an Executor you can read everything on it, move it between Active, Scheduled and Completed, tick checklist items, record readings and add comments. You cannot change dates, costs, assignments or parts, and you cannot Close a work order — a manager or owner verifies and closes the work.</w:t>
+        <w:t>A work order is a job to be done: who, what, where, by when and with which parts. The board shows every work order in four columns that follow its life: Active (open, not yet booked), Scheduled (has a scheduled date), Completed (done, awaiting verification) and Closed (verified by a manager or owner). Cards move between columns when their status changes.</w:t>
       </w:r>
     </w:p>
     <w:p>
@@ -11288,7 +10001,7 @@
         <w:rPr>
           <w:sz w:val="19"/>
         </w:rPr>
-        <w:t>Open a card from the board.</w:t>
+        <w:t>Use the location tree, search and filters to narrow the board. As an Executor the Executor filter starts on your own name so you see the jobs assigned to you; choose “All executors” to see everyone’s.</w:t>
       </w:r>
     </w:p>
     <w:p>
@@ -11307,7 +10020,7 @@
         <w:rPr>
           <w:sz w:val="19"/>
         </w:rPr>
-        <w:t>Read the details: what, where, when, and any parts or notes.</w:t>
+        <w:t>Select a card to open the work order (see “Work order detail”).</w:t>
       </w:r>
     </w:p>
     <w:p>
@@ -11326,7 +10039,7 @@
         <w:rPr>
           <w:sz w:val="19"/>
         </w:rPr>
-        <w:t>When the job is done, select Completed. If it was Scheduled, the app asks for a short comment on how it went (see the next page).</w:t>
+        <w:t>Select “New work order” to create one (see “Creating a work order”).</w:t>
       </w:r>
     </w:p>
     <w:p>
@@ -11345,7 +10058,7 @@
         <w:rPr>
           <w:sz w:val="19"/>
         </w:rPr>
-        <w:t>If a checklist is shown, tick off each step and enter any readings as you go.</w:t>
+        <w:t>The archive button at the top of the Closed column lists work orders closed more than 30 days ago.</w:t>
       </w:r>
     </w:p>
     <w:p>
@@ -11364,7 +10077,7 @@
         <w:rPr>
           <w:sz w:val="19"/>
         </w:rPr>
-        <w:t>If something here is wrong (a wrong date, say), tell a manager or add a comment, or submit a work request.</w:t>
+        <w:t>Scroll down (with the Executor filter set to All executors) to see the PM Base templates (see “Viewing a PM Base template”).</w:t>
       </w:r>
     </w:p>
     <w:p>
@@ -11527,7 +10240,7 @@
                 <w:b/>
                 <w:sz w:val="18"/>
               </w:rPr>
-              <w:t>Tags</w:t>
+              <w:t>Location tree</w:t>
             </w:r>
           </w:p>
         </w:tc>
@@ -11550,7 +10263,7 @@
               <w:rPr>
                 <w:sz w:val="18"/>
               </w:rPr>
-              <w:t>Type (Corrective), status (Scheduled) and priority (Medium).</w:t>
+              <w:t>Show only work orders at one place and everything inside it.</w:t>
             </w:r>
           </w:p>
         </w:tc>
@@ -11606,7 +10319,7 @@
                 <w:b/>
                 <w:sz w:val="18"/>
               </w:rPr>
-              <w:t>Location path</w:t>
+              <w:t>Search</w:t>
             </w:r>
           </w:p>
         </w:tc>
@@ -11629,7 +10342,7 @@
               <w:rPr>
                 <w:sz w:val="18"/>
               </w:rPr>
-              <w:t>Where the work is.</w:t>
+              <w:t>Find a work order by words in the title or by number, for example “WO-0008”.</w:t>
             </w:r>
           </w:p>
         </w:tc>
@@ -11685,7 +10398,7 @@
                 <w:b/>
                 <w:sz w:val="18"/>
               </w:rPr>
-              <w:t>Scheduled date</w:t>
+              <w:t>Type filter</w:t>
             </w:r>
           </w:p>
         </w:tc>
@@ -11708,7 +10421,7 @@
               <w:rPr>
                 <w:sz w:val="18"/>
               </w:rPr>
-              <w:t>The day the work is planned for.</w:t>
+              <w:t>PM, PM Base, Benchmark, Corrective or Unplanned.</w:t>
             </w:r>
           </w:p>
         </w:tc>
@@ -11764,7 +10477,7 @@
                 <w:b/>
                 <w:sz w:val="18"/>
               </w:rPr>
-              <w:t>Required by</w:t>
+              <w:t>Priority filter</w:t>
             </w:r>
           </w:p>
         </w:tc>
@@ -11787,7 +10500,7 @@
               <w:rPr>
                 <w:sz w:val="18"/>
               </w:rPr>
-              <w:t>The deadline.</w:t>
+              <w:t>Low, Medium, High or Critical.</w:t>
             </w:r>
           </w:p>
         </w:tc>
@@ -11843,7 +10556,7 @@
                 <w:b/>
                 <w:sz w:val="18"/>
               </w:rPr>
-              <w:t>Cost / Vendor</w:t>
+              <w:t>Due-date filter</w:t>
             </w:r>
           </w:p>
         </w:tc>
@@ -11866,7 +10579,7 @@
               <w:rPr>
                 <w:sz w:val="18"/>
               </w:rPr>
-              <w:t>What has been spent and who the contractor is, if any. Read-only for executors.</w:t>
+              <w:t>Overdue, due within 7 days, 30 days and so on.</w:t>
             </w:r>
           </w:p>
         </w:tc>
@@ -11922,7 +10635,7 @@
                 <w:b/>
                 <w:sz w:val="18"/>
               </w:rPr>
-              <w:t>Priority / Executor</w:t>
+              <w:t>Executor filter</w:t>
             </w:r>
           </w:p>
         </w:tc>
@@ -11945,7 +10658,7 @@
               <w:rPr>
                 <w:sz w:val="18"/>
               </w:rPr>
-              <w:t>How urgent the job is and who it is assigned to.</w:t>
+              <w:t>The person the work is assigned to. Executors start with their own name selected.</w:t>
             </w:r>
           </w:p>
         </w:tc>
@@ -12001,7 +10714,7 @@
                 <w:b/>
                 <w:sz w:val="18"/>
               </w:rPr>
-              <w:t>Failure code / Root cause</w:t>
+              <w:t>New work order</w:t>
             </w:r>
           </w:p>
         </w:tc>
@@ -12024,7 +10737,7 @@
               <w:rPr>
                 <w:sz w:val="18"/>
               </w:rPr>
-              <w:t>Why the equipment failed, where recorded (corrective and unplanned jobs).</w:t>
+              <w:t>Opens the creation form.</w:t>
             </w:r>
           </w:p>
         </w:tc>
@@ -12080,7 +10793,7 @@
                 <w:b/>
                 <w:sz w:val="18"/>
               </w:rPr>
-              <w:t>Description</w:t>
+              <w:t>Column headers</w:t>
             </w:r>
           </w:p>
         </w:tc>
@@ -12103,7 +10816,7 @@
               <w:rPr>
                 <w:sz w:val="18"/>
               </w:rPr>
-              <w:t>What needs doing.</w:t>
+              <w:t>Active, Scheduled, Completed and Closed, each with the number of cards. Managers and owners also get a tick-box on each header to select every card in the column (used by Auto schedule).</w:t>
             </w:r>
           </w:p>
         </w:tc>
@@ -12159,7 +10872,7 @@
                 <w:b/>
                 <w:sz w:val="18"/>
               </w:rPr>
-              <w:t>Status buttons</w:t>
+              <w:t>Work order card</w:t>
             </w:r>
           </w:p>
         </w:tc>
@@ -12182,7 +10895,7 @@
               <w:rPr>
                 <w:sz w:val="18"/>
               </w:rPr>
-              <w:t>Move the work order: Active, Scheduled, Completed. “Closed” is greyed out for executors — only managers and owners can close.</w:t>
+              <w:t>Number and title, location, type / priority / “Due 7d” tags, and the scheduled and required-by dates. Select it to open.</w:t>
             </w:r>
           </w:p>
         </w:tc>
@@ -12194,7 +10907,638 @@
         <w:pageBreakBefore/>
       </w:pPr>
       <w:r>
-        <w:t>Checklists and readings</w:t>
+        <w:t>Creating a work order</w:t>
+      </w:r>
+    </w:p>
+    <w:tbl>
+      <w:tblPr>
+        <w:tblLayout w:type="fixed"/>
+        <w:tblLook w:firstColumn="1" w:firstRow="1" w:lastColumn="0" w:lastRow="0" w:noHBand="0" w:noVBand="1" w:val="04A0"/>
+        <w:tblBorders>
+          <w:top w:val="nil"/>
+          <w:left w:val="nil"/>
+          <w:bottom w:val="nil"/>
+          <w:right w:val="nil"/>
+          <w:insideH w:val="nil"/>
+          <w:insideV w:val="nil"/>
+        </w:tblBorders>
+        <w:tblLayout w:type="fixed"/>
+        <w:tblW w:w="9936" w:type="dxa"/>
+      </w:tblPr>
+      <w:tblGrid>
+        <w:gridCol w:w="4608"/>
+        <w:gridCol w:w="5328"/>
+      </w:tblGrid>
+      <w:tr>
+        <w:tc>
+          <w:tcPr>
+            <w:tcW w:type="dxa" w:w="4608"/>
+            <w:tcMar>
+              <w:top w:w="0" w:type="dxa"/>
+              <w:left w:w="0" w:type="dxa"/>
+              <w:bottom w:w="0" w:type="dxa"/>
+              <w:right w:w="60" w:type="dxa"/>
+            </w:tcMar>
+          </w:tcPr>
+          <w:p>
+            <w:r/>
+            <w:r>
+              <w:drawing>
+                <wp:inline xmlns:a="http://schemas.openxmlformats.org/drawingml/2006/main" xmlns:pic="http://schemas.openxmlformats.org/drawingml/2006/picture">
+                  <wp:extent cx="2834640" cy="4626886"/>
+                  <wp:docPr id="16" name="Picture 16"/>
+                  <wp:cNvGraphicFramePr>
+                    <a:graphicFrameLocks noChangeAspect="1"/>
+                  </wp:cNvGraphicFramePr>
+                  <a:graphic>
+                    <a:graphicData uri="http://schemas.openxmlformats.org/drawingml/2006/picture">
+                      <pic:pic>
+                        <pic:nvPicPr>
+                          <pic:cNvPr id="0" name="exec_wo_new.png"/>
+                          <pic:cNvPicPr/>
+                        </pic:nvPicPr>
+                        <pic:blipFill>
+                          <a:blip r:embed="rId26"/>
+                          <a:stretch>
+                            <a:fillRect/>
+                          </a:stretch>
+                        </pic:blipFill>
+                        <pic:spPr>
+                          <a:xfrm>
+                            <a:off x="0" y="0"/>
+                            <a:ext cx="2834640" cy="4626886"/>
+                          </a:xfrm>
+                          <a:prstGeom prst="rect"/>
+                        </pic:spPr>
+                      </pic:pic>
+                    </a:graphicData>
+                  </a:graphic>
+                </wp:inline>
+              </w:drawing>
+            </w:r>
+          </w:p>
+        </w:tc>
+        <w:tc>
+          <w:tcPr>
+            <w:tcW w:type="dxa" w:w="5328"/>
+            <w:tcMar>
+              <w:top w:w="0" w:type="dxa"/>
+              <w:left w:w="60" w:type="dxa"/>
+              <w:bottom w:w="0" w:type="dxa"/>
+              <w:right w:w="0" w:type="dxa"/>
+            </w:tcMar>
+          </w:tcPr>
+          <w:p>
+            <w:pPr>
+              <w:spacing w:after="120"/>
+            </w:pPr>
+            <w:r/>
+            <w:r>
+              <w:rPr>
+                <w:sz w:val="17"/>
+              </w:rPr>
+              <w:t>Create a work order directly when you already know what needs doing — for example an urgent job that cannot wait for a request to be reviewed. (A request, once approved, becomes a work order automatically.) Fields marked with an asterisk are required. The fields shown change a little with the Type you choose.</w:t>
+            </w:r>
+          </w:p>
+          <w:p>
+            <w:pPr>
+              <w:keepNext/>
+            </w:pPr>
+            <w:r>
+              <w:rPr>
+                <w:b/>
+                <w:color w:val="C85410"/>
+                <w:sz w:val="19"/>
+              </w:rPr>
+              <w:t>What to do</w:t>
+            </w:r>
+          </w:p>
+          <w:p>
+            <w:pPr>
+              <w:spacing w:after="40"/>
+              <w:ind w:left="317" w:hanging="317"/>
+            </w:pPr>
+            <w:r>
+              <w:rPr>
+                <w:b/>
+                <w:sz w:val="17"/>
+              </w:rPr>
+              <w:t xml:space="preserve">1.  </w:t>
+            </w:r>
+            <w:r>
+              <w:rPr>
+                <w:sz w:val="17"/>
+              </w:rPr>
+              <w:t>On the Work Orders page select “New work order”.</w:t>
+            </w:r>
+          </w:p>
+          <w:p>
+            <w:pPr>
+              <w:spacing w:after="40"/>
+              <w:ind w:left="317" w:hanging="317"/>
+            </w:pPr>
+            <w:r>
+              <w:rPr>
+                <w:b/>
+                <w:sz w:val="17"/>
+              </w:rPr>
+              <w:t xml:space="preserve">2.  </w:t>
+            </w:r>
+            <w:r>
+              <w:rPr>
+                <w:sz w:val="17"/>
+              </w:rPr>
+              <w:t>Type a Title and choose the Type (see “Key ideas”). New work orders default to Unplanned for an unexpected job.</w:t>
+            </w:r>
+          </w:p>
+          <w:p>
+            <w:pPr>
+              <w:spacing w:after="40"/>
+              <w:ind w:left="317" w:hanging="317"/>
+            </w:pPr>
+            <w:r>
+              <w:rPr>
+                <w:b/>
+                <w:sz w:val="17"/>
+              </w:rPr>
+              <w:t xml:space="preserve">3.  </w:t>
+            </w:r>
+            <w:r>
+              <w:rPr>
+                <w:sz w:val="17"/>
+              </w:rPr>
+              <w:t>Choose the Location, and if relevant the Asset and BOM component. Set Priority and the Required by date.</w:t>
+            </w:r>
+          </w:p>
+          <w:p>
+            <w:pPr>
+              <w:spacing w:after="40"/>
+              <w:ind w:left="317" w:hanging="317"/>
+            </w:pPr>
+            <w:r>
+              <w:rPr>
+                <w:b/>
+                <w:sz w:val="17"/>
+              </w:rPr>
+              <w:t xml:space="preserve">4.  </w:t>
+            </w:r>
+            <w:r>
+              <w:rPr>
+                <w:sz w:val="17"/>
+              </w:rPr>
+              <w:t>Optionally pick a Vendor and an Executor (the person who will do the work), attach Parts from the catalogue, and add a Description.</w:t>
+            </w:r>
+          </w:p>
+          <w:p>
+            <w:pPr>
+              <w:spacing w:after="40"/>
+              <w:ind w:left="317" w:hanging="317"/>
+            </w:pPr>
+            <w:r>
+              <w:rPr>
+                <w:b/>
+                <w:sz w:val="17"/>
+              </w:rPr>
+              <w:t xml:space="preserve">5.  </w:t>
+            </w:r>
+            <w:r>
+              <w:rPr>
+                <w:sz w:val="17"/>
+              </w:rPr>
+              <w:t>Select Create. With no scheduled date the work order starts in the Active column; entering a scheduled date makes it Scheduled.</w:t>
+            </w:r>
+          </w:p>
+          <w:p>
+            <w:r>
+              <w:rPr>
+                <w:b/>
+                <w:sz w:val="17"/>
+              </w:rPr>
+              <w:t xml:space="preserve">Note: </w:t>
+            </w:r>
+            <w:r>
+              <w:rPr>
+                <w:sz w:val="17"/>
+              </w:rPr>
+              <w:t>Work order types: PM — a single preventive-maintenance job (usually generated for you by a PM Base). PM Base — a repeating template, not a job itself. Benchmark — a reference job whose procedure you want to reuse. Corrective — a planned repair. Unplanned — an unexpected or emergency job.</w:t>
+            </w:r>
+          </w:p>
+          <w:p>
+            <w:pPr>
+              <w:keepNext/>
+              <w:spacing w:before="120"/>
+            </w:pPr>
+            <w:r>
+              <w:rPr>
+                <w:b/>
+                <w:color w:val="C85410"/>
+                <w:sz w:val="19"/>
+              </w:rPr>
+              <w:t>Numbered items in the picture</w:t>
+            </w:r>
+          </w:p>
+          <w:p>
+            <w:pPr>
+              <w:spacing w:after="60"/>
+              <w:ind w:left="403" w:hanging="403"/>
+            </w:pPr>
+            <w:r>
+              <w:rPr>
+                <w:b/>
+                <w:color w:val="FFFFFF"/>
+                <w:sz w:val="16"/>
+                <w:shd w:val="clear" w:color="auto" w:fill="D62828"/>
+              </w:rPr>
+              <w:t xml:space="preserve"> 1 </w:t>
+            </w:r>
+            <w:r>
+              <w:rPr>
+                <w:b/>
+                <w:sz w:val="17"/>
+              </w:rPr>
+              <w:t xml:space="preserve">  Title * — </w:t>
+            </w:r>
+            <w:r>
+              <w:rPr>
+                <w:sz w:val="17"/>
+              </w:rPr>
+              <w:t>A short name for the job.</w:t>
+            </w:r>
+          </w:p>
+          <w:p>
+            <w:pPr>
+              <w:spacing w:after="60"/>
+              <w:ind w:left="403" w:hanging="403"/>
+            </w:pPr>
+            <w:r>
+              <w:rPr>
+                <w:b/>
+                <w:color w:val="FFFFFF"/>
+                <w:sz w:val="16"/>
+                <w:shd w:val="clear" w:color="auto" w:fill="D62828"/>
+              </w:rPr>
+              <w:t xml:space="preserve"> 2 </w:t>
+            </w:r>
+            <w:r>
+              <w:rPr>
+                <w:b/>
+                <w:sz w:val="17"/>
+              </w:rPr>
+              <w:t xml:space="preserve">  Type — </w:t>
+            </w:r>
+            <w:r>
+              <w:rPr>
+                <w:sz w:val="17"/>
+              </w:rPr>
+              <w:t>PM, PM Base, Benchmark, Corrective or Unplanned. Choosing PM Base replaces the date fields with repeat-schedule fields.</w:t>
+            </w:r>
+          </w:p>
+          <w:p>
+            <w:pPr>
+              <w:spacing w:after="60"/>
+              <w:ind w:left="403" w:hanging="403"/>
+            </w:pPr>
+            <w:r>
+              <w:rPr>
+                <w:b/>
+                <w:color w:val="FFFFFF"/>
+                <w:sz w:val="16"/>
+                <w:shd w:val="clear" w:color="auto" w:fill="D62828"/>
+              </w:rPr>
+              <w:t xml:space="preserve"> 3 </w:t>
+            </w:r>
+            <w:r>
+              <w:rPr>
+                <w:b/>
+                <w:sz w:val="17"/>
+              </w:rPr>
+              <w:t xml:space="preserve">  Priority — </w:t>
+            </w:r>
+            <w:r>
+              <w:rPr>
+                <w:sz w:val="17"/>
+              </w:rPr>
+              <w:t>Low, Medium, High or Critical.</w:t>
+            </w:r>
+          </w:p>
+          <w:p>
+            <w:pPr>
+              <w:spacing w:after="60"/>
+              <w:ind w:left="403" w:hanging="403"/>
+            </w:pPr>
+            <w:r>
+              <w:rPr>
+                <w:b/>
+                <w:color w:val="FFFFFF"/>
+                <w:sz w:val="16"/>
+                <w:shd w:val="clear" w:color="auto" w:fill="D62828"/>
+              </w:rPr>
+              <w:t xml:space="preserve"> 4 </w:t>
+            </w:r>
+            <w:r>
+              <w:rPr>
+                <w:b/>
+                <w:sz w:val="17"/>
+              </w:rPr>
+              <w:t xml:space="preserve">  Failure code — </w:t>
+            </w:r>
+            <w:r>
+              <w:rPr>
+                <w:sz w:val="17"/>
+              </w:rPr>
+              <w:t>Corrective and Unplanned only. A standard category for why it failed (for example Wear), for later analysis.</w:t>
+            </w:r>
+          </w:p>
+          <w:p>
+            <w:pPr>
+              <w:spacing w:after="60"/>
+              <w:ind w:left="403" w:hanging="403"/>
+            </w:pPr>
+            <w:r>
+              <w:rPr>
+                <w:b/>
+                <w:color w:val="FFFFFF"/>
+                <w:sz w:val="16"/>
+                <w:shd w:val="clear" w:color="auto" w:fill="D62828"/>
+              </w:rPr>
+              <w:t xml:space="preserve"> 5 </w:t>
+            </w:r>
+            <w:r>
+              <w:rPr>
+                <w:b/>
+                <w:sz w:val="17"/>
+              </w:rPr>
+              <w:t xml:space="preserve">  Root cause — </w:t>
+            </w:r>
+            <w:r>
+              <w:rPr>
+                <w:sz w:val="17"/>
+              </w:rPr>
+              <w:t>Corrective and Unplanned only. Free text for the underlying reason, beyond the code.</w:t>
+            </w:r>
+          </w:p>
+          <w:p>
+            <w:pPr>
+              <w:spacing w:after="60"/>
+              <w:ind w:left="403" w:hanging="403"/>
+            </w:pPr>
+            <w:r>
+              <w:rPr>
+                <w:b/>
+                <w:color w:val="FFFFFF"/>
+                <w:sz w:val="16"/>
+                <w:shd w:val="clear" w:color="auto" w:fill="D62828"/>
+              </w:rPr>
+              <w:t xml:space="preserve"> 6 </w:t>
+            </w:r>
+            <w:r>
+              <w:rPr>
+                <w:b/>
+                <w:sz w:val="17"/>
+              </w:rPr>
+              <w:t xml:space="preserve">  Asset — </w:t>
+            </w:r>
+            <w:r>
+              <w:rPr>
+                <w:sz w:val="17"/>
+              </w:rPr>
+              <w:t>The equipment the job is on. Optional but recommended — it feeds the asset’s work-order history.</w:t>
+            </w:r>
+          </w:p>
+          <w:p>
+            <w:pPr>
+              <w:spacing w:after="60"/>
+              <w:ind w:left="403" w:hanging="403"/>
+            </w:pPr>
+            <w:r>
+              <w:rPr>
+                <w:b/>
+                <w:color w:val="FFFFFF"/>
+                <w:sz w:val="16"/>
+                <w:shd w:val="clear" w:color="auto" w:fill="D62828"/>
+              </w:rPr>
+              <w:t xml:space="preserve"> 7 </w:t>
+            </w:r>
+            <w:r>
+              <w:rPr>
+                <w:b/>
+                <w:sz w:val="17"/>
+              </w:rPr>
+              <w:t xml:space="preserve">  BOM component — </w:t>
+            </w:r>
+            <w:r>
+              <w:rPr>
+                <w:sz w:val="17"/>
+              </w:rPr>
+              <w:t>A component inside the asset (for example “Burner”).</w:t>
+            </w:r>
+          </w:p>
+          <w:p>
+            <w:pPr>
+              <w:spacing w:after="60"/>
+              <w:ind w:left="403" w:hanging="403"/>
+            </w:pPr>
+            <w:r>
+              <w:rPr>
+                <w:b/>
+                <w:color w:val="FFFFFF"/>
+                <w:sz w:val="16"/>
+                <w:shd w:val="clear" w:color="auto" w:fill="D62828"/>
+              </w:rPr>
+              <w:t xml:space="preserve"> 8 </w:t>
+            </w:r>
+            <w:r>
+              <w:rPr>
+                <w:b/>
+                <w:sz w:val="17"/>
+              </w:rPr>
+              <w:t xml:space="preserve">  Location * — </w:t>
+            </w:r>
+            <w:r>
+              <w:rPr>
+                <w:sz w:val="17"/>
+              </w:rPr>
+              <w:t>Where the job is. Filled in from the asset when you choose one.</w:t>
+            </w:r>
+          </w:p>
+          <w:p>
+            <w:pPr>
+              <w:spacing w:after="60"/>
+              <w:ind w:left="403" w:hanging="403"/>
+            </w:pPr>
+            <w:r>
+              <w:rPr>
+                <w:b/>
+                <w:color w:val="FFFFFF"/>
+                <w:sz w:val="16"/>
+                <w:shd w:val="clear" w:color="auto" w:fill="D62828"/>
+              </w:rPr>
+              <w:t xml:space="preserve"> 9 </w:t>
+            </w:r>
+            <w:r>
+              <w:rPr>
+                <w:b/>
+                <w:sz w:val="17"/>
+              </w:rPr>
+              <w:t xml:space="preserve">  Scheduled date (optional) — </w:t>
+            </w:r>
+            <w:r>
+              <w:rPr>
+                <w:sz w:val="17"/>
+              </w:rPr>
+              <w:t>Entering a date schedules the work order: it moves to the Scheduled column and appears on the calendar.</w:t>
+            </w:r>
+          </w:p>
+          <w:p>
+            <w:pPr>
+              <w:spacing w:after="60"/>
+              <w:ind w:left="403" w:hanging="403"/>
+            </w:pPr>
+            <w:r>
+              <w:rPr>
+                <w:b/>
+                <w:color w:val="FFFFFF"/>
+                <w:sz w:val="16"/>
+                <w:shd w:val="clear" w:color="auto" w:fill="D62828"/>
+              </w:rPr>
+              <w:t xml:space="preserve"> 10 </w:t>
+            </w:r>
+            <w:r>
+              <w:rPr>
+                <w:b/>
+                <w:sz w:val="17"/>
+              </w:rPr>
+              <w:t xml:space="preserve">  Required by * — </w:t>
+            </w:r>
+            <w:r>
+              <w:rPr>
+                <w:sz w:val="17"/>
+              </w:rPr>
+              <w:t>The deadline. Required for every type except PM Base.</w:t>
+            </w:r>
+          </w:p>
+          <w:p>
+            <w:pPr>
+              <w:spacing w:after="60"/>
+              <w:ind w:left="403" w:hanging="403"/>
+            </w:pPr>
+            <w:r>
+              <w:rPr>
+                <w:b/>
+                <w:color w:val="FFFFFF"/>
+                <w:sz w:val="16"/>
+                <w:shd w:val="clear" w:color="auto" w:fill="D62828"/>
+              </w:rPr>
+              <w:t xml:space="preserve"> 11 </w:t>
+            </w:r>
+            <w:r>
+              <w:rPr>
+                <w:b/>
+                <w:sz w:val="17"/>
+              </w:rPr>
+              <w:t xml:space="preserve">  Executor — </w:t>
+            </w:r>
+            <w:r>
+              <w:rPr>
+                <w:sz w:val="17"/>
+              </w:rPr>
+              <w:t>The household member responsible. Their Work Orders filter and the Schedule will show the job.</w:t>
+            </w:r>
+          </w:p>
+          <w:p>
+            <w:pPr>
+              <w:spacing w:after="60"/>
+              <w:ind w:left="403" w:hanging="403"/>
+            </w:pPr>
+            <w:r>
+              <w:rPr>
+                <w:b/>
+                <w:color w:val="FFFFFF"/>
+                <w:sz w:val="16"/>
+                <w:shd w:val="clear" w:color="auto" w:fill="D62828"/>
+              </w:rPr>
+              <w:t xml:space="preserve"> 12 </w:t>
+            </w:r>
+            <w:r>
+              <w:rPr>
+                <w:b/>
+                <w:sz w:val="17"/>
+              </w:rPr>
+              <w:t xml:space="preserve">  Parts — </w:t>
+            </w:r>
+            <w:r>
+              <w:rPr>
+                <w:sz w:val="17"/>
+              </w:rPr>
+              <w:t>Parts from the catalogue with quantities. They are deducted from stock when the work order is Completed, and shortages show on the Purchasing list.</w:t>
+            </w:r>
+          </w:p>
+          <w:p>
+            <w:pPr>
+              <w:spacing w:after="60"/>
+              <w:ind w:left="403" w:hanging="403"/>
+            </w:pPr>
+            <w:r>
+              <w:rPr>
+                <w:b/>
+                <w:color w:val="FFFFFF"/>
+                <w:sz w:val="16"/>
+                <w:shd w:val="clear" w:color="auto" w:fill="D62828"/>
+              </w:rPr>
+              <w:t xml:space="preserve"> 13 </w:t>
+            </w:r>
+            <w:r>
+              <w:rPr>
+                <w:b/>
+                <w:sz w:val="17"/>
+              </w:rPr>
+              <w:t xml:space="preserve">  Description — </w:t>
+            </w:r>
+            <w:r>
+              <w:rPr>
+                <w:sz w:val="17"/>
+              </w:rPr>
+              <w:t>Details, instructions or access notes.</w:t>
+            </w:r>
+          </w:p>
+          <w:p>
+            <w:pPr>
+              <w:spacing w:after="60"/>
+              <w:ind w:left="403" w:hanging="403"/>
+            </w:pPr>
+            <w:r>
+              <w:rPr>
+                <w:b/>
+                <w:color w:val="FFFFFF"/>
+                <w:sz w:val="16"/>
+                <w:shd w:val="clear" w:color="auto" w:fill="D62828"/>
+              </w:rPr>
+              <w:t xml:space="preserve"> 14 </w:t>
+            </w:r>
+            <w:r>
+              <w:rPr>
+                <w:b/>
+                <w:sz w:val="17"/>
+              </w:rPr>
+              <w:t xml:space="preserve">  Create / Cancel — </w:t>
+            </w:r>
+            <w:r>
+              <w:rPr>
+                <w:sz w:val="17"/>
+              </w:rPr>
+              <w:t>Create saves the work order. Cancel closes the form (the app asks first if you typed something).</w:t>
+            </w:r>
+          </w:p>
+        </w:tc>
+      </w:tr>
+    </w:tbl>
+    <w:p>
+      <w:pPr>
+        <w:pStyle w:val="Heading2"/>
+        <w:pageBreakBefore/>
+      </w:pPr>
+      <w:r>
+        <w:t>Work order detail</w:t>
       </w:r>
     </w:p>
     <w:p>
@@ -12205,7 +11549,7 @@
       <w:r>
         <w:drawing>
           <wp:inline xmlns:a="http://schemas.openxmlformats.org/drawingml/2006/main" xmlns:pic="http://schemas.openxmlformats.org/drawingml/2006/picture">
-            <wp:extent cx="3992836" cy="3291840"/>
+            <wp:extent cx="4144296" cy="2743199"/>
             <wp:docPr id="17" name="Picture 17"/>
             <wp:cNvGraphicFramePr>
               <a:graphicFrameLocks noChangeAspect="1"/>
@@ -12214,7 +11558,7 @@
               <a:graphicData uri="http://schemas.openxmlformats.org/drawingml/2006/picture">
                 <pic:pic>
                   <pic:nvPicPr>
-                    <pic:cNvPr id="0" name="exec_wo_checklist.png"/>
+                    <pic:cNvPr id="0" name="exec_wo_detail.png"/>
                     <pic:cNvPicPr/>
                   </pic:nvPicPr>
                   <pic:blipFill>
@@ -12226,7 +11570,7 @@
                   <pic:spPr>
                     <a:xfrm>
                       <a:off x="0" y="0"/>
-                      <a:ext cx="3992836" cy="3291840"/>
+                      <a:ext cx="4144296" cy="2743199"/>
                     </a:xfrm>
                     <a:prstGeom prst="rect"/>
                   </pic:spPr>
@@ -12245,7 +11589,7 @@
         <w:rPr>
           <w:sz w:val="19"/>
         </w:rPr>
-        <w:t>Preventive-maintenance (PM) work orders generated from a PM Base carry the checklist defined on that PM Base. Work through it in order. Some steps ask for a measurement instead of a tick. If a measurement falls outside the expected range, the app raises an alarm so a manager sees it.</w:t>
+        <w:t>Selecting a card opens the work order. As an Executor you can read everything on it, move it between Active, Scheduled and Completed, tick checklist items, record readings and add comments. You cannot change dates, costs, assignments or parts, and you cannot Close a work order — a manager or owner verifies and closes the work.</w:t>
       </w:r>
     </w:p>
     <w:p>
@@ -12277,7 +11621,7 @@
         <w:rPr>
           <w:sz w:val="19"/>
         </w:rPr>
-        <w:t>Open the PM work order.</w:t>
+        <w:t>Open a card from the board.</w:t>
       </w:r>
     </w:p>
     <w:p>
@@ -12296,7 +11640,7 @@
         <w:rPr>
           <w:sz w:val="19"/>
         </w:rPr>
-        <w:t>Tick each checklist step as you complete it. The ticks are saved straight away.</w:t>
+        <w:t>Read the details: what, where, when, and any parts or notes.</w:t>
       </w:r>
     </w:p>
     <w:p>
@@ -12315,7 +11659,7 @@
         <w:rPr>
           <w:sz w:val="19"/>
         </w:rPr>
-        <w:t>For a reading step, type the measured number. The unit and the expected range are shown beside the box.</w:t>
+        <w:t>When the job is done, select Completed. If it was Scheduled, the app asks for a short comment on how it went (see the next page).</w:t>
       </w:r>
     </w:p>
     <w:p>
@@ -12334,7 +11678,7 @@
         <w:rPr>
           <w:sz w:val="19"/>
         </w:rPr>
-        <w:t>If the reading is outside the range, an alarm is raised automatically for the managers; keep going and add a comment describing what you saw.</w:t>
+        <w:t>If a checklist is shown, tick off each step and enter any readings as you go.</w:t>
       </w:r>
     </w:p>
     <w:p>
@@ -12353,7 +11697,7 @@
         <w:rPr>
           <w:sz w:val="19"/>
         </w:rPr>
-        <w:t>When every step is done, select Completed. If it was Scheduled you will be asked for a comment; completing generates the next occurrence of the PM automatically.</w:t>
+        <w:t>If something here is wrong (a wrong date, say), tell a manager or add a comment, or submit a work request.</w:t>
       </w:r>
     </w:p>
     <w:p>
@@ -12516,7 +11860,7 @@
                 <w:b/>
                 <w:sz w:val="18"/>
               </w:rPr>
-              <w:t>Checklist heading</w:t>
+              <w:t>Tags</w:t>
             </w:r>
           </w:p>
         </w:tc>
@@ -12539,7 +11883,7 @@
               <w:rPr>
                 <w:sz w:val="18"/>
               </w:rPr>
-              <w:t>The steps for this job. Their order is the order to do them in.</w:t>
+              <w:t>Type (Corrective), status (Scheduled) and priority (Medium).</w:t>
             </w:r>
           </w:p>
         </w:tc>
@@ -12595,7 +11939,7 @@
                 <w:b/>
                 <w:sz w:val="18"/>
               </w:rPr>
-              <w:t>Tick step</w:t>
+              <w:t>Location path</w:t>
             </w:r>
           </w:p>
         </w:tc>
@@ -12618,7 +11962,7 @@
               <w:rPr>
                 <w:sz w:val="18"/>
               </w:rPr>
-              <w:t>Tick when the step is done.</w:t>
+              <w:t>Where the work is.</w:t>
             </w:r>
           </w:p>
         </w:tc>
@@ -12674,7 +12018,7 @@
                 <w:b/>
                 <w:sz w:val="18"/>
               </w:rPr>
-              <w:t>Reading step</w:t>
+              <w:t>Scheduled date</w:t>
             </w:r>
           </w:p>
         </w:tc>
@@ -12697,7 +12041,7 @@
               <w:rPr>
                 <w:sz w:val="18"/>
               </w:rPr>
-              <w:t>Type the measured value. The unit (°F) and the expected range (30–60 °F) are shown to the right. A value outside the range raises an alarm.</w:t>
+              <w:t>The day the work is planned for.</w:t>
             </w:r>
           </w:p>
         </w:tc>
@@ -12753,7 +12097,7 @@
                 <w:b/>
                 <w:sz w:val="18"/>
               </w:rPr>
-              <w:t>Completed</w:t>
+              <w:t>Required by</w:t>
             </w:r>
           </w:p>
         </w:tc>
@@ -12776,7 +12120,7 @@
               <w:rPr>
                 <w:sz w:val="18"/>
               </w:rPr>
-              <w:t>Marks the job done once the checklist is finished.</w:t>
+              <w:t>The deadline.</w:t>
             </w:r>
           </w:p>
         </w:tc>
@@ -12832,7 +12176,7 @@
                 <w:b/>
                 <w:sz w:val="18"/>
               </w:rPr>
-              <w:t>Generated-from note</w:t>
+              <w:t>Cost / Vendor</w:t>
             </w:r>
           </w:p>
         </w:tc>
@@ -12855,7 +12199,323 @@
               <w:rPr>
                 <w:sz w:val="18"/>
               </w:rPr>
-              <w:t>Shows which PM Base created this work order and what happens when you complete it.</w:t>
+              <w:t>What has been spent and who the contractor is, if any. Read-only for executors.</w:t>
+            </w:r>
+          </w:p>
+        </w:tc>
+      </w:tr>
+      <w:tr>
+        <w:trPr>
+          <w:cantSplit/>
+        </w:trPr>
+        <w:tc>
+          <w:tcPr>
+            <w:tcW w:type="dxa" w:w="576"/>
+            <w:shd w:val="clear" w:color="auto" w:fill="D62828"/>
+            <w:tcMar>
+              <w:top w:w="30" w:type="dxa"/>
+              <w:left w:w="70" w:type="dxa"/>
+              <w:bottom w:w="30" w:type="dxa"/>
+              <w:right w:w="70" w:type="dxa"/>
+            </w:tcMar>
+          </w:tcPr>
+          <w:p>
+            <w:pPr>
+              <w:spacing w:after="0"/>
+              <w:jc w:val="center"/>
+            </w:pPr>
+            <w:r/>
+            <w:r>
+              <w:rPr>
+                <w:b/>
+                <w:color w:val="FFFFFF"/>
+                <w:sz w:val="19"/>
+              </w:rPr>
+              <w:t>6</w:t>
+            </w:r>
+          </w:p>
+        </w:tc>
+        <w:tc>
+          <w:tcPr>
+            <w:tcW w:type="dxa" w:w="2448"/>
+            <w:tcMar>
+              <w:top w:w="30" w:type="dxa"/>
+              <w:left w:w="70" w:type="dxa"/>
+              <w:bottom w:w="30" w:type="dxa"/>
+              <w:right w:w="70" w:type="dxa"/>
+            </w:tcMar>
+          </w:tcPr>
+          <w:p>
+            <w:pPr>
+              <w:spacing w:after="0"/>
+            </w:pPr>
+            <w:r/>
+            <w:r>
+              <w:rPr>
+                <w:b/>
+                <w:sz w:val="18"/>
+              </w:rPr>
+              <w:t>Priority / Executor</w:t>
+            </w:r>
+          </w:p>
+        </w:tc>
+        <w:tc>
+          <w:tcPr>
+            <w:tcW w:type="dxa" w:w="6912"/>
+            <w:tcMar>
+              <w:top w:w="30" w:type="dxa"/>
+              <w:left w:w="70" w:type="dxa"/>
+              <w:bottom w:w="30" w:type="dxa"/>
+              <w:right w:w="70" w:type="dxa"/>
+            </w:tcMar>
+          </w:tcPr>
+          <w:p>
+            <w:pPr>
+              <w:spacing w:after="0"/>
+            </w:pPr>
+            <w:r/>
+            <w:r>
+              <w:rPr>
+                <w:sz w:val="18"/>
+              </w:rPr>
+              <w:t>How urgent the job is and who it is assigned to.</w:t>
+            </w:r>
+          </w:p>
+        </w:tc>
+      </w:tr>
+      <w:tr>
+        <w:trPr>
+          <w:cantSplit/>
+        </w:trPr>
+        <w:tc>
+          <w:tcPr>
+            <w:tcW w:type="dxa" w:w="576"/>
+            <w:shd w:val="clear" w:color="auto" w:fill="D62828"/>
+            <w:tcMar>
+              <w:top w:w="30" w:type="dxa"/>
+              <w:left w:w="70" w:type="dxa"/>
+              <w:bottom w:w="30" w:type="dxa"/>
+              <w:right w:w="70" w:type="dxa"/>
+            </w:tcMar>
+          </w:tcPr>
+          <w:p>
+            <w:pPr>
+              <w:spacing w:after="0"/>
+              <w:jc w:val="center"/>
+            </w:pPr>
+            <w:r/>
+            <w:r>
+              <w:rPr>
+                <w:b/>
+                <w:color w:val="FFFFFF"/>
+                <w:sz w:val="19"/>
+              </w:rPr>
+              <w:t>7</w:t>
+            </w:r>
+          </w:p>
+        </w:tc>
+        <w:tc>
+          <w:tcPr>
+            <w:tcW w:type="dxa" w:w="2448"/>
+            <w:tcMar>
+              <w:top w:w="30" w:type="dxa"/>
+              <w:left w:w="70" w:type="dxa"/>
+              <w:bottom w:w="30" w:type="dxa"/>
+              <w:right w:w="70" w:type="dxa"/>
+            </w:tcMar>
+          </w:tcPr>
+          <w:p>
+            <w:pPr>
+              <w:spacing w:after="0"/>
+            </w:pPr>
+            <w:r/>
+            <w:r>
+              <w:rPr>
+                <w:b/>
+                <w:sz w:val="18"/>
+              </w:rPr>
+              <w:t>Failure code / Root cause</w:t>
+            </w:r>
+          </w:p>
+        </w:tc>
+        <w:tc>
+          <w:tcPr>
+            <w:tcW w:type="dxa" w:w="6912"/>
+            <w:tcMar>
+              <w:top w:w="30" w:type="dxa"/>
+              <w:left w:w="70" w:type="dxa"/>
+              <w:bottom w:w="30" w:type="dxa"/>
+              <w:right w:w="70" w:type="dxa"/>
+            </w:tcMar>
+          </w:tcPr>
+          <w:p>
+            <w:pPr>
+              <w:spacing w:after="0"/>
+            </w:pPr>
+            <w:r/>
+            <w:r>
+              <w:rPr>
+                <w:sz w:val="18"/>
+              </w:rPr>
+              <w:t>Why the equipment failed, where recorded (corrective and unplanned jobs).</w:t>
+            </w:r>
+          </w:p>
+        </w:tc>
+      </w:tr>
+      <w:tr>
+        <w:trPr>
+          <w:cantSplit/>
+        </w:trPr>
+        <w:tc>
+          <w:tcPr>
+            <w:tcW w:type="dxa" w:w="576"/>
+            <w:shd w:val="clear" w:color="auto" w:fill="D62828"/>
+            <w:tcMar>
+              <w:top w:w="30" w:type="dxa"/>
+              <w:left w:w="70" w:type="dxa"/>
+              <w:bottom w:w="30" w:type="dxa"/>
+              <w:right w:w="70" w:type="dxa"/>
+            </w:tcMar>
+          </w:tcPr>
+          <w:p>
+            <w:pPr>
+              <w:spacing w:after="0"/>
+              <w:jc w:val="center"/>
+            </w:pPr>
+            <w:r/>
+            <w:r>
+              <w:rPr>
+                <w:b/>
+                <w:color w:val="FFFFFF"/>
+                <w:sz w:val="19"/>
+              </w:rPr>
+              <w:t>8</w:t>
+            </w:r>
+          </w:p>
+        </w:tc>
+        <w:tc>
+          <w:tcPr>
+            <w:tcW w:type="dxa" w:w="2448"/>
+            <w:tcMar>
+              <w:top w:w="30" w:type="dxa"/>
+              <w:left w:w="70" w:type="dxa"/>
+              <w:bottom w:w="30" w:type="dxa"/>
+              <w:right w:w="70" w:type="dxa"/>
+            </w:tcMar>
+          </w:tcPr>
+          <w:p>
+            <w:pPr>
+              <w:spacing w:after="0"/>
+            </w:pPr>
+            <w:r/>
+            <w:r>
+              <w:rPr>
+                <w:b/>
+                <w:sz w:val="18"/>
+              </w:rPr>
+              <w:t>Description</w:t>
+            </w:r>
+          </w:p>
+        </w:tc>
+        <w:tc>
+          <w:tcPr>
+            <w:tcW w:type="dxa" w:w="6912"/>
+            <w:tcMar>
+              <w:top w:w="30" w:type="dxa"/>
+              <w:left w:w="70" w:type="dxa"/>
+              <w:bottom w:w="30" w:type="dxa"/>
+              <w:right w:w="70" w:type="dxa"/>
+            </w:tcMar>
+          </w:tcPr>
+          <w:p>
+            <w:pPr>
+              <w:spacing w:after="0"/>
+            </w:pPr>
+            <w:r/>
+            <w:r>
+              <w:rPr>
+                <w:sz w:val="18"/>
+              </w:rPr>
+              <w:t>What needs doing.</w:t>
+            </w:r>
+          </w:p>
+        </w:tc>
+      </w:tr>
+      <w:tr>
+        <w:trPr>
+          <w:cantSplit/>
+        </w:trPr>
+        <w:tc>
+          <w:tcPr>
+            <w:tcW w:type="dxa" w:w="576"/>
+            <w:shd w:val="clear" w:color="auto" w:fill="D62828"/>
+            <w:tcMar>
+              <w:top w:w="30" w:type="dxa"/>
+              <w:left w:w="70" w:type="dxa"/>
+              <w:bottom w:w="30" w:type="dxa"/>
+              <w:right w:w="70" w:type="dxa"/>
+            </w:tcMar>
+          </w:tcPr>
+          <w:p>
+            <w:pPr>
+              <w:spacing w:after="0"/>
+              <w:jc w:val="center"/>
+            </w:pPr>
+            <w:r/>
+            <w:r>
+              <w:rPr>
+                <w:b/>
+                <w:color w:val="FFFFFF"/>
+                <w:sz w:val="19"/>
+              </w:rPr>
+              <w:t>9</w:t>
+            </w:r>
+          </w:p>
+        </w:tc>
+        <w:tc>
+          <w:tcPr>
+            <w:tcW w:type="dxa" w:w="2448"/>
+            <w:tcMar>
+              <w:top w:w="30" w:type="dxa"/>
+              <w:left w:w="70" w:type="dxa"/>
+              <w:bottom w:w="30" w:type="dxa"/>
+              <w:right w:w="70" w:type="dxa"/>
+            </w:tcMar>
+          </w:tcPr>
+          <w:p>
+            <w:pPr>
+              <w:spacing w:after="0"/>
+            </w:pPr>
+            <w:r/>
+            <w:r>
+              <w:rPr>
+                <w:b/>
+                <w:sz w:val="18"/>
+              </w:rPr>
+              <w:t>Status buttons</w:t>
+            </w:r>
+          </w:p>
+        </w:tc>
+        <w:tc>
+          <w:tcPr>
+            <w:tcW w:type="dxa" w:w="6912"/>
+            <w:tcMar>
+              <w:top w:w="30" w:type="dxa"/>
+              <w:left w:w="70" w:type="dxa"/>
+              <w:bottom w:w="30" w:type="dxa"/>
+              <w:right w:w="70" w:type="dxa"/>
+            </w:tcMar>
+          </w:tcPr>
+          <w:p>
+            <w:pPr>
+              <w:spacing w:after="0"/>
+            </w:pPr>
+            <w:r/>
+            <w:r>
+              <w:rPr>
+                <w:sz w:val="18"/>
+              </w:rPr>
+              <w:t>Move the work order: Active, Scheduled, Completed. “Closed” is greyed out for executors — only managers and owners can close.</w:t>
             </w:r>
           </w:p>
         </w:tc>
@@ -12867,7 +12527,7 @@
         <w:pageBreakBefore/>
       </w:pPr>
       <w:r>
-        <w:t>Completing a work order: the completion comment</w:t>
+        <w:t>Checklists and readings</w:t>
       </w:r>
     </w:p>
     <w:p>
@@ -12878,7 +12538,7 @@
       <w:r>
         <w:drawing>
           <wp:inline xmlns:a="http://schemas.openxmlformats.org/drawingml/2006/main" xmlns:pic="http://schemas.openxmlformats.org/drawingml/2006/picture">
-            <wp:extent cx="5588893" cy="3291840"/>
+            <wp:extent cx="3992836" cy="3291840"/>
             <wp:docPr id="18" name="Picture 18"/>
             <wp:cNvGraphicFramePr>
               <a:graphicFrameLocks noChangeAspect="1"/>
@@ -12887,7 +12547,7 @@
               <a:graphicData uri="http://schemas.openxmlformats.org/drawingml/2006/picture">
                 <pic:pic>
                   <pic:nvPicPr>
-                    <pic:cNvPr id="0" name="exec_wo_complete.png"/>
+                    <pic:cNvPr id="0" name="exec_wo_checklist.png"/>
                     <pic:cNvPicPr/>
                   </pic:nvPicPr>
                   <pic:blipFill>
@@ -12899,7 +12559,7 @@
                   <pic:spPr>
                     <a:xfrm>
                       <a:off x="0" y="0"/>
-                      <a:ext cx="5588893" cy="3291840"/>
+                      <a:ext cx="3992836" cy="3291840"/>
                     </a:xfrm>
                     <a:prstGeom prst="rect"/>
                   </pic:spPr>
@@ -12918,7 +12578,7 @@
         <w:rPr>
           <w:sz w:val="19"/>
         </w:rPr>
-        <w:t>When a Scheduled work order is moved to Completed, the app asks how it went. This comment becomes part of the work order’s permanent history and helps whoever does the job next time. The work order cannot be completed without it.</w:t>
+        <w:t>Preventive-maintenance (PM) work orders generated from a PM Base carry the checklist defined on that PM Base. Work through it in order. Some steps ask for a measurement instead of a tick. If a measurement falls outside the expected range, the app raises an alarm so a manager sees it.</w:t>
       </w:r>
     </w:p>
     <w:p>
@@ -12950,7 +12610,7 @@
         <w:rPr>
           <w:sz w:val="19"/>
         </w:rPr>
-        <w:t>On the work order select Completed.</w:t>
+        <w:t>Open the PM work order.</w:t>
       </w:r>
     </w:p>
     <w:p>
@@ -12969,7 +12629,7 @@
         <w:rPr>
           <w:sz w:val="19"/>
         </w:rPr>
-        <w:t>Describe what was done, anything unexpected, and anything to improve next time (for example “Replaced the cartridge; needed a 3/4 inch wrench”).</w:t>
+        <w:t>Tick each checklist step as you complete it. The ticks are saved straight away.</w:t>
       </w:r>
     </w:p>
     <w:p>
@@ -12988,7 +12648,7 @@
         <w:rPr>
           <w:sz w:val="19"/>
         </w:rPr>
-        <w:t>Select Complete. The work order moves to the Completed column, parts used are deducted from stock, and the date is recorded.</w:t>
+        <w:t>For a reading step, type the measured number. The unit and the expected range are shown beside the box.</w:t>
       </w:r>
     </w:p>
     <w:p>
@@ -13007,7 +12667,26 @@
         <w:rPr>
           <w:sz w:val="19"/>
         </w:rPr>
-        <w:t>A manager or owner reviews the work and then Closes it.</w:t>
+        <w:t>If the reading is outside the range, an alarm is raised automatically for the managers; keep going and add a comment describing what you saw.</w:t>
+      </w:r>
+    </w:p>
+    <w:p>
+      <w:pPr>
+        <w:spacing w:after="40"/>
+        <w:ind w:left="317" w:hanging="317"/>
+      </w:pPr>
+      <w:r>
+        <w:rPr>
+          <w:b/>
+          <w:sz w:val="19"/>
+        </w:rPr>
+        <w:t xml:space="preserve">5.  </w:t>
+      </w:r>
+      <w:r>
+        <w:rPr>
+          <w:sz w:val="19"/>
+        </w:rPr>
+        <w:t>When every step is done, select Completed. If it was Scheduled you will be asked for a comment; completing generates the next occurrence of the PM automatically.</w:t>
       </w:r>
     </w:p>
     <w:p>
@@ -13170,7 +12849,7 @@
                 <w:b/>
                 <w:sz w:val="18"/>
               </w:rPr>
-              <w:t>Comment</w:t>
+              <w:t>Checklist heading</w:t>
             </w:r>
           </w:p>
         </w:tc>
@@ -13193,7 +12872,7 @@
               <w:rPr>
                 <w:sz w:val="18"/>
               </w:rPr>
-              <w:t>Required. Say how the job went and what to improve.</w:t>
+              <w:t>The steps for this job. Their order is the order to do them in.</w:t>
             </w:r>
           </w:p>
         </w:tc>
@@ -13249,7 +12928,7 @@
                 <w:b/>
                 <w:sz w:val="18"/>
               </w:rPr>
-              <w:t>Complete / Cancel</w:t>
+              <w:t>Tick step</w:t>
             </w:r>
           </w:p>
         </w:tc>
@@ -13272,7 +12951,244 @@
               <w:rPr>
                 <w:sz w:val="18"/>
               </w:rPr>
-              <w:t>Complete records the comment and finishes the work order. Cancel leaves it as it was.</w:t>
+              <w:t>Tick when the step is done.</w:t>
+            </w:r>
+          </w:p>
+        </w:tc>
+      </w:tr>
+      <w:tr>
+        <w:trPr>
+          <w:cantSplit/>
+        </w:trPr>
+        <w:tc>
+          <w:tcPr>
+            <w:tcW w:type="dxa" w:w="576"/>
+            <w:shd w:val="clear" w:color="auto" w:fill="D62828"/>
+            <w:tcMar>
+              <w:top w:w="30" w:type="dxa"/>
+              <w:left w:w="70" w:type="dxa"/>
+              <w:bottom w:w="30" w:type="dxa"/>
+              <w:right w:w="70" w:type="dxa"/>
+            </w:tcMar>
+          </w:tcPr>
+          <w:p>
+            <w:pPr>
+              <w:spacing w:after="0"/>
+              <w:jc w:val="center"/>
+            </w:pPr>
+            <w:r/>
+            <w:r>
+              <w:rPr>
+                <w:b/>
+                <w:color w:val="FFFFFF"/>
+                <w:sz w:val="19"/>
+              </w:rPr>
+              <w:t>3</w:t>
+            </w:r>
+          </w:p>
+        </w:tc>
+        <w:tc>
+          <w:tcPr>
+            <w:tcW w:type="dxa" w:w="2448"/>
+            <w:tcMar>
+              <w:top w:w="30" w:type="dxa"/>
+              <w:left w:w="70" w:type="dxa"/>
+              <w:bottom w:w="30" w:type="dxa"/>
+              <w:right w:w="70" w:type="dxa"/>
+            </w:tcMar>
+          </w:tcPr>
+          <w:p>
+            <w:pPr>
+              <w:spacing w:after="0"/>
+            </w:pPr>
+            <w:r/>
+            <w:r>
+              <w:rPr>
+                <w:b/>
+                <w:sz w:val="18"/>
+              </w:rPr>
+              <w:t>Reading step</w:t>
+            </w:r>
+          </w:p>
+        </w:tc>
+        <w:tc>
+          <w:tcPr>
+            <w:tcW w:type="dxa" w:w="6912"/>
+            <w:tcMar>
+              <w:top w:w="30" w:type="dxa"/>
+              <w:left w:w="70" w:type="dxa"/>
+              <w:bottom w:w="30" w:type="dxa"/>
+              <w:right w:w="70" w:type="dxa"/>
+            </w:tcMar>
+          </w:tcPr>
+          <w:p>
+            <w:pPr>
+              <w:spacing w:after="0"/>
+            </w:pPr>
+            <w:r/>
+            <w:r>
+              <w:rPr>
+                <w:sz w:val="18"/>
+              </w:rPr>
+              <w:t>Type the measured value. The unit (°F) and the expected range (30–60 °F) are shown to the right. A value outside the range raises an alarm.</w:t>
+            </w:r>
+          </w:p>
+        </w:tc>
+      </w:tr>
+      <w:tr>
+        <w:trPr>
+          <w:cantSplit/>
+        </w:trPr>
+        <w:tc>
+          <w:tcPr>
+            <w:tcW w:type="dxa" w:w="576"/>
+            <w:shd w:val="clear" w:color="auto" w:fill="D62828"/>
+            <w:tcMar>
+              <w:top w:w="30" w:type="dxa"/>
+              <w:left w:w="70" w:type="dxa"/>
+              <w:bottom w:w="30" w:type="dxa"/>
+              <w:right w:w="70" w:type="dxa"/>
+            </w:tcMar>
+          </w:tcPr>
+          <w:p>
+            <w:pPr>
+              <w:spacing w:after="0"/>
+              <w:jc w:val="center"/>
+            </w:pPr>
+            <w:r/>
+            <w:r>
+              <w:rPr>
+                <w:b/>
+                <w:color w:val="FFFFFF"/>
+                <w:sz w:val="19"/>
+              </w:rPr>
+              <w:t>4</w:t>
+            </w:r>
+          </w:p>
+        </w:tc>
+        <w:tc>
+          <w:tcPr>
+            <w:tcW w:type="dxa" w:w="2448"/>
+            <w:tcMar>
+              <w:top w:w="30" w:type="dxa"/>
+              <w:left w:w="70" w:type="dxa"/>
+              <w:bottom w:w="30" w:type="dxa"/>
+              <w:right w:w="70" w:type="dxa"/>
+            </w:tcMar>
+          </w:tcPr>
+          <w:p>
+            <w:pPr>
+              <w:spacing w:after="0"/>
+            </w:pPr>
+            <w:r/>
+            <w:r>
+              <w:rPr>
+                <w:b/>
+                <w:sz w:val="18"/>
+              </w:rPr>
+              <w:t>Completed</w:t>
+            </w:r>
+          </w:p>
+        </w:tc>
+        <w:tc>
+          <w:tcPr>
+            <w:tcW w:type="dxa" w:w="6912"/>
+            <w:tcMar>
+              <w:top w:w="30" w:type="dxa"/>
+              <w:left w:w="70" w:type="dxa"/>
+              <w:bottom w:w="30" w:type="dxa"/>
+              <w:right w:w="70" w:type="dxa"/>
+            </w:tcMar>
+          </w:tcPr>
+          <w:p>
+            <w:pPr>
+              <w:spacing w:after="0"/>
+            </w:pPr>
+            <w:r/>
+            <w:r>
+              <w:rPr>
+                <w:sz w:val="18"/>
+              </w:rPr>
+              <w:t>Marks the job done once the checklist is finished.</w:t>
+            </w:r>
+          </w:p>
+        </w:tc>
+      </w:tr>
+      <w:tr>
+        <w:trPr>
+          <w:cantSplit/>
+        </w:trPr>
+        <w:tc>
+          <w:tcPr>
+            <w:tcW w:type="dxa" w:w="576"/>
+            <w:shd w:val="clear" w:color="auto" w:fill="D62828"/>
+            <w:tcMar>
+              <w:top w:w="30" w:type="dxa"/>
+              <w:left w:w="70" w:type="dxa"/>
+              <w:bottom w:w="30" w:type="dxa"/>
+              <w:right w:w="70" w:type="dxa"/>
+            </w:tcMar>
+          </w:tcPr>
+          <w:p>
+            <w:pPr>
+              <w:spacing w:after="0"/>
+              <w:jc w:val="center"/>
+            </w:pPr>
+            <w:r/>
+            <w:r>
+              <w:rPr>
+                <w:b/>
+                <w:color w:val="FFFFFF"/>
+                <w:sz w:val="19"/>
+              </w:rPr>
+              <w:t>5</w:t>
+            </w:r>
+          </w:p>
+        </w:tc>
+        <w:tc>
+          <w:tcPr>
+            <w:tcW w:type="dxa" w:w="2448"/>
+            <w:tcMar>
+              <w:top w:w="30" w:type="dxa"/>
+              <w:left w:w="70" w:type="dxa"/>
+              <w:bottom w:w="30" w:type="dxa"/>
+              <w:right w:w="70" w:type="dxa"/>
+            </w:tcMar>
+          </w:tcPr>
+          <w:p>
+            <w:pPr>
+              <w:spacing w:after="0"/>
+            </w:pPr>
+            <w:r/>
+            <w:r>
+              <w:rPr>
+                <w:b/>
+                <w:sz w:val="18"/>
+              </w:rPr>
+              <w:t>Generated-from note</w:t>
+            </w:r>
+          </w:p>
+        </w:tc>
+        <w:tc>
+          <w:tcPr>
+            <w:tcW w:type="dxa" w:w="6912"/>
+            <w:tcMar>
+              <w:top w:w="30" w:type="dxa"/>
+              <w:left w:w="70" w:type="dxa"/>
+              <w:bottom w:w="30" w:type="dxa"/>
+              <w:right w:w="70" w:type="dxa"/>
+            </w:tcMar>
+          </w:tcPr>
+          <w:p>
+            <w:pPr>
+              <w:spacing w:after="0"/>
+            </w:pPr>
+            <w:r/>
+            <w:r>
+              <w:rPr>
+                <w:sz w:val="18"/>
+              </w:rPr>
+              <w:t>Shows which PM Base created this work order and what happens when you complete it.</w:t>
             </w:r>
           </w:p>
         </w:tc>
@@ -13284,7 +13200,7 @@
         <w:pageBreakBefore/>
       </w:pPr>
       <w:r>
-        <w:t>Comments on a work order</w:t>
+        <w:t>Completing a work order: the completion comment</w:t>
       </w:r>
     </w:p>
     <w:p>
@@ -13295,7 +13211,7 @@
       <w:r>
         <w:drawing>
           <wp:inline xmlns:a="http://schemas.openxmlformats.org/drawingml/2006/main" xmlns:pic="http://schemas.openxmlformats.org/drawingml/2006/picture">
-            <wp:extent cx="4309039" cy="3291840"/>
+            <wp:extent cx="5588893" cy="3291840"/>
             <wp:docPr id="19" name="Picture 19"/>
             <wp:cNvGraphicFramePr>
               <a:graphicFrameLocks noChangeAspect="1"/>
@@ -13304,7 +13220,7 @@
               <a:graphicData uri="http://schemas.openxmlformats.org/drawingml/2006/picture">
                 <pic:pic>
                   <pic:nvPicPr>
-                    <pic:cNvPr id="0" name="exec_wo_comments.png"/>
+                    <pic:cNvPr id="0" name="exec_wo_complete.png"/>
                     <pic:cNvPicPr/>
                   </pic:nvPicPr>
                   <pic:blipFill>
@@ -13316,7 +13232,7 @@
                   <pic:spPr>
                     <a:xfrm>
                       <a:off x="0" y="0"/>
-                      <a:ext cx="4309039" cy="3291840"/>
+                      <a:ext cx="5588893" cy="3291840"/>
                     </a:xfrm>
                     <a:prstGeom prst="rect"/>
                   </pic:spPr>
@@ -13335,7 +13251,7 @@
         <w:rPr>
           <w:sz w:val="19"/>
         </w:rPr>
-        <w:t>Once a work order is Completed or Closed — or any time it has comments — a Comments area appears at the bottom. It keeps a dated, signed history of what happened. Executors, managers and owners can add comments; guests can only read them.</w:t>
+        <w:t>When a Scheduled work order is moved to Completed, the app asks how it went. This comment becomes part of the work order’s permanent history and helps whoever does the job next time. The work order cannot be completed without it.</w:t>
       </w:r>
     </w:p>
     <w:p>
@@ -13367,7 +13283,7 @@
         <w:rPr>
           <w:sz w:val="19"/>
         </w:rPr>
-        <w:t>Scroll to the Comments area at the bottom of the work order.</w:t>
+        <w:t>On the work order select Completed.</w:t>
       </w:r>
     </w:p>
     <w:p>
@@ -13386,7 +13302,7 @@
         <w:rPr>
           <w:sz w:val="19"/>
         </w:rPr>
-        <w:t>Read earlier comments (author and date above each).</w:t>
+        <w:t>Describe what was done, anything unexpected, and anything to improve next time (for example “Replaced the cartridge; needed a 3/4 inch wrench”).</w:t>
       </w:r>
     </w:p>
     <w:p>
@@ -13405,7 +13321,26 @@
         <w:rPr>
           <w:sz w:val="19"/>
         </w:rPr>
-        <w:t>Type your note in the box and select Add comment. Comments cannot be edited or deleted afterwards, so write them carefully.</w:t>
+        <w:t>Select Complete. The work order moves to the Completed column, parts used are deducted from stock, and the date is recorded.</w:t>
+      </w:r>
+    </w:p>
+    <w:p>
+      <w:pPr>
+        <w:spacing w:after="40"/>
+        <w:ind w:left="317" w:hanging="317"/>
+      </w:pPr>
+      <w:r>
+        <w:rPr>
+          <w:b/>
+          <w:sz w:val="19"/>
+        </w:rPr>
+        <w:t xml:space="preserve">4.  </w:t>
+      </w:r>
+      <w:r>
+        <w:rPr>
+          <w:sz w:val="19"/>
+        </w:rPr>
+        <w:t>A manager or owner reviews the work and then Closes it.</w:t>
       </w:r>
     </w:p>
     <w:p>
@@ -13568,7 +13503,7 @@
                 <w:b/>
                 <w:sz w:val="18"/>
               </w:rPr>
-              <w:t>Comments heading</w:t>
+              <w:t>Comment</w:t>
             </w:r>
           </w:p>
         </w:tc>
@@ -13591,7 +13526,7 @@
               <w:rPr>
                 <w:sz w:val="18"/>
               </w:rPr>
-              <w:t>Everything said about this job, oldest first.</w:t>
+              <w:t>Required. Say how the job went and what to improve.</w:t>
             </w:r>
           </w:p>
         </w:tc>
@@ -13647,7 +13582,7 @@
                 <w:b/>
                 <w:sz w:val="18"/>
               </w:rPr>
-              <w:t>New comment box</w:t>
+              <w:t>Complete / Cancel</w:t>
             </w:r>
           </w:p>
         </w:tc>
@@ -13670,86 +13605,7 @@
               <w:rPr>
                 <w:sz w:val="18"/>
               </w:rPr>
-              <w:t>Type a note about how it went.</w:t>
-            </w:r>
-          </w:p>
-        </w:tc>
-      </w:tr>
-      <w:tr>
-        <w:trPr>
-          <w:cantSplit/>
-        </w:trPr>
-        <w:tc>
-          <w:tcPr>
-            <w:tcW w:type="dxa" w:w="576"/>
-            <w:shd w:val="clear" w:color="auto" w:fill="D62828"/>
-            <w:tcMar>
-              <w:top w:w="30" w:type="dxa"/>
-              <w:left w:w="70" w:type="dxa"/>
-              <w:bottom w:w="30" w:type="dxa"/>
-              <w:right w:w="70" w:type="dxa"/>
-            </w:tcMar>
-          </w:tcPr>
-          <w:p>
-            <w:pPr>
-              <w:spacing w:after="0"/>
-              <w:jc w:val="center"/>
-            </w:pPr>
-            <w:r/>
-            <w:r>
-              <w:rPr>
-                <w:b/>
-                <w:color w:val="FFFFFF"/>
-                <w:sz w:val="19"/>
-              </w:rPr>
-              <w:t>3</w:t>
-            </w:r>
-          </w:p>
-        </w:tc>
-        <w:tc>
-          <w:tcPr>
-            <w:tcW w:type="dxa" w:w="2448"/>
-            <w:tcMar>
-              <w:top w:w="30" w:type="dxa"/>
-              <w:left w:w="70" w:type="dxa"/>
-              <w:bottom w:w="30" w:type="dxa"/>
-              <w:right w:w="70" w:type="dxa"/>
-            </w:tcMar>
-          </w:tcPr>
-          <w:p>
-            <w:pPr>
-              <w:spacing w:after="0"/>
-            </w:pPr>
-            <w:r/>
-            <w:r>
-              <w:rPr>
-                <w:b/>
-                <w:sz w:val="18"/>
-              </w:rPr>
-              <w:t>Add comment</w:t>
-            </w:r>
-          </w:p>
-        </w:tc>
-        <w:tc>
-          <w:tcPr>
-            <w:tcW w:type="dxa" w:w="6912"/>
-            <w:tcMar>
-              <w:top w:w="30" w:type="dxa"/>
-              <w:left w:w="70" w:type="dxa"/>
-              <w:bottom w:w="30" w:type="dxa"/>
-              <w:right w:w="70" w:type="dxa"/>
-            </w:tcMar>
-          </w:tcPr>
-          <w:p>
-            <w:pPr>
-              <w:spacing w:after="0"/>
-            </w:pPr>
-            <w:r/>
-            <w:r>
-              <w:rPr>
-                <w:sz w:val="18"/>
-              </w:rPr>
-              <w:t>Saves the comment with your name and today’s date.</w:t>
+              <w:t>Complete records the comment and finishes the work order. Cancel leaves it as it was.</w:t>
             </w:r>
           </w:p>
         </w:tc>
@@ -13761,7 +13617,7 @@
         <w:pageBreakBefore/>
       </w:pPr>
       <w:r>
-        <w:t>Viewing a PM Base template</w:t>
+        <w:t>Comments on a work order</w:t>
       </w:r>
     </w:p>
     <w:p>
@@ -13772,7 +13628,7 @@
       <w:r>
         <w:drawing>
           <wp:inline xmlns:a="http://schemas.openxmlformats.org/drawingml/2006/main" xmlns:pic="http://schemas.openxmlformats.org/drawingml/2006/picture">
-            <wp:extent cx="6309360" cy="2656967"/>
+            <wp:extent cx="4309039" cy="3291840"/>
             <wp:docPr id="20" name="Picture 20"/>
             <wp:cNvGraphicFramePr>
               <a:graphicFrameLocks noChangeAspect="1"/>
@@ -13781,7 +13637,7 @@
               <a:graphicData uri="http://schemas.openxmlformats.org/drawingml/2006/picture">
                 <pic:pic>
                   <pic:nvPicPr>
-                    <pic:cNvPr id="0" name="exec_pm_detail.png"/>
+                    <pic:cNvPr id="0" name="exec_wo_comments.png"/>
                     <pic:cNvPicPr/>
                   </pic:nvPicPr>
                   <pic:blipFill>
@@ -13793,7 +13649,7 @@
                   <pic:spPr>
                     <a:xfrm>
                       <a:off x="0" y="0"/>
-                      <a:ext cx="6309360" cy="2656967"/>
+                      <a:ext cx="4309039" cy="3291840"/>
                     </a:xfrm>
                     <a:prstGeom prst="rect"/>
                   </pic:spPr>
@@ -13812,7 +13668,7 @@
         <w:rPr>
           <w:sz w:val="19"/>
         </w:rPr>
-        <w:t>Executors can open PM Base templates to see how often a job repeats and which jobs have been generated from it, but cannot change them. To work a generated job, open it from the board (or from the list at the bottom of this window).</w:t>
+        <w:t>Once a work order is Completed or Closed — or any time it has comments — a Comments area appears at the bottom. It keeps a dated, signed history of what happened. Executors, managers and owners can add comments; guests can only read them.</w:t>
       </w:r>
     </w:p>
     <w:p>
@@ -13844,7 +13700,7 @@
         <w:rPr>
           <w:sz w:val="19"/>
         </w:rPr>
-        <w:t>Find the PM Base under “PM Base templates” (set the Executor filter to All executors if it is hidden).</w:t>
+        <w:t>Scroll to the Comments area at the bottom of the work order.</w:t>
       </w:r>
     </w:p>
     <w:p>
@@ -13863,7 +13719,7 @@
         <w:rPr>
           <w:sz w:val="19"/>
         </w:rPr>
-        <w:t>Read the repeat rule and the standby note, if any.</w:t>
+        <w:t>Read earlier comments (author and date above each).</w:t>
       </w:r>
     </w:p>
     <w:p>
@@ -13882,7 +13738,7 @@
         <w:rPr>
           <w:sz w:val="19"/>
         </w:rPr>
-        <w:t>Select a generated job in the list to open it.</w:t>
+        <w:t>Type your note in the box and select Add comment. Comments cannot be edited or deleted afterwards, so write them carefully.</w:t>
       </w:r>
     </w:p>
     <w:p>
@@ -14045,7 +13901,7 @@
                 <w:b/>
                 <w:sz w:val="18"/>
               </w:rPr>
-              <w:t>Repeat rule</w:t>
+              <w:t>Comments heading</w:t>
             </w:r>
           </w:p>
         </w:tc>
@@ -14068,7 +13924,7 @@
               <w:rPr>
                 <w:sz w:val="18"/>
               </w:rPr>
-              <w:t>In words: how the next job is timed.</w:t>
+              <w:t>Everything said about this job, oldest first.</w:t>
             </w:r>
           </w:p>
         </w:tc>
@@ -14124,7 +13980,7 @@
                 <w:b/>
                 <w:sz w:val="18"/>
               </w:rPr>
-              <w:t>Generated PM instances</w:t>
+              <w:t>New comment box</w:t>
             </w:r>
           </w:p>
         </w:tc>
@@ -14147,7 +14003,86 @@
               <w:rPr>
                 <w:sz w:val="18"/>
               </w:rPr>
-              <w:t>Jobs created from this template, with number, due date and status. Select one to open it.</w:t>
+              <w:t>Type a note about how it went.</w:t>
+            </w:r>
+          </w:p>
+        </w:tc>
+      </w:tr>
+      <w:tr>
+        <w:trPr>
+          <w:cantSplit/>
+        </w:trPr>
+        <w:tc>
+          <w:tcPr>
+            <w:tcW w:type="dxa" w:w="576"/>
+            <w:shd w:val="clear" w:color="auto" w:fill="D62828"/>
+            <w:tcMar>
+              <w:top w:w="30" w:type="dxa"/>
+              <w:left w:w="70" w:type="dxa"/>
+              <w:bottom w:w="30" w:type="dxa"/>
+              <w:right w:w="70" w:type="dxa"/>
+            </w:tcMar>
+          </w:tcPr>
+          <w:p>
+            <w:pPr>
+              <w:spacing w:after="0"/>
+              <w:jc w:val="center"/>
+            </w:pPr>
+            <w:r/>
+            <w:r>
+              <w:rPr>
+                <w:b/>
+                <w:color w:val="FFFFFF"/>
+                <w:sz w:val="19"/>
+              </w:rPr>
+              <w:t>3</w:t>
+            </w:r>
+          </w:p>
+        </w:tc>
+        <w:tc>
+          <w:tcPr>
+            <w:tcW w:type="dxa" w:w="2448"/>
+            <w:tcMar>
+              <w:top w:w="30" w:type="dxa"/>
+              <w:left w:w="70" w:type="dxa"/>
+              <w:bottom w:w="30" w:type="dxa"/>
+              <w:right w:w="70" w:type="dxa"/>
+            </w:tcMar>
+          </w:tcPr>
+          <w:p>
+            <w:pPr>
+              <w:spacing w:after="0"/>
+            </w:pPr>
+            <w:r/>
+            <w:r>
+              <w:rPr>
+                <w:b/>
+                <w:sz w:val="18"/>
+              </w:rPr>
+              <w:t>Add comment</w:t>
+            </w:r>
+          </w:p>
+        </w:tc>
+        <w:tc>
+          <w:tcPr>
+            <w:tcW w:type="dxa" w:w="6912"/>
+            <w:tcMar>
+              <w:top w:w="30" w:type="dxa"/>
+              <w:left w:w="70" w:type="dxa"/>
+              <w:bottom w:w="30" w:type="dxa"/>
+              <w:right w:w="70" w:type="dxa"/>
+            </w:tcMar>
+          </w:tcPr>
+          <w:p>
+            <w:pPr>
+              <w:spacing w:after="0"/>
+            </w:pPr>
+            <w:r/>
+            <w:r>
+              <w:rPr>
+                <w:sz w:val="18"/>
+              </w:rPr>
+              <w:t>Saves the comment with your name and today’s date.</w:t>
             </w:r>
           </w:p>
         </w:tc>
@@ -14159,7 +14094,7 @@
         <w:pageBreakBefore/>
       </w:pPr>
       <w:r>
-        <w:t>The closed work-order archive</w:t>
+        <w:t>Viewing a PM Base template</w:t>
       </w:r>
     </w:p>
     <w:p>
@@ -14170,7 +14105,7 @@
       <w:r>
         <w:drawing>
           <wp:inline xmlns:a="http://schemas.openxmlformats.org/drawingml/2006/main" xmlns:pic="http://schemas.openxmlformats.org/drawingml/2006/picture">
-            <wp:extent cx="6309360" cy="2275261"/>
+            <wp:extent cx="6309360" cy="2656967"/>
             <wp:docPr id="21" name="Picture 21"/>
             <wp:cNvGraphicFramePr>
               <a:graphicFrameLocks noChangeAspect="1"/>
@@ -14179,7 +14114,7 @@
               <a:graphicData uri="http://schemas.openxmlformats.org/drawingml/2006/picture">
                 <pic:pic>
                   <pic:nvPicPr>
-                    <pic:cNvPr id="0" name="exec_wo_archive.png"/>
+                    <pic:cNvPr id="0" name="exec_pm_detail.png"/>
                     <pic:cNvPicPr/>
                   </pic:nvPicPr>
                   <pic:blipFill>
@@ -14191,7 +14126,7 @@
                   <pic:spPr>
                     <a:xfrm>
                       <a:off x="0" y="0"/>
-                      <a:ext cx="6309360" cy="2275261"/>
+                      <a:ext cx="6309360" cy="2656967"/>
                     </a:xfrm>
                     <a:prstGeom prst="rect"/>
                   </pic:spPr>
@@ -14210,7 +14145,7 @@
         <w:rPr>
           <w:sz w:val="19"/>
         </w:rPr>
-        <w:t>The Closed column of the board only shows recently closed work. The archive lists every closed work order, newest first, so you can look up what was done, when and for how much.</w:t>
+        <w:t>Executors can open PM Base templates to see how often a job repeats and which jobs have been generated from it, but cannot change them. To work a generated job, open it from the board (or from the list at the bottom of this window).</w:t>
       </w:r>
     </w:p>
     <w:p>
@@ -14242,7 +14177,7 @@
         <w:rPr>
           <w:sz w:val="19"/>
         </w:rPr>
-        <w:t>On the board select the archive button at the right end of the Closed column header.</w:t>
+        <w:t>Find the PM Base under “PM Base templates” (set the Executor filter to All executors if it is hidden).</w:t>
       </w:r>
     </w:p>
     <w:p>
@@ -14261,7 +14196,7 @@
         <w:rPr>
           <w:sz w:val="19"/>
         </w:rPr>
-        <w:t>Search by title or number and filter by location and type.</w:t>
+        <w:t>Read the repeat rule and the standby note, if any.</w:t>
       </w:r>
     </w:p>
     <w:p>
@@ -14280,7 +14215,7 @@
         <w:rPr>
           <w:sz w:val="19"/>
         </w:rPr>
-        <w:t>Select a row to open the work order.</w:t>
+        <w:t>Select a generated job in the list to open it.</w:t>
       </w:r>
     </w:p>
     <w:p>
@@ -14443,7 +14378,7 @@
                 <w:b/>
                 <w:sz w:val="18"/>
               </w:rPr>
-              <w:t>Search</w:t>
+              <w:t>Repeat rule</w:t>
             </w:r>
           </w:p>
         </w:tc>
@@ -14466,7 +14401,7 @@
               <w:rPr>
                 <w:sz w:val="18"/>
               </w:rPr>
-              <w:t>Title or number.</w:t>
+              <w:t>In words: how the next job is timed.</w:t>
             </w:r>
           </w:p>
         </w:tc>
@@ -14522,7 +14457,7 @@
                 <w:b/>
                 <w:sz w:val="18"/>
               </w:rPr>
-              <w:t>Location filter</w:t>
+              <w:t>Generated PM instances</w:t>
             </w:r>
           </w:p>
         </w:tc>
@@ -14545,165 +14480,7 @@
               <w:rPr>
                 <w:sz w:val="18"/>
               </w:rPr>
-              <w:t>Only work closed at one place and everything inside it.</w:t>
-            </w:r>
-          </w:p>
-        </w:tc>
-      </w:tr>
-      <w:tr>
-        <w:trPr>
-          <w:cantSplit/>
-        </w:trPr>
-        <w:tc>
-          <w:tcPr>
-            <w:tcW w:type="dxa" w:w="576"/>
-            <w:shd w:val="clear" w:color="auto" w:fill="D62828"/>
-            <w:tcMar>
-              <w:top w:w="30" w:type="dxa"/>
-              <w:left w:w="70" w:type="dxa"/>
-              <w:bottom w:w="30" w:type="dxa"/>
-              <w:right w:w="70" w:type="dxa"/>
-            </w:tcMar>
-          </w:tcPr>
-          <w:p>
-            <w:pPr>
-              <w:spacing w:after="0"/>
-              <w:jc w:val="center"/>
-            </w:pPr>
-            <w:r/>
-            <w:r>
-              <w:rPr>
-                <w:b/>
-                <w:color w:val="FFFFFF"/>
-                <w:sz w:val="19"/>
-              </w:rPr>
-              <w:t>3</w:t>
-            </w:r>
-          </w:p>
-        </w:tc>
-        <w:tc>
-          <w:tcPr>
-            <w:tcW w:type="dxa" w:w="2448"/>
-            <w:tcMar>
-              <w:top w:w="30" w:type="dxa"/>
-              <w:left w:w="70" w:type="dxa"/>
-              <w:bottom w:w="30" w:type="dxa"/>
-              <w:right w:w="70" w:type="dxa"/>
-            </w:tcMar>
-          </w:tcPr>
-          <w:p>
-            <w:pPr>
-              <w:spacing w:after="0"/>
-            </w:pPr>
-            <w:r/>
-            <w:r>
-              <w:rPr>
-                <w:b/>
-                <w:sz w:val="18"/>
-              </w:rPr>
-              <w:t>Type filter</w:t>
-            </w:r>
-          </w:p>
-        </w:tc>
-        <w:tc>
-          <w:tcPr>
-            <w:tcW w:type="dxa" w:w="6912"/>
-            <w:tcMar>
-              <w:top w:w="30" w:type="dxa"/>
-              <w:left w:w="70" w:type="dxa"/>
-              <w:bottom w:w="30" w:type="dxa"/>
-              <w:right w:w="70" w:type="dxa"/>
-            </w:tcMar>
-          </w:tcPr>
-          <w:p>
-            <w:pPr>
-              <w:spacing w:after="0"/>
-            </w:pPr>
-            <w:r/>
-            <w:r>
-              <w:rPr>
-                <w:sz w:val="18"/>
-              </w:rPr>
-              <w:t>PM, Benchmark, Corrective or Unplanned.</w:t>
-            </w:r>
-          </w:p>
-        </w:tc>
-      </w:tr>
-      <w:tr>
-        <w:trPr>
-          <w:cantSplit/>
-        </w:trPr>
-        <w:tc>
-          <w:tcPr>
-            <w:tcW w:type="dxa" w:w="576"/>
-            <w:shd w:val="clear" w:color="auto" w:fill="D62828"/>
-            <w:tcMar>
-              <w:top w:w="30" w:type="dxa"/>
-              <w:left w:w="70" w:type="dxa"/>
-              <w:bottom w:w="30" w:type="dxa"/>
-              <w:right w:w="70" w:type="dxa"/>
-            </w:tcMar>
-          </w:tcPr>
-          <w:p>
-            <w:pPr>
-              <w:spacing w:after="0"/>
-              <w:jc w:val="center"/>
-            </w:pPr>
-            <w:r/>
-            <w:r>
-              <w:rPr>
-                <w:b/>
-                <w:color w:val="FFFFFF"/>
-                <w:sz w:val="19"/>
-              </w:rPr>
-              <w:t>4</w:t>
-            </w:r>
-          </w:p>
-        </w:tc>
-        <w:tc>
-          <w:tcPr>
-            <w:tcW w:type="dxa" w:w="2448"/>
-            <w:tcMar>
-              <w:top w:w="30" w:type="dxa"/>
-              <w:left w:w="70" w:type="dxa"/>
-              <w:bottom w:w="30" w:type="dxa"/>
-              <w:right w:w="70" w:type="dxa"/>
-            </w:tcMar>
-          </w:tcPr>
-          <w:p>
-            <w:pPr>
-              <w:spacing w:after="0"/>
-            </w:pPr>
-            <w:r/>
-            <w:r>
-              <w:rPr>
-                <w:b/>
-                <w:sz w:val="18"/>
-              </w:rPr>
-              <w:t>Closed work order</w:t>
-            </w:r>
-          </w:p>
-        </w:tc>
-        <w:tc>
-          <w:tcPr>
-            <w:tcW w:type="dxa" w:w="6912"/>
-            <w:tcMar>
-              <w:top w:w="30" w:type="dxa"/>
-              <w:left w:w="70" w:type="dxa"/>
-              <w:bottom w:w="30" w:type="dxa"/>
-              <w:right w:w="70" w:type="dxa"/>
-            </w:tcMar>
-          </w:tcPr>
-          <w:p>
-            <w:pPr>
-              <w:spacing w:after="0"/>
-            </w:pPr>
-            <w:r/>
-            <w:r>
-              <w:rPr>
-                <w:sz w:val="18"/>
-              </w:rPr>
-              <w:t>Number, title and date it was closed. Select it to open.</w:t>
+              <w:t>Jobs created from this template, with number, due date and status. Select one to open it.</w:t>
             </w:r>
           </w:p>
         </w:tc>
@@ -14711,30 +14488,22 @@
     </w:tbl>
     <w:p>
       <w:pPr>
-        <w:pStyle w:val="Heading1"/>
+        <w:pStyle w:val="Heading2"/>
         <w:pageBreakBefore/>
       </w:pPr>
       <w:r>
-        <w:t>Schedule</w:t>
+        <w:t>The closed work-order archive</w:t>
       </w:r>
     </w:p>
     <w:p>
       <w:pPr>
-        <w:pStyle w:val="Heading2"/>
-      </w:pPr>
-      <w:r>
-        <w:t>Schedule</w:t>
-      </w:r>
-    </w:p>
-    <w:p>
-      <w:pPr>
         <w:spacing w:after="120"/>
         <w:jc w:val="center"/>
       </w:pPr>
       <w:r>
         <w:drawing>
           <wp:inline xmlns:a="http://schemas.openxmlformats.org/drawingml/2006/main" xmlns:pic="http://schemas.openxmlformats.org/drawingml/2006/picture">
-            <wp:extent cx="5266944" cy="3291840"/>
+            <wp:extent cx="6309360" cy="2275261"/>
             <wp:docPr id="22" name="Picture 22"/>
             <wp:cNvGraphicFramePr>
               <a:graphicFrameLocks noChangeAspect="1"/>
@@ -14743,7 +14512,7 @@
               <a:graphicData uri="http://schemas.openxmlformats.org/drawingml/2006/picture">
                 <pic:pic>
                   <pic:nvPicPr>
-                    <pic:cNvPr id="0" name="exec_schedule.png"/>
+                    <pic:cNvPr id="0" name="exec_wo_archive.png"/>
                     <pic:cNvPicPr/>
                   </pic:nvPicPr>
                   <pic:blipFill>
@@ -14755,7 +14524,7 @@
                   <pic:spPr>
                     <a:xfrm>
                       <a:off x="0" y="0"/>
-                      <a:ext cx="5266944" cy="3291840"/>
+                      <a:ext cx="6309360" cy="2275261"/>
                     </a:xfrm>
                     <a:prstGeom prst="rect"/>
                   </pic:spPr>
@@ -14774,7 +14543,7 @@
         <w:rPr>
           <w:sz w:val="19"/>
         </w:rPr>
-        <w:t>The Schedule is a monthly calendar of every work order that has a scheduled date. Use it to see what is planned for which day and to spot busy weeks.</w:t>
+        <w:t>The Closed column of the board only shows recently closed work. The archive lists every closed work order, newest first, so you can look up what was done, when and for how much.</w:t>
       </w:r>
     </w:p>
     <w:p>
@@ -14806,7 +14575,7 @@
         <w:rPr>
           <w:sz w:val="19"/>
         </w:rPr>
-        <w:t>Use the arrows beside the month name to move between months; “Today” jumps back to the current month.</w:t>
+        <w:t>On the board select the archive button at the right end of the Closed column header.</w:t>
       </w:r>
     </w:p>
     <w:p>
@@ -14825,7 +14594,7 @@
         <w:rPr>
           <w:sz w:val="19"/>
         </w:rPr>
-        <w:t>Narrow the calendar with the location tree or the executor filter. Executors start on their own name; choose “All executors” to see everyone’s work.</w:t>
+        <w:t>Search by title or number and filter by location and type.</w:t>
       </w:r>
     </w:p>
     <w:p>
@@ -14844,26 +14613,7 @@
         <w:rPr>
           <w:sz w:val="19"/>
         </w:rPr>
-        <w:t>Select a work-order tag in a day to open the work order. Colours follow the work-order type.</w:t>
-      </w:r>
-    </w:p>
-    <w:p>
-      <w:pPr>
-        <w:spacing w:after="40"/>
-        <w:ind w:left="317" w:hanging="317"/>
-      </w:pPr>
-      <w:r>
-        <w:rPr>
-          <w:b/>
-          <w:sz w:val="19"/>
-        </w:rPr>
-        <w:t xml:space="preserve">4.  </w:t>
-      </w:r>
-      <w:r>
-        <w:rPr>
-          <w:sz w:val="19"/>
-        </w:rPr>
-        <w:t>To change a date, open the work order (managers and owners only).</w:t>
+        <w:t>Select a row to open the work order.</w:t>
       </w:r>
     </w:p>
     <w:p>
@@ -15026,7 +14776,7 @@
                 <w:b/>
                 <w:sz w:val="18"/>
               </w:rPr>
-              <w:t>Location tree</w:t>
+              <w:t>Search</w:t>
             </w:r>
           </w:p>
         </w:tc>
@@ -15049,7 +14799,7 @@
               <w:rPr>
                 <w:sz w:val="18"/>
               </w:rPr>
-              <w:t>Show only work at one place and everything inside it.</w:t>
+              <w:t>Title or number.</w:t>
             </w:r>
           </w:p>
         </w:tc>
@@ -15105,7 +14855,7 @@
                 <w:b/>
                 <w:sz w:val="18"/>
               </w:rPr>
-              <w:t>Executor filter</w:t>
+              <w:t>Location filter</w:t>
             </w:r>
           </w:p>
         </w:tc>
@@ -15128,7 +14878,7 @@
               <w:rPr>
                 <w:sz w:val="18"/>
               </w:rPr>
-              <w:t>Show one person’s work, or everyone’s.</w:t>
+              <w:t>Only work closed at one place and everything inside it.</w:t>
             </w:r>
           </w:p>
         </w:tc>
@@ -15184,7 +14934,7 @@
                 <w:b/>
                 <w:sz w:val="18"/>
               </w:rPr>
-              <w:t>Month and arrows</w:t>
+              <w:t>Type filter</w:t>
             </w:r>
           </w:p>
         </w:tc>
@@ -15207,7 +14957,7 @@
               <w:rPr>
                 <w:sz w:val="18"/>
               </w:rPr>
-              <w:t>The month on show; the arrows on either side step back and forward.</w:t>
+              <w:t>PM, Benchmark, Corrective or Unplanned.</w:t>
             </w:r>
           </w:p>
         </w:tc>
@@ -15263,7 +15013,7 @@
                 <w:b/>
                 <w:sz w:val="18"/>
               </w:rPr>
-              <w:t>Today</w:t>
+              <w:t>Closed work order</w:t>
             </w:r>
           </w:p>
         </w:tc>
@@ -15286,165 +15036,7 @@
               <w:rPr>
                 <w:sz w:val="18"/>
               </w:rPr>
-              <w:t>Returns to the current month.</w:t>
-            </w:r>
-          </w:p>
-        </w:tc>
-      </w:tr>
-      <w:tr>
-        <w:trPr>
-          <w:cantSplit/>
-        </w:trPr>
-        <w:tc>
-          <w:tcPr>
-            <w:tcW w:type="dxa" w:w="576"/>
-            <w:shd w:val="clear" w:color="auto" w:fill="D62828"/>
-            <w:tcMar>
-              <w:top w:w="30" w:type="dxa"/>
-              <w:left w:w="70" w:type="dxa"/>
-              <w:bottom w:w="30" w:type="dxa"/>
-              <w:right w:w="70" w:type="dxa"/>
-            </w:tcMar>
-          </w:tcPr>
-          <w:p>
-            <w:pPr>
-              <w:spacing w:after="0"/>
-              <w:jc w:val="center"/>
-            </w:pPr>
-            <w:r/>
-            <w:r>
-              <w:rPr>
-                <w:b/>
-                <w:color w:val="FFFFFF"/>
-                <w:sz w:val="19"/>
-              </w:rPr>
-              <w:t>5</w:t>
-            </w:r>
-          </w:p>
-        </w:tc>
-        <w:tc>
-          <w:tcPr>
-            <w:tcW w:type="dxa" w:w="2448"/>
-            <w:tcMar>
-              <w:top w:w="30" w:type="dxa"/>
-              <w:left w:w="70" w:type="dxa"/>
-              <w:bottom w:w="30" w:type="dxa"/>
-              <w:right w:w="70" w:type="dxa"/>
-            </w:tcMar>
-          </w:tcPr>
-          <w:p>
-            <w:pPr>
-              <w:spacing w:after="0"/>
-            </w:pPr>
-            <w:r/>
-            <w:r>
-              <w:rPr>
-                <w:b/>
-                <w:sz w:val="18"/>
-              </w:rPr>
-              <w:t>Scheduled work order</w:t>
-            </w:r>
-          </w:p>
-        </w:tc>
-        <w:tc>
-          <w:tcPr>
-            <w:tcW w:type="dxa" w:w="6912"/>
-            <w:tcMar>
-              <w:top w:w="30" w:type="dxa"/>
-              <w:left w:w="70" w:type="dxa"/>
-              <w:bottom w:w="30" w:type="dxa"/>
-              <w:right w:w="70" w:type="dxa"/>
-            </w:tcMar>
-          </w:tcPr>
-          <w:p>
-            <w:pPr>
-              <w:spacing w:after="0"/>
-            </w:pPr>
-            <w:r/>
-            <w:r>
-              <w:rPr>
-                <w:sz w:val="18"/>
-              </w:rPr>
-              <w:t>A tag on the scheduled day. Select it to open the work order.</w:t>
-            </w:r>
-          </w:p>
-        </w:tc>
-      </w:tr>
-      <w:tr>
-        <w:trPr>
-          <w:cantSplit/>
-        </w:trPr>
-        <w:tc>
-          <w:tcPr>
-            <w:tcW w:type="dxa" w:w="576"/>
-            <w:shd w:val="clear" w:color="auto" w:fill="D62828"/>
-            <w:tcMar>
-              <w:top w:w="30" w:type="dxa"/>
-              <w:left w:w="70" w:type="dxa"/>
-              <w:bottom w:w="30" w:type="dxa"/>
-              <w:right w:w="70" w:type="dxa"/>
-            </w:tcMar>
-          </w:tcPr>
-          <w:p>
-            <w:pPr>
-              <w:spacing w:after="0"/>
-              <w:jc w:val="center"/>
-            </w:pPr>
-            <w:r/>
-            <w:r>
-              <w:rPr>
-                <w:b/>
-                <w:color w:val="FFFFFF"/>
-                <w:sz w:val="19"/>
-              </w:rPr>
-              <w:t>6</w:t>
-            </w:r>
-          </w:p>
-        </w:tc>
-        <w:tc>
-          <w:tcPr>
-            <w:tcW w:type="dxa" w:w="2448"/>
-            <w:tcMar>
-              <w:top w:w="30" w:type="dxa"/>
-              <w:left w:w="70" w:type="dxa"/>
-              <w:bottom w:w="30" w:type="dxa"/>
-              <w:right w:w="70" w:type="dxa"/>
-            </w:tcMar>
-          </w:tcPr>
-          <w:p>
-            <w:pPr>
-              <w:spacing w:after="0"/>
-            </w:pPr>
-            <w:r/>
-            <w:r>
-              <w:rPr>
-                <w:b/>
-                <w:sz w:val="18"/>
-              </w:rPr>
-              <w:t>Calendar header</w:t>
-            </w:r>
-          </w:p>
-        </w:tc>
-        <w:tc>
-          <w:tcPr>
-            <w:tcW w:type="dxa" w:w="6912"/>
-            <w:tcMar>
-              <w:top w:w="30" w:type="dxa"/>
-              <w:left w:w="70" w:type="dxa"/>
-              <w:bottom w:w="30" w:type="dxa"/>
-              <w:right w:w="70" w:type="dxa"/>
-            </w:tcMar>
-          </w:tcPr>
-          <w:p>
-            <w:pPr>
-              <w:spacing w:after="0"/>
-            </w:pPr>
-            <w:r/>
-            <w:r>
-              <w:rPr>
-                <w:sz w:val="18"/>
-              </w:rPr>
-              <w:t>Days of the week. Today’s box is highlighted.</w:t>
+              <w:t>Number, title and date it was closed. Select it to open.</w:t>
             </w:r>
           </w:p>
         </w:tc>
@@ -15456,7 +15048,7 @@
         <w:pageBreakBefore/>
       </w:pPr>
       <w:r>
-        <w:t>Locations, Assets and Bill of Materials</w:t>
+        <w:t>Schedule</w:t>
       </w:r>
     </w:p>
     <w:p>
@@ -15464,7 +15056,7 @@
         <w:pStyle w:val="Heading2"/>
       </w:pPr>
       <w:r>
-        <w:t>Locations: the location hierarchy</w:t>
+        <w:t>Schedule</w:t>
       </w:r>
     </w:p>
     <w:p>
@@ -15484,7 +15076,7 @@
               <a:graphicData uri="http://schemas.openxmlformats.org/drawingml/2006/picture">
                 <pic:pic>
                   <pic:nvPicPr>
-                    <pic:cNvPr id="0" name="exec_locations.png"/>
+                    <pic:cNvPr id="0" name="exec_schedule.png"/>
                     <pic:cNvPicPr/>
                   </pic:nvPicPr>
                   <pic:blipFill>
@@ -15515,7 +15107,7 @@
         <w:rPr>
           <w:sz w:val="19"/>
         </w:rPr>
-        <w:t>Locations map your home: a property contains buildings, which contain floors, rooms and so on. Everything else in the app — assets, work requests, work orders — is attached to a location, and the tree on many pages filters by it. You can browse the tree; managers and owners maintain it.</w:t>
+        <w:t>The Schedule is a monthly calendar of every work order that has a scheduled date. Use it to see what is planned for which day and to spot busy weeks.</w:t>
       </w:r>
     </w:p>
     <w:p>
@@ -15547,7 +15139,7 @@
         <w:rPr>
           <w:sz w:val="19"/>
         </w:rPr>
-        <w:t>Expand a branch with the small arrow, or use Expand all / Collapse all.</w:t>
+        <w:t>Use the arrows beside the month name to move between months; “Today” jumps back to the current month.</w:t>
       </w:r>
     </w:p>
     <w:p>
@@ -15566,7 +15158,7 @@
         <w:rPr>
           <w:sz w:val="19"/>
         </w:rPr>
-        <w:t>Read the tag on each row (Property, Structure, Floor, Room, Area) and the count of assets in that location.</w:t>
+        <w:t>Narrow the calendar with the location tree or the executor filter. Executors start on their own name; choose “All executors” to see everyone’s work.</w:t>
       </w:r>
     </w:p>
     <w:p>
@@ -15585,7 +15177,26 @@
         <w:rPr>
           <w:sz w:val="19"/>
         </w:rPr>
-        <w:t>To report a problem at a location, use Work Requests — the location is chosen on the form.</w:t>
+        <w:t>Select a work-order tag in a day to open the work order. Colours follow the work-order type.</w:t>
+      </w:r>
+    </w:p>
+    <w:p>
+      <w:pPr>
+        <w:spacing w:after="40"/>
+        <w:ind w:left="317" w:hanging="317"/>
+      </w:pPr>
+      <w:r>
+        <w:rPr>
+          <w:b/>
+          <w:sz w:val="19"/>
+        </w:rPr>
+        <w:t xml:space="preserve">4.  </w:t>
+      </w:r>
+      <w:r>
+        <w:rPr>
+          <w:sz w:val="19"/>
+        </w:rPr>
+        <w:t>To change a date, open the work order (managers and owners only).</w:t>
       </w:r>
     </w:p>
     <w:p>
@@ -15748,7 +15359,7 @@
                 <w:b/>
                 <w:sz w:val="18"/>
               </w:rPr>
-              <w:t>Expand all / Collapse all</w:t>
+              <w:t>Location tree</w:t>
             </w:r>
           </w:p>
         </w:tc>
@@ -15771,7 +15382,7 @@
               <w:rPr>
                 <w:sz w:val="18"/>
               </w:rPr>
-              <w:t>Opens or closes every branch of the tree.</w:t>
+              <w:t>Show only work at one place and everything inside it.</w:t>
             </w:r>
           </w:p>
         </w:tc>
@@ -15827,7 +15438,7 @@
                 <w:b/>
                 <w:sz w:val="18"/>
               </w:rPr>
-              <w:t>Location row</w:t>
+              <w:t>Executor filter</w:t>
             </w:r>
           </w:p>
         </w:tc>
@@ -15850,7 +15461,7 @@
               <w:rPr>
                 <w:sz w:val="18"/>
               </w:rPr>
-              <w:t>Name, with an arrow to open or close its children. The tag on the right shows its level; “3 assets” counts the assets located there.</w:t>
+              <w:t>Show one person’s work, or everyone’s.</w:t>
             </w:r>
           </w:p>
         </w:tc>
@@ -15906,7 +15517,7 @@
                 <w:b/>
                 <w:sz w:val="18"/>
               </w:rPr>
-              <w:t>Level tag</w:t>
+              <w:t>Month and arrows</w:t>
             </w:r>
           </w:p>
         </w:tc>
@@ -15929,7 +15540,244 @@
               <w:rPr>
                 <w:sz w:val="18"/>
               </w:rPr>
-              <w:t>Property, Structure, Floor, Room or Area. Your Owner can rename the levels in the Tools and settings page.</w:t>
+              <w:t>The month on show; the arrows on either side step back and forward.</w:t>
+            </w:r>
+          </w:p>
+        </w:tc>
+      </w:tr>
+      <w:tr>
+        <w:trPr>
+          <w:cantSplit/>
+        </w:trPr>
+        <w:tc>
+          <w:tcPr>
+            <w:tcW w:type="dxa" w:w="576"/>
+            <w:shd w:val="clear" w:color="auto" w:fill="D62828"/>
+            <w:tcMar>
+              <w:top w:w="30" w:type="dxa"/>
+              <w:left w:w="70" w:type="dxa"/>
+              <w:bottom w:w="30" w:type="dxa"/>
+              <w:right w:w="70" w:type="dxa"/>
+            </w:tcMar>
+          </w:tcPr>
+          <w:p>
+            <w:pPr>
+              <w:spacing w:after="0"/>
+              <w:jc w:val="center"/>
+            </w:pPr>
+            <w:r/>
+            <w:r>
+              <w:rPr>
+                <w:b/>
+                <w:color w:val="FFFFFF"/>
+                <w:sz w:val="19"/>
+              </w:rPr>
+              <w:t>4</w:t>
+            </w:r>
+          </w:p>
+        </w:tc>
+        <w:tc>
+          <w:tcPr>
+            <w:tcW w:type="dxa" w:w="2448"/>
+            <w:tcMar>
+              <w:top w:w="30" w:type="dxa"/>
+              <w:left w:w="70" w:type="dxa"/>
+              <w:bottom w:w="30" w:type="dxa"/>
+              <w:right w:w="70" w:type="dxa"/>
+            </w:tcMar>
+          </w:tcPr>
+          <w:p>
+            <w:pPr>
+              <w:spacing w:after="0"/>
+            </w:pPr>
+            <w:r/>
+            <w:r>
+              <w:rPr>
+                <w:b/>
+                <w:sz w:val="18"/>
+              </w:rPr>
+              <w:t>Today</w:t>
+            </w:r>
+          </w:p>
+        </w:tc>
+        <w:tc>
+          <w:tcPr>
+            <w:tcW w:type="dxa" w:w="6912"/>
+            <w:tcMar>
+              <w:top w:w="30" w:type="dxa"/>
+              <w:left w:w="70" w:type="dxa"/>
+              <w:bottom w:w="30" w:type="dxa"/>
+              <w:right w:w="70" w:type="dxa"/>
+            </w:tcMar>
+          </w:tcPr>
+          <w:p>
+            <w:pPr>
+              <w:spacing w:after="0"/>
+            </w:pPr>
+            <w:r/>
+            <w:r>
+              <w:rPr>
+                <w:sz w:val="18"/>
+              </w:rPr>
+              <w:t>Returns to the current month.</w:t>
+            </w:r>
+          </w:p>
+        </w:tc>
+      </w:tr>
+      <w:tr>
+        <w:trPr>
+          <w:cantSplit/>
+        </w:trPr>
+        <w:tc>
+          <w:tcPr>
+            <w:tcW w:type="dxa" w:w="576"/>
+            <w:shd w:val="clear" w:color="auto" w:fill="D62828"/>
+            <w:tcMar>
+              <w:top w:w="30" w:type="dxa"/>
+              <w:left w:w="70" w:type="dxa"/>
+              <w:bottom w:w="30" w:type="dxa"/>
+              <w:right w:w="70" w:type="dxa"/>
+            </w:tcMar>
+          </w:tcPr>
+          <w:p>
+            <w:pPr>
+              <w:spacing w:after="0"/>
+              <w:jc w:val="center"/>
+            </w:pPr>
+            <w:r/>
+            <w:r>
+              <w:rPr>
+                <w:b/>
+                <w:color w:val="FFFFFF"/>
+                <w:sz w:val="19"/>
+              </w:rPr>
+              <w:t>5</w:t>
+            </w:r>
+          </w:p>
+        </w:tc>
+        <w:tc>
+          <w:tcPr>
+            <w:tcW w:type="dxa" w:w="2448"/>
+            <w:tcMar>
+              <w:top w:w="30" w:type="dxa"/>
+              <w:left w:w="70" w:type="dxa"/>
+              <w:bottom w:w="30" w:type="dxa"/>
+              <w:right w:w="70" w:type="dxa"/>
+            </w:tcMar>
+          </w:tcPr>
+          <w:p>
+            <w:pPr>
+              <w:spacing w:after="0"/>
+            </w:pPr>
+            <w:r/>
+            <w:r>
+              <w:rPr>
+                <w:b/>
+                <w:sz w:val="18"/>
+              </w:rPr>
+              <w:t>Scheduled work order</w:t>
+            </w:r>
+          </w:p>
+        </w:tc>
+        <w:tc>
+          <w:tcPr>
+            <w:tcW w:type="dxa" w:w="6912"/>
+            <w:tcMar>
+              <w:top w:w="30" w:type="dxa"/>
+              <w:left w:w="70" w:type="dxa"/>
+              <w:bottom w:w="30" w:type="dxa"/>
+              <w:right w:w="70" w:type="dxa"/>
+            </w:tcMar>
+          </w:tcPr>
+          <w:p>
+            <w:pPr>
+              <w:spacing w:after="0"/>
+            </w:pPr>
+            <w:r/>
+            <w:r>
+              <w:rPr>
+                <w:sz w:val="18"/>
+              </w:rPr>
+              <w:t>A tag on the scheduled day. Select it to open the work order.</w:t>
+            </w:r>
+          </w:p>
+        </w:tc>
+      </w:tr>
+      <w:tr>
+        <w:trPr>
+          <w:cantSplit/>
+        </w:trPr>
+        <w:tc>
+          <w:tcPr>
+            <w:tcW w:type="dxa" w:w="576"/>
+            <w:shd w:val="clear" w:color="auto" w:fill="D62828"/>
+            <w:tcMar>
+              <w:top w:w="30" w:type="dxa"/>
+              <w:left w:w="70" w:type="dxa"/>
+              <w:bottom w:w="30" w:type="dxa"/>
+              <w:right w:w="70" w:type="dxa"/>
+            </w:tcMar>
+          </w:tcPr>
+          <w:p>
+            <w:pPr>
+              <w:spacing w:after="0"/>
+              <w:jc w:val="center"/>
+            </w:pPr>
+            <w:r/>
+            <w:r>
+              <w:rPr>
+                <w:b/>
+                <w:color w:val="FFFFFF"/>
+                <w:sz w:val="19"/>
+              </w:rPr>
+              <w:t>6</w:t>
+            </w:r>
+          </w:p>
+        </w:tc>
+        <w:tc>
+          <w:tcPr>
+            <w:tcW w:type="dxa" w:w="2448"/>
+            <w:tcMar>
+              <w:top w:w="30" w:type="dxa"/>
+              <w:left w:w="70" w:type="dxa"/>
+              <w:bottom w:w="30" w:type="dxa"/>
+              <w:right w:w="70" w:type="dxa"/>
+            </w:tcMar>
+          </w:tcPr>
+          <w:p>
+            <w:pPr>
+              <w:spacing w:after="0"/>
+            </w:pPr>
+            <w:r/>
+            <w:r>
+              <w:rPr>
+                <w:b/>
+                <w:sz w:val="18"/>
+              </w:rPr>
+              <w:t>Calendar header</w:t>
+            </w:r>
+          </w:p>
+        </w:tc>
+        <w:tc>
+          <w:tcPr>
+            <w:tcW w:type="dxa" w:w="6912"/>
+            <w:tcMar>
+              <w:top w:w="30" w:type="dxa"/>
+              <w:left w:w="70" w:type="dxa"/>
+              <w:bottom w:w="30" w:type="dxa"/>
+              <w:right w:w="70" w:type="dxa"/>
+            </w:tcMar>
+          </w:tcPr>
+          <w:p>
+            <w:pPr>
+              <w:spacing w:after="0"/>
+            </w:pPr>
+            <w:r/>
+            <w:r>
+              <w:rPr>
+                <w:sz w:val="18"/>
+              </w:rPr>
+              <w:t>Days of the week. Today’s box is highlighted.</w:t>
             </w:r>
           </w:p>
         </w:tc>
@@ -15937,22 +15785,30 @@
     </w:tbl>
     <w:p>
       <w:pPr>
-        <w:pStyle w:val="Heading2"/>
+        <w:pStyle w:val="Heading1"/>
         <w:pageBreakBefore/>
       </w:pPr>
       <w:r>
-        <w:t>Assets and Bill of Materials</w:t>
+        <w:t>Locations, Assets and Bill of Materials</w:t>
       </w:r>
     </w:p>
     <w:p>
       <w:pPr>
+        <w:pStyle w:val="Heading2"/>
+      </w:pPr>
+      <w:r>
+        <w:t>Locations: the location hierarchy</w:t>
+      </w:r>
+    </w:p>
+    <w:p>
+      <w:pPr>
         <w:spacing w:after="120"/>
         <w:jc w:val="center"/>
       </w:pPr>
       <w:r>
         <w:drawing>
           <wp:inline xmlns:a="http://schemas.openxmlformats.org/drawingml/2006/main" xmlns:pic="http://schemas.openxmlformats.org/drawingml/2006/picture">
-            <wp:extent cx="4389120" cy="2743200"/>
+            <wp:extent cx="5266944" cy="3291840"/>
             <wp:docPr id="24" name="Picture 24"/>
             <wp:cNvGraphicFramePr>
               <a:graphicFrameLocks noChangeAspect="1"/>
@@ -15961,7 +15817,7 @@
               <a:graphicData uri="http://schemas.openxmlformats.org/drawingml/2006/picture">
                 <pic:pic>
                   <pic:nvPicPr>
-                    <pic:cNvPr id="0" name="exec_assets.png"/>
+                    <pic:cNvPr id="0" name="exec_locations.png"/>
                     <pic:cNvPicPr/>
                   </pic:nvPicPr>
                   <pic:blipFill>
@@ -15973,7 +15829,7 @@
                   <pic:spPr>
                     <a:xfrm>
                       <a:off x="0" y="0"/>
-                      <a:ext cx="4389120" cy="2743200"/>
+                      <a:ext cx="5266944" cy="3291840"/>
                     </a:xfrm>
                     <a:prstGeom prst="rect"/>
                   </pic:spPr>
@@ -15992,7 +15848,7 @@
         <w:rPr>
           <w:sz w:val="19"/>
         </w:rPr>
-        <w:t>An asset is anything in the home worth maintaining — a furnace, a fridge, a mower. The Bill of Materials (BOM) breaks an asset into the components and parts it is made of, so that work and spare parts can be tied to the exact piece. This page also shows the preventive-maintenance tasks and the full work-order history of the selected asset.</w:t>
+        <w:t>Locations map your home: a property contains buildings, which contain floors, rooms and so on. Everything else in the app — assets, work requests, work orders — is attached to a location, and the tree on many pages filters by it. You can browse the tree; managers and owners maintain it.</w:t>
       </w:r>
     </w:p>
     <w:p>
@@ -16024,7 +15880,7 @@
         <w:rPr>
           <w:sz w:val="19"/>
         </w:rPr>
-        <w:t>Pick a location in the tree, then an asset from the list.</w:t>
+        <w:t>Expand a branch with the small arrow, or use Expand all / Collapse all.</w:t>
       </w:r>
     </w:p>
     <w:p>
@@ -16043,7 +15899,7 @@
         <w:rPr>
           <w:sz w:val="19"/>
         </w:rPr>
-        <w:t>Read the details panel for model, serial number and warranty.</w:t>
+        <w:t>Read the tag on each row (Property, Structure, Floor, Room, Area) and the count of assets in that location.</w:t>
       </w:r>
     </w:p>
     <w:p>
@@ -16062,45 +15918,7 @@
         <w:rPr>
           <w:sz w:val="19"/>
         </w:rPr>
-        <w:t>Browse the Bill of Materials: each row is a component, sub-component or part with its part number. As an Executor you can add, edit and remove BOM items to keep them accurate (+, pencil and bin on each row).</w:t>
-      </w:r>
-    </w:p>
-    <w:p>
-      <w:pPr>
-        <w:spacing w:after="40"/>
-        <w:ind w:left="317" w:hanging="317"/>
-      </w:pPr>
-      <w:r>
-        <w:rPr>
-          <w:b/>
-          <w:sz w:val="19"/>
-        </w:rPr>
-        <w:t xml:space="preserve">4.  </w:t>
-      </w:r>
-      <w:r>
-        <w:rPr>
-          <w:sz w:val="19"/>
-        </w:rPr>
-        <w:t>Check “PM tasks” for the recurring jobs attached to this asset and “Work order history” for everything done to it. Select a work order to open it.</w:t>
-      </w:r>
-    </w:p>
-    <w:p>
-      <w:pPr>
-        <w:spacing w:after="40"/>
-        <w:ind w:left="317" w:hanging="317"/>
-      </w:pPr>
-      <w:r>
-        <w:rPr>
-          <w:b/>
-          <w:sz w:val="19"/>
-        </w:rPr>
-        <w:t xml:space="preserve">5.  </w:t>
-      </w:r>
-      <w:r>
-        <w:rPr>
-          <w:sz w:val="19"/>
-        </w:rPr>
-        <w:t>Select “New work order” to log work against this asset, or “QR label” to print its label.</w:t>
+        <w:t>To report a problem at a location, use Work Requests — the location is chosen on the form.</w:t>
       </w:r>
     </w:p>
     <w:p>
@@ -16263,7 +16081,7 @@
                 <w:b/>
                 <w:sz w:val="18"/>
               </w:rPr>
-              <w:t>Location tree</w:t>
+              <w:t>Expand all / Collapse all</w:t>
             </w:r>
           </w:p>
         </w:tc>
@@ -16286,7 +16104,7 @@
               <w:rPr>
                 <w:sz w:val="18"/>
               </w:rPr>
-              <w:t>Filters the asset list to one place and everything inside it.</w:t>
+              <w:t>Opens or closes every branch of the tree.</w:t>
             </w:r>
           </w:p>
         </w:tc>
@@ -16342,7 +16160,7 @@
                 <w:b/>
                 <w:sz w:val="18"/>
               </w:rPr>
-              <w:t>Asset list</w:t>
+              <w:t>Location row</w:t>
             </w:r>
           </w:p>
         </w:tc>
@@ -16365,7 +16183,7 @@
               <w:rPr>
                 <w:sz w:val="18"/>
               </w:rPr>
-              <w:t>Every asset in the chosen location. Select one to see its details on the right.</w:t>
+              <w:t>Name, with an arrow to open or close its children. The tag on the right shows its level; “3 assets” counts the assets located there.</w:t>
             </w:r>
           </w:p>
         </w:tc>
@@ -16421,7 +16239,7 @@
                 <w:b/>
                 <w:sz w:val="18"/>
               </w:rPr>
-              <w:t>Asset details</w:t>
+              <w:t>Level tag</w:t>
             </w:r>
           </w:p>
         </w:tc>
@@ -16444,402 +16262,7 @@
               <w:rPr>
                 <w:sz w:val="18"/>
               </w:rPr>
-              <w:t>Category, manufacturer, model, serial number, purchase date, warranty end date, a link to the manual, and notes.</w:t>
-            </w:r>
-          </w:p>
-        </w:tc>
-      </w:tr>
-      <w:tr>
-        <w:trPr>
-          <w:cantSplit/>
-        </w:trPr>
-        <w:tc>
-          <w:tcPr>
-            <w:tcW w:type="dxa" w:w="576"/>
-            <w:shd w:val="clear" w:color="auto" w:fill="D62828"/>
-            <w:tcMar>
-              <w:top w:w="30" w:type="dxa"/>
-              <w:left w:w="70" w:type="dxa"/>
-              <w:bottom w:w="30" w:type="dxa"/>
-              <w:right w:w="70" w:type="dxa"/>
-            </w:tcMar>
-          </w:tcPr>
-          <w:p>
-            <w:pPr>
-              <w:spacing w:after="0"/>
-              <w:jc w:val="center"/>
-            </w:pPr>
-            <w:r/>
-            <w:r>
-              <w:rPr>
-                <w:b/>
-                <w:color w:val="FFFFFF"/>
-                <w:sz w:val="19"/>
-              </w:rPr>
-              <w:t>4</w:t>
-            </w:r>
-          </w:p>
-        </w:tc>
-        <w:tc>
-          <w:tcPr>
-            <w:tcW w:type="dxa" w:w="2448"/>
-            <w:tcMar>
-              <w:top w:w="30" w:type="dxa"/>
-              <w:left w:w="70" w:type="dxa"/>
-              <w:bottom w:w="30" w:type="dxa"/>
-              <w:right w:w="70" w:type="dxa"/>
-            </w:tcMar>
-          </w:tcPr>
-          <w:p>
-            <w:pPr>
-              <w:spacing w:after="0"/>
-            </w:pPr>
-            <w:r/>
-            <w:r>
-              <w:rPr>
-                <w:b/>
-                <w:sz w:val="18"/>
-              </w:rPr>
-              <w:t>New work order</w:t>
-            </w:r>
-          </w:p>
-        </w:tc>
-        <w:tc>
-          <w:tcPr>
-            <w:tcW w:type="dxa" w:w="6912"/>
-            <w:tcMar>
-              <w:top w:w="30" w:type="dxa"/>
-              <w:left w:w="70" w:type="dxa"/>
-              <w:bottom w:w="30" w:type="dxa"/>
-              <w:right w:w="70" w:type="dxa"/>
-            </w:tcMar>
-          </w:tcPr>
-          <w:p>
-            <w:pPr>
-              <w:spacing w:after="0"/>
-            </w:pPr>
-            <w:r/>
-            <w:r>
-              <w:rPr>
-                <w:sz w:val="18"/>
-              </w:rPr>
-              <w:t>Creates a work order already linked to this asset.</w:t>
-            </w:r>
-          </w:p>
-        </w:tc>
-      </w:tr>
-      <w:tr>
-        <w:trPr>
-          <w:cantSplit/>
-        </w:trPr>
-        <w:tc>
-          <w:tcPr>
-            <w:tcW w:type="dxa" w:w="576"/>
-            <w:shd w:val="clear" w:color="auto" w:fill="D62828"/>
-            <w:tcMar>
-              <w:top w:w="30" w:type="dxa"/>
-              <w:left w:w="70" w:type="dxa"/>
-              <w:bottom w:w="30" w:type="dxa"/>
-              <w:right w:w="70" w:type="dxa"/>
-            </w:tcMar>
-          </w:tcPr>
-          <w:p>
-            <w:pPr>
-              <w:spacing w:after="0"/>
-              <w:jc w:val="center"/>
-            </w:pPr>
-            <w:r/>
-            <w:r>
-              <w:rPr>
-                <w:b/>
-                <w:color w:val="FFFFFF"/>
-                <w:sz w:val="19"/>
-              </w:rPr>
-              <w:t>5</w:t>
-            </w:r>
-          </w:p>
-        </w:tc>
-        <w:tc>
-          <w:tcPr>
-            <w:tcW w:type="dxa" w:w="2448"/>
-            <w:tcMar>
-              <w:top w:w="30" w:type="dxa"/>
-              <w:left w:w="70" w:type="dxa"/>
-              <w:bottom w:w="30" w:type="dxa"/>
-              <w:right w:w="70" w:type="dxa"/>
-            </w:tcMar>
-          </w:tcPr>
-          <w:p>
-            <w:pPr>
-              <w:spacing w:after="0"/>
-            </w:pPr>
-            <w:r/>
-            <w:r>
-              <w:rPr>
-                <w:b/>
-                <w:sz w:val="18"/>
-              </w:rPr>
-              <w:t>QR label</w:t>
-            </w:r>
-          </w:p>
-        </w:tc>
-        <w:tc>
-          <w:tcPr>
-            <w:tcW w:type="dxa" w:w="6912"/>
-            <w:tcMar>
-              <w:top w:w="30" w:type="dxa"/>
-              <w:left w:w="70" w:type="dxa"/>
-              <w:bottom w:w="30" w:type="dxa"/>
-              <w:right w:w="70" w:type="dxa"/>
-            </w:tcMar>
-          </w:tcPr>
-          <w:p>
-            <w:pPr>
-              <w:spacing w:after="0"/>
-            </w:pPr>
-            <w:r/>
-            <w:r>
-              <w:rPr>
-                <w:sz w:val="18"/>
-              </w:rPr>
-              <w:t>Shows a printable label with a QR code. Scanning it with a phone opens this asset directly. Available on assets marked as major.</w:t>
-            </w:r>
-          </w:p>
-        </w:tc>
-      </w:tr>
-      <w:tr>
-        <w:trPr>
-          <w:cantSplit/>
-        </w:trPr>
-        <w:tc>
-          <w:tcPr>
-            <w:tcW w:type="dxa" w:w="576"/>
-            <w:shd w:val="clear" w:color="auto" w:fill="D62828"/>
-            <w:tcMar>
-              <w:top w:w="30" w:type="dxa"/>
-              <w:left w:w="70" w:type="dxa"/>
-              <w:bottom w:w="30" w:type="dxa"/>
-              <w:right w:w="70" w:type="dxa"/>
-            </w:tcMar>
-          </w:tcPr>
-          <w:p>
-            <w:pPr>
-              <w:spacing w:after="0"/>
-              <w:jc w:val="center"/>
-            </w:pPr>
-            <w:r/>
-            <w:r>
-              <w:rPr>
-                <w:b/>
-                <w:color w:val="FFFFFF"/>
-                <w:sz w:val="19"/>
-              </w:rPr>
-              <w:t>6</w:t>
-            </w:r>
-          </w:p>
-        </w:tc>
-        <w:tc>
-          <w:tcPr>
-            <w:tcW w:type="dxa" w:w="2448"/>
-            <w:tcMar>
-              <w:top w:w="30" w:type="dxa"/>
-              <w:left w:w="70" w:type="dxa"/>
-              <w:bottom w:w="30" w:type="dxa"/>
-              <w:right w:w="70" w:type="dxa"/>
-            </w:tcMar>
-          </w:tcPr>
-          <w:p>
-            <w:pPr>
-              <w:spacing w:after="0"/>
-            </w:pPr>
-            <w:r/>
-            <w:r>
-              <w:rPr>
-                <w:b/>
-                <w:sz w:val="18"/>
-              </w:rPr>
-              <w:t>Bill of Materials</w:t>
-            </w:r>
-          </w:p>
-        </w:tc>
-        <w:tc>
-          <w:tcPr>
-            <w:tcW w:type="dxa" w:w="6912"/>
-            <w:tcMar>
-              <w:top w:w="30" w:type="dxa"/>
-              <w:left w:w="70" w:type="dxa"/>
-              <w:bottom w:w="30" w:type="dxa"/>
-              <w:right w:w="70" w:type="dxa"/>
-            </w:tcMar>
-          </w:tcPr>
-          <w:p>
-            <w:pPr>
-              <w:spacing w:after="0"/>
-            </w:pPr>
-            <w:r/>
-            <w:r>
-              <w:rPr>
-                <w:sz w:val="18"/>
-              </w:rPr>
-              <w:t>Indented tree of components. Each row shows a name, a tag (Component, Sub-component, Part) and its part number. Executors can use Add component, + (add child), pencil (edit) and bin (remove).</w:t>
-            </w:r>
-          </w:p>
-        </w:tc>
-      </w:tr>
-      <w:tr>
-        <w:trPr>
-          <w:cantSplit/>
-        </w:trPr>
-        <w:tc>
-          <w:tcPr>
-            <w:tcW w:type="dxa" w:w="576"/>
-            <w:shd w:val="clear" w:color="auto" w:fill="D62828"/>
-            <w:tcMar>
-              <w:top w:w="30" w:type="dxa"/>
-              <w:left w:w="70" w:type="dxa"/>
-              <w:bottom w:w="30" w:type="dxa"/>
-              <w:right w:w="70" w:type="dxa"/>
-            </w:tcMar>
-          </w:tcPr>
-          <w:p>
-            <w:pPr>
-              <w:spacing w:after="0"/>
-              <w:jc w:val="center"/>
-            </w:pPr>
-            <w:r/>
-            <w:r>
-              <w:rPr>
-                <w:b/>
-                <w:color w:val="FFFFFF"/>
-                <w:sz w:val="19"/>
-              </w:rPr>
-              <w:t>7</w:t>
-            </w:r>
-          </w:p>
-        </w:tc>
-        <w:tc>
-          <w:tcPr>
-            <w:tcW w:type="dxa" w:w="2448"/>
-            <w:tcMar>
-              <w:top w:w="30" w:type="dxa"/>
-              <w:left w:w="70" w:type="dxa"/>
-              <w:bottom w:w="30" w:type="dxa"/>
-              <w:right w:w="70" w:type="dxa"/>
-            </w:tcMar>
-          </w:tcPr>
-          <w:p>
-            <w:pPr>
-              <w:spacing w:after="0"/>
-            </w:pPr>
-            <w:r/>
-            <w:r>
-              <w:rPr>
-                <w:b/>
-                <w:sz w:val="18"/>
-              </w:rPr>
-              <w:t>PM tasks</w:t>
-            </w:r>
-          </w:p>
-        </w:tc>
-        <w:tc>
-          <w:tcPr>
-            <w:tcW w:type="dxa" w:w="6912"/>
-            <w:tcMar>
-              <w:top w:w="30" w:type="dxa"/>
-              <w:left w:w="70" w:type="dxa"/>
-              <w:bottom w:w="30" w:type="dxa"/>
-              <w:right w:w="70" w:type="dxa"/>
-            </w:tcMar>
-          </w:tcPr>
-          <w:p>
-            <w:pPr>
-              <w:spacing w:after="0"/>
-            </w:pPr>
-            <w:r/>
-            <w:r>
-              <w:rPr>
-                <w:sz w:val="18"/>
-              </w:rPr>
-              <w:t>Recurring maintenance (PM Bases) attached to this asset, with its repeat rule and next due date.</w:t>
-            </w:r>
-          </w:p>
-        </w:tc>
-      </w:tr>
-      <w:tr>
-        <w:trPr>
-          <w:cantSplit/>
-        </w:trPr>
-        <w:tc>
-          <w:tcPr>
-            <w:tcW w:type="dxa" w:w="576"/>
-            <w:shd w:val="clear" w:color="auto" w:fill="D62828"/>
-            <w:tcMar>
-              <w:top w:w="30" w:type="dxa"/>
-              <w:left w:w="70" w:type="dxa"/>
-              <w:bottom w:w="30" w:type="dxa"/>
-              <w:right w:w="70" w:type="dxa"/>
-            </w:tcMar>
-          </w:tcPr>
-          <w:p>
-            <w:pPr>
-              <w:spacing w:after="0"/>
-              <w:jc w:val="center"/>
-            </w:pPr>
-            <w:r/>
-            <w:r>
-              <w:rPr>
-                <w:b/>
-                <w:color w:val="FFFFFF"/>
-                <w:sz w:val="19"/>
-              </w:rPr>
-              <w:t>8</w:t>
-            </w:r>
-          </w:p>
-        </w:tc>
-        <w:tc>
-          <w:tcPr>
-            <w:tcW w:type="dxa" w:w="2448"/>
-            <w:tcMar>
-              <w:top w:w="30" w:type="dxa"/>
-              <w:left w:w="70" w:type="dxa"/>
-              <w:bottom w:w="30" w:type="dxa"/>
-              <w:right w:w="70" w:type="dxa"/>
-            </w:tcMar>
-          </w:tcPr>
-          <w:p>
-            <w:pPr>
-              <w:spacing w:after="0"/>
-            </w:pPr>
-            <w:r/>
-            <w:r>
-              <w:rPr>
-                <w:b/>
-                <w:sz w:val="18"/>
-              </w:rPr>
-              <w:t>Work order history</w:t>
-            </w:r>
-          </w:p>
-        </w:tc>
-        <w:tc>
-          <w:tcPr>
-            <w:tcW w:type="dxa" w:w="6912"/>
-            <w:tcMar>
-              <w:top w:w="30" w:type="dxa"/>
-              <w:left w:w="70" w:type="dxa"/>
-              <w:bottom w:w="30" w:type="dxa"/>
-              <w:right w:w="70" w:type="dxa"/>
-            </w:tcMar>
-          </w:tcPr>
-          <w:p>
-            <w:pPr>
-              <w:spacing w:after="0"/>
-            </w:pPr>
-            <w:r/>
-            <w:r>
-              <w:rPr>
-                <w:sz w:val="18"/>
-              </w:rPr>
-              <w:t>Every work order for the asset, newest first, with its type and date.</w:t>
+              <w:t>Property, Structure, Floor, Room or Area. Your Owner can rename the levels in the Tools and settings page.</w:t>
             </w:r>
           </w:p>
         </w:tc>
@@ -16851,464 +16274,7 @@
         <w:pageBreakBefore/>
       </w:pPr>
       <w:r>
-        <w:t>Adding or editing a BOM item</w:t>
-      </w:r>
-    </w:p>
-    <w:tbl>
-      <w:tblPr>
-        <w:tblLayout w:type="fixed"/>
-        <w:tblLook w:firstColumn="1" w:firstRow="1" w:lastColumn="0" w:lastRow="0" w:noHBand="0" w:noVBand="1" w:val="04A0"/>
-        <w:tblBorders>
-          <w:top w:val="nil"/>
-          <w:left w:val="nil"/>
-          <w:bottom w:val="nil"/>
-          <w:right w:val="nil"/>
-          <w:insideH w:val="nil"/>
-          <w:insideV w:val="nil"/>
-        </w:tblBorders>
-        <w:tblLayout w:type="fixed"/>
-        <w:tblW w:w="9936" w:type="dxa"/>
-      </w:tblPr>
-      <w:tblGrid>
-        <w:gridCol w:w="4608"/>
-        <w:gridCol w:w="5328"/>
-      </w:tblGrid>
-      <w:tr>
-        <w:tc>
-          <w:tcPr>
-            <w:tcW w:type="dxa" w:w="4608"/>
-            <w:tcMar>
-              <w:top w:w="0" w:type="dxa"/>
-              <w:left w:w="0" w:type="dxa"/>
-              <w:bottom w:w="0" w:type="dxa"/>
-              <w:right w:w="60" w:type="dxa"/>
-            </w:tcMar>
-          </w:tcPr>
-          <w:p>
-            <w:r/>
-            <w:r>
-              <w:drawing>
-                <wp:inline xmlns:a="http://schemas.openxmlformats.org/drawingml/2006/main" xmlns:pic="http://schemas.openxmlformats.org/drawingml/2006/picture">
-                  <wp:extent cx="2834640" cy="3041046"/>
-                  <wp:docPr id="25" name="Picture 25"/>
-                  <wp:cNvGraphicFramePr>
-                    <a:graphicFrameLocks noChangeAspect="1"/>
-                  </wp:cNvGraphicFramePr>
-                  <a:graphic>
-                    <a:graphicData uri="http://schemas.openxmlformats.org/drawingml/2006/picture">
-                      <pic:pic>
-                        <pic:nvPicPr>
-                          <pic:cNvPr id="0" name="exec_bom_edit.png"/>
-                          <pic:cNvPicPr/>
-                        </pic:nvPicPr>
-                        <pic:blipFill>
-                          <a:blip r:embed="rId35"/>
-                          <a:stretch>
-                            <a:fillRect/>
-                          </a:stretch>
-                        </pic:blipFill>
-                        <pic:spPr>
-                          <a:xfrm>
-                            <a:off x="0" y="0"/>
-                            <a:ext cx="2834640" cy="3041046"/>
-                          </a:xfrm>
-                          <a:prstGeom prst="rect"/>
-                        </pic:spPr>
-                      </pic:pic>
-                    </a:graphicData>
-                  </a:graphic>
-                </wp:inline>
-              </w:drawing>
-            </w:r>
-          </w:p>
-        </w:tc>
-        <w:tc>
-          <w:tcPr>
-            <w:tcW w:type="dxa" w:w="5328"/>
-            <w:tcMar>
-              <w:top w:w="0" w:type="dxa"/>
-              <w:left w:w="60" w:type="dxa"/>
-              <w:bottom w:w="0" w:type="dxa"/>
-              <w:right w:w="0" w:type="dxa"/>
-            </w:tcMar>
-          </w:tcPr>
-          <w:p>
-            <w:pPr>
-              <w:spacing w:after="120"/>
-            </w:pPr>
-            <w:r/>
-            <w:r>
-              <w:rPr>
-                <w:sz w:val="18"/>
-              </w:rPr>
-              <w:t>Each row of the Bill of Materials is a component, sub-component or part of the asset. Keeping it accurate lets work orders and parts point at the exact piece (for example “Blower motor”) rather than just “furnace”. Executors, managers and owners can edit the BOM.</w:t>
-            </w:r>
-          </w:p>
-          <w:p>
-            <w:pPr>
-              <w:keepNext/>
-            </w:pPr>
-            <w:r>
-              <w:rPr>
-                <w:b/>
-                <w:color w:val="C85410"/>
-                <w:sz w:val="20"/>
-              </w:rPr>
-              <w:t>What to do</w:t>
-            </w:r>
-          </w:p>
-          <w:p>
-            <w:pPr>
-              <w:spacing w:after="40"/>
-              <w:ind w:left="317" w:hanging="317"/>
-            </w:pPr>
-            <w:r>
-              <w:rPr>
-                <w:b/>
-                <w:sz w:val="18"/>
-              </w:rPr>
-              <w:t xml:space="preserve">1.  </w:t>
-            </w:r>
-            <w:r>
-              <w:rPr>
-                <w:sz w:val="18"/>
-              </w:rPr>
-              <w:t>On the asset select “Add component” for a top-level item, or the + on a row to add something inside it. The Parent line shows where it will go.</w:t>
-            </w:r>
-          </w:p>
-          <w:p>
-            <w:pPr>
-              <w:spacing w:after="40"/>
-              <w:ind w:left="317" w:hanging="317"/>
-            </w:pPr>
-            <w:r>
-              <w:rPr>
-                <w:b/>
-                <w:sz w:val="18"/>
-              </w:rPr>
-              <w:t xml:space="preserve">2.  </w:t>
-            </w:r>
-            <w:r>
-              <w:rPr>
-                <w:sz w:val="18"/>
-              </w:rPr>
-              <w:t>Enter the Name and choose its Level (Component, Sub-component or Part).</w:t>
-            </w:r>
-          </w:p>
-          <w:p>
-            <w:pPr>
-              <w:spacing w:after="40"/>
-              <w:ind w:left="317" w:hanging="317"/>
-            </w:pPr>
-            <w:r>
-              <w:rPr>
-                <w:b/>
-                <w:sz w:val="18"/>
-              </w:rPr>
-              <w:t xml:space="preserve">3.  </w:t>
-            </w:r>
-            <w:r>
-              <w:rPr>
-                <w:sz w:val="18"/>
-              </w:rPr>
-              <w:t>Add the manufacturer, model / part number and install date so it can be re-ordered later.</w:t>
-            </w:r>
-          </w:p>
-          <w:p>
-            <w:pPr>
-              <w:spacing w:after="40"/>
-              <w:ind w:left="317" w:hanging="317"/>
-            </w:pPr>
-            <w:r>
-              <w:rPr>
-                <w:b/>
-                <w:sz w:val="18"/>
-              </w:rPr>
-              <w:t xml:space="preserve">4.  </w:t>
-            </w:r>
-            <w:r>
-              <w:rPr>
-                <w:sz w:val="18"/>
-              </w:rPr>
-              <w:t>Select Save. The pencil edits a row; the bin removes it.</w:t>
-            </w:r>
-          </w:p>
-          <w:p>
-            <w:pPr>
-              <w:keepNext/>
-              <w:spacing w:before="120"/>
-            </w:pPr>
-            <w:r>
-              <w:rPr>
-                <w:b/>
-                <w:color w:val="C85410"/>
-                <w:sz w:val="20"/>
-              </w:rPr>
-              <w:t>Numbered items in the picture</w:t>
-            </w:r>
-          </w:p>
-          <w:p>
-            <w:pPr>
-              <w:spacing w:after="60"/>
-              <w:ind w:left="403" w:hanging="403"/>
-            </w:pPr>
-            <w:r>
-              <w:rPr>
-                <w:b/>
-                <w:color w:val="FFFFFF"/>
-                <w:sz w:val="17"/>
-                <w:shd w:val="clear" w:color="auto" w:fill="D62828"/>
-              </w:rPr>
-              <w:t xml:space="preserve"> 1 </w:t>
-            </w:r>
-            <w:r>
-              <w:rPr>
-                <w:b/>
-                <w:sz w:val="18"/>
-              </w:rPr>
-              <w:t xml:space="preserve">  Name * — </w:t>
-            </w:r>
-            <w:r>
-              <w:rPr>
-                <w:sz w:val="18"/>
-              </w:rPr>
-              <w:t>What the component is called (for example “Blower Motor”).</w:t>
-            </w:r>
-          </w:p>
-          <w:p>
-            <w:pPr>
-              <w:spacing w:after="60"/>
-              <w:ind w:left="403" w:hanging="403"/>
-            </w:pPr>
-            <w:r>
-              <w:rPr>
-                <w:b/>
-                <w:color w:val="FFFFFF"/>
-                <w:sz w:val="17"/>
-                <w:shd w:val="clear" w:color="auto" w:fill="D62828"/>
-              </w:rPr>
-              <w:t xml:space="preserve"> 2 </w:t>
-            </w:r>
-            <w:r>
-              <w:rPr>
-                <w:b/>
-                <w:sz w:val="18"/>
-              </w:rPr>
-              <w:t xml:space="preserve">  Level — </w:t>
-            </w:r>
-            <w:r>
-              <w:rPr>
-                <w:sz w:val="18"/>
-              </w:rPr>
-              <w:t>Component, Sub-component or Part.</w:t>
-            </w:r>
-          </w:p>
-          <w:p>
-            <w:pPr>
-              <w:spacing w:after="60"/>
-              <w:ind w:left="403" w:hanging="403"/>
-            </w:pPr>
-            <w:r>
-              <w:rPr>
-                <w:b/>
-                <w:color w:val="FFFFFF"/>
-                <w:sz w:val="17"/>
-                <w:shd w:val="clear" w:color="auto" w:fill="D62828"/>
-              </w:rPr>
-              <w:t xml:space="preserve"> 3 </w:t>
-            </w:r>
-            <w:r>
-              <w:rPr>
-                <w:b/>
-                <w:sz w:val="18"/>
-              </w:rPr>
-              <w:t xml:space="preserve">  Manufacturer — </w:t>
-            </w:r>
-            <w:r>
-              <w:rPr>
-                <w:sz w:val="18"/>
-              </w:rPr>
-              <w:t>Maker of this item.</w:t>
-            </w:r>
-          </w:p>
-          <w:p>
-            <w:pPr>
-              <w:spacing w:after="60"/>
-              <w:ind w:left="403" w:hanging="403"/>
-            </w:pPr>
-            <w:r>
-              <w:rPr>
-                <w:b/>
-                <w:color w:val="FFFFFF"/>
-                <w:sz w:val="17"/>
-                <w:shd w:val="clear" w:color="auto" w:fill="D62828"/>
-              </w:rPr>
-              <w:t xml:space="preserve"> 4 </w:t>
-            </w:r>
-            <w:r>
-              <w:rPr>
-                <w:b/>
-                <w:sz w:val="18"/>
-              </w:rPr>
-              <w:t xml:space="preserve">  Model / part # — </w:t>
-            </w:r>
-            <w:r>
-              <w:rPr>
-                <w:sz w:val="18"/>
-              </w:rPr>
-              <w:t>Model or part number, used when re-ordering.</w:t>
-            </w:r>
-          </w:p>
-          <w:p>
-            <w:pPr>
-              <w:spacing w:after="60"/>
-              <w:ind w:left="403" w:hanging="403"/>
-            </w:pPr>
-            <w:r>
-              <w:rPr>
-                <w:b/>
-                <w:color w:val="FFFFFF"/>
-                <w:sz w:val="17"/>
-                <w:shd w:val="clear" w:color="auto" w:fill="D62828"/>
-              </w:rPr>
-              <w:t xml:space="preserve"> 5 </w:t>
-            </w:r>
-            <w:r>
-              <w:rPr>
-                <w:b/>
-                <w:sz w:val="18"/>
-              </w:rPr>
-              <w:t xml:space="preserve">  Install date — </w:t>
-            </w:r>
-            <w:r>
-              <w:rPr>
-                <w:sz w:val="18"/>
-              </w:rPr>
-              <w:t>When this item was fitted or last replaced.</w:t>
-            </w:r>
-          </w:p>
-          <w:p>
-            <w:pPr>
-              <w:spacing w:after="60"/>
-              <w:ind w:left="403" w:hanging="403"/>
-            </w:pPr>
-            <w:r>
-              <w:rPr>
-                <w:b/>
-                <w:color w:val="FFFFFF"/>
-                <w:sz w:val="17"/>
-                <w:shd w:val="clear" w:color="auto" w:fill="D62828"/>
-              </w:rPr>
-              <w:t xml:space="preserve"> 6 </w:t>
-            </w:r>
-            <w:r>
-              <w:rPr>
-                <w:b/>
-                <w:sz w:val="18"/>
-              </w:rPr>
-              <w:t xml:space="preserve">  Cost ($) — </w:t>
-            </w:r>
-            <w:r>
-              <w:rPr>
-                <w:sz w:val="18"/>
-              </w:rPr>
-              <w:t>What it cost.</w:t>
-            </w:r>
-          </w:p>
-          <w:p>
-            <w:pPr>
-              <w:spacing w:after="60"/>
-              <w:ind w:left="403" w:hanging="403"/>
-            </w:pPr>
-            <w:r>
-              <w:rPr>
-                <w:b/>
-                <w:color w:val="FFFFFF"/>
-                <w:sz w:val="17"/>
-                <w:shd w:val="clear" w:color="auto" w:fill="D62828"/>
-              </w:rPr>
-              <w:t xml:space="preserve"> 7 </w:t>
-            </w:r>
-            <w:r>
-              <w:rPr>
-                <w:b/>
-                <w:sz w:val="18"/>
-              </w:rPr>
-              <w:t xml:space="preserve">  Notes — </w:t>
-            </w:r>
-            <w:r>
-              <w:rPr>
-                <w:sz w:val="18"/>
-              </w:rPr>
-              <w:t>Anything useful, such as size or position.</w:t>
-            </w:r>
-          </w:p>
-          <w:p>
-            <w:pPr>
-              <w:spacing w:after="60"/>
-              <w:ind w:left="403" w:hanging="403"/>
-            </w:pPr>
-            <w:r>
-              <w:rPr>
-                <w:b/>
-                <w:color w:val="FFFFFF"/>
-                <w:sz w:val="17"/>
-                <w:shd w:val="clear" w:color="auto" w:fill="D62828"/>
-              </w:rPr>
-              <w:t xml:space="preserve"> 8 </w:t>
-            </w:r>
-            <w:r>
-              <w:rPr>
-                <w:b/>
-                <w:sz w:val="18"/>
-              </w:rPr>
-              <w:t xml:space="preserve">  Parent — </w:t>
-            </w:r>
-            <w:r>
-              <w:rPr>
-                <w:sz w:val="18"/>
-              </w:rPr>
-              <w:t>Where in the tree the new item will sit.</w:t>
-            </w:r>
-          </w:p>
-          <w:p>
-            <w:pPr>
-              <w:spacing w:after="60"/>
-              <w:ind w:left="403" w:hanging="403"/>
-            </w:pPr>
-            <w:r>
-              <w:rPr>
-                <w:b/>
-                <w:color w:val="FFFFFF"/>
-                <w:sz w:val="17"/>
-                <w:shd w:val="clear" w:color="auto" w:fill="D62828"/>
-              </w:rPr>
-              <w:t xml:space="preserve"> 9 </w:t>
-            </w:r>
-            <w:r>
-              <w:rPr>
-                <w:b/>
-                <w:sz w:val="18"/>
-              </w:rPr>
-              <w:t xml:space="preserve">  Save / Cancel — </w:t>
-            </w:r>
-            <w:r>
-              <w:rPr>
-                <w:sz w:val="18"/>
-              </w:rPr>
-              <w:t>Save stores the item.</w:t>
-            </w:r>
-          </w:p>
-        </w:tc>
-      </w:tr>
-    </w:tbl>
-    <w:p>
-      <w:pPr>
-        <w:pStyle w:val="Heading2"/>
-        <w:pageBreakBefore/>
-      </w:pPr>
-      <w:r>
-        <w:t>QR label</w:t>
+        <w:t>Assets and Bill of Materials</w:t>
       </w:r>
     </w:p>
     <w:p>
@@ -17319,8 +16285,8 @@
       <w:r>
         <w:drawing>
           <wp:inline xmlns:a="http://schemas.openxmlformats.org/drawingml/2006/main" xmlns:pic="http://schemas.openxmlformats.org/drawingml/2006/picture">
-            <wp:extent cx="3746514" cy="3291840"/>
-            <wp:docPr id="26" name="Picture 26"/>
+            <wp:extent cx="4389120" cy="2743200"/>
+            <wp:docPr id="25" name="Picture 25"/>
             <wp:cNvGraphicFramePr>
               <a:graphicFrameLocks noChangeAspect="1"/>
             </wp:cNvGraphicFramePr>
@@ -17328,11 +16294,11 @@
               <a:graphicData uri="http://schemas.openxmlformats.org/drawingml/2006/picture">
                 <pic:pic>
                   <pic:nvPicPr>
-                    <pic:cNvPr id="0" name="exec_qr.png"/>
+                    <pic:cNvPr id="0" name="exec_assets.png"/>
                     <pic:cNvPicPr/>
                   </pic:nvPicPr>
                   <pic:blipFill>
-                    <a:blip r:embed="rId36"/>
+                    <a:blip r:embed="rId35"/>
                     <a:stretch>
                       <a:fillRect/>
                     </a:stretch>
@@ -17340,7 +16306,7 @@
                   <pic:spPr>
                     <a:xfrm>
                       <a:off x="0" y="0"/>
-                      <a:ext cx="3746514" cy="3291840"/>
+                      <a:ext cx="4389120" cy="2743200"/>
                     </a:xfrm>
                     <a:prstGeom prst="rect"/>
                   </pic:spPr>
@@ -17359,7 +16325,7 @@
         <w:rPr>
           <w:sz w:val="19"/>
         </w:rPr>
-        <w:t>A QR label links a physical item to its record. Stick it on the equipment; anyone who scans it with a phone camera is taken straight to that asset in the app (after signing in), where they can read its details, see its history and start a work order.</w:t>
+        <w:t>An asset is anything in the home worth maintaining — a furnace, a fridge, a mower. The Bill of Materials (BOM) breaks an asset into the components and parts it is made of, so that work and spare parts can be tied to the exact piece. This page also shows the preventive-maintenance tasks and the full work-order history of the selected asset.</w:t>
       </w:r>
     </w:p>
     <w:p>
@@ -17391,7 +16357,7 @@
         <w:rPr>
           <w:sz w:val="19"/>
         </w:rPr>
-        <w:t>Select the asset, then “QR label”.</w:t>
+        <w:t>Pick a location in the tree, then an asset from the list.</w:t>
       </w:r>
     </w:p>
     <w:p>
@@ -17410,7 +16376,7 @@
         <w:rPr>
           <w:sz w:val="19"/>
         </w:rPr>
-        <w:t>Select “Print label” to print it, then cut out and stick it on the equipment.</w:t>
+        <w:t>Read the details panel for model, serial number and warranty.</w:t>
       </w:r>
     </w:p>
     <w:p>
@@ -17429,7 +16395,45 @@
         <w:rPr>
           <w:sz w:val="19"/>
         </w:rPr>
-        <w:t>To use it, scan the code with a phone camera and open the link.</w:t>
+        <w:t>Browse the Bill of Materials: each row is a component, sub-component or part with its part number. As an Executor you can add, edit and remove BOM items to keep them accurate (+, pencil and bin on each row).</w:t>
+      </w:r>
+    </w:p>
+    <w:p>
+      <w:pPr>
+        <w:spacing w:after="40"/>
+        <w:ind w:left="317" w:hanging="317"/>
+      </w:pPr>
+      <w:r>
+        <w:rPr>
+          <w:b/>
+          <w:sz w:val="19"/>
+        </w:rPr>
+        <w:t xml:space="preserve">4.  </w:t>
+      </w:r>
+      <w:r>
+        <w:rPr>
+          <w:sz w:val="19"/>
+        </w:rPr>
+        <w:t>Check “PM tasks” for the recurring jobs attached to this asset and “Work order history” for everything done to it. Select a work order to open it.</w:t>
+      </w:r>
+    </w:p>
+    <w:p>
+      <w:pPr>
+        <w:spacing w:after="40"/>
+        <w:ind w:left="317" w:hanging="317"/>
+      </w:pPr>
+      <w:r>
+        <w:rPr>
+          <w:b/>
+          <w:sz w:val="19"/>
+        </w:rPr>
+        <w:t xml:space="preserve">5.  </w:t>
+      </w:r>
+      <w:r>
+        <w:rPr>
+          <w:sz w:val="19"/>
+        </w:rPr>
+        <w:t>Select “New work order” to log work against this asset, or “QR label” to print its label.</w:t>
       </w:r>
     </w:p>
     <w:p>
@@ -17592,7 +16596,7 @@
                 <w:b/>
                 <w:sz w:val="18"/>
               </w:rPr>
-              <w:t>QR code</w:t>
+              <w:t>Location tree</w:t>
             </w:r>
           </w:p>
         </w:tc>
@@ -17615,7 +16619,7 @@
               <w:rPr>
                 <w:sz w:val="18"/>
               </w:rPr>
-              <w:t>Scan to open this asset. The asset’s name is printed under it.</w:t>
+              <w:t>Filters the asset list to one place and everything inside it.</w:t>
             </w:r>
           </w:p>
         </w:tc>
@@ -17671,7 +16675,7 @@
                 <w:b/>
                 <w:sz w:val="18"/>
               </w:rPr>
-              <w:t>Print label</w:t>
+              <w:t>Asset list</w:t>
             </w:r>
           </w:p>
         </w:tc>
@@ -17694,7 +16698,7 @@
               <w:rPr>
                 <w:sz w:val="18"/>
               </w:rPr>
-              <w:t>Prints the label.</w:t>
+              <w:t>Every asset in the chosen location. Select one to see its details on the right.</w:t>
             </w:r>
           </w:p>
         </w:tc>
@@ -17750,7 +16754,7 @@
                 <w:b/>
                 <w:sz w:val="18"/>
               </w:rPr>
-              <w:t>Close</w:t>
+              <w:t>Asset details</w:t>
             </w:r>
           </w:p>
         </w:tc>
@@ -17773,7 +16777,402 @@
               <w:rPr>
                 <w:sz w:val="18"/>
               </w:rPr>
-              <w:t>Closes the window.</w:t>
+              <w:t>Category, manufacturer, model, serial number, purchase date, warranty end date, a link to the manual, and notes.</w:t>
+            </w:r>
+          </w:p>
+        </w:tc>
+      </w:tr>
+      <w:tr>
+        <w:trPr>
+          <w:cantSplit/>
+        </w:trPr>
+        <w:tc>
+          <w:tcPr>
+            <w:tcW w:type="dxa" w:w="576"/>
+            <w:shd w:val="clear" w:color="auto" w:fill="D62828"/>
+            <w:tcMar>
+              <w:top w:w="30" w:type="dxa"/>
+              <w:left w:w="70" w:type="dxa"/>
+              <w:bottom w:w="30" w:type="dxa"/>
+              <w:right w:w="70" w:type="dxa"/>
+            </w:tcMar>
+          </w:tcPr>
+          <w:p>
+            <w:pPr>
+              <w:spacing w:after="0"/>
+              <w:jc w:val="center"/>
+            </w:pPr>
+            <w:r/>
+            <w:r>
+              <w:rPr>
+                <w:b/>
+                <w:color w:val="FFFFFF"/>
+                <w:sz w:val="19"/>
+              </w:rPr>
+              <w:t>4</w:t>
+            </w:r>
+          </w:p>
+        </w:tc>
+        <w:tc>
+          <w:tcPr>
+            <w:tcW w:type="dxa" w:w="2448"/>
+            <w:tcMar>
+              <w:top w:w="30" w:type="dxa"/>
+              <w:left w:w="70" w:type="dxa"/>
+              <w:bottom w:w="30" w:type="dxa"/>
+              <w:right w:w="70" w:type="dxa"/>
+            </w:tcMar>
+          </w:tcPr>
+          <w:p>
+            <w:pPr>
+              <w:spacing w:after="0"/>
+            </w:pPr>
+            <w:r/>
+            <w:r>
+              <w:rPr>
+                <w:b/>
+                <w:sz w:val="18"/>
+              </w:rPr>
+              <w:t>New work order</w:t>
+            </w:r>
+          </w:p>
+        </w:tc>
+        <w:tc>
+          <w:tcPr>
+            <w:tcW w:type="dxa" w:w="6912"/>
+            <w:tcMar>
+              <w:top w:w="30" w:type="dxa"/>
+              <w:left w:w="70" w:type="dxa"/>
+              <w:bottom w:w="30" w:type="dxa"/>
+              <w:right w:w="70" w:type="dxa"/>
+            </w:tcMar>
+          </w:tcPr>
+          <w:p>
+            <w:pPr>
+              <w:spacing w:after="0"/>
+            </w:pPr>
+            <w:r/>
+            <w:r>
+              <w:rPr>
+                <w:sz w:val="18"/>
+              </w:rPr>
+              <w:t>Creates a work order already linked to this asset.</w:t>
+            </w:r>
+          </w:p>
+        </w:tc>
+      </w:tr>
+      <w:tr>
+        <w:trPr>
+          <w:cantSplit/>
+        </w:trPr>
+        <w:tc>
+          <w:tcPr>
+            <w:tcW w:type="dxa" w:w="576"/>
+            <w:shd w:val="clear" w:color="auto" w:fill="D62828"/>
+            <w:tcMar>
+              <w:top w:w="30" w:type="dxa"/>
+              <w:left w:w="70" w:type="dxa"/>
+              <w:bottom w:w="30" w:type="dxa"/>
+              <w:right w:w="70" w:type="dxa"/>
+            </w:tcMar>
+          </w:tcPr>
+          <w:p>
+            <w:pPr>
+              <w:spacing w:after="0"/>
+              <w:jc w:val="center"/>
+            </w:pPr>
+            <w:r/>
+            <w:r>
+              <w:rPr>
+                <w:b/>
+                <w:color w:val="FFFFFF"/>
+                <w:sz w:val="19"/>
+              </w:rPr>
+              <w:t>5</w:t>
+            </w:r>
+          </w:p>
+        </w:tc>
+        <w:tc>
+          <w:tcPr>
+            <w:tcW w:type="dxa" w:w="2448"/>
+            <w:tcMar>
+              <w:top w:w="30" w:type="dxa"/>
+              <w:left w:w="70" w:type="dxa"/>
+              <w:bottom w:w="30" w:type="dxa"/>
+              <w:right w:w="70" w:type="dxa"/>
+            </w:tcMar>
+          </w:tcPr>
+          <w:p>
+            <w:pPr>
+              <w:spacing w:after="0"/>
+            </w:pPr>
+            <w:r/>
+            <w:r>
+              <w:rPr>
+                <w:b/>
+                <w:sz w:val="18"/>
+              </w:rPr>
+              <w:t>QR label</w:t>
+            </w:r>
+          </w:p>
+        </w:tc>
+        <w:tc>
+          <w:tcPr>
+            <w:tcW w:type="dxa" w:w="6912"/>
+            <w:tcMar>
+              <w:top w:w="30" w:type="dxa"/>
+              <w:left w:w="70" w:type="dxa"/>
+              <w:bottom w:w="30" w:type="dxa"/>
+              <w:right w:w="70" w:type="dxa"/>
+            </w:tcMar>
+          </w:tcPr>
+          <w:p>
+            <w:pPr>
+              <w:spacing w:after="0"/>
+            </w:pPr>
+            <w:r/>
+            <w:r>
+              <w:rPr>
+                <w:sz w:val="18"/>
+              </w:rPr>
+              <w:t>Shows a printable label with a QR code. Scanning it with a phone opens this asset directly. Available on assets marked as major.</w:t>
+            </w:r>
+          </w:p>
+        </w:tc>
+      </w:tr>
+      <w:tr>
+        <w:trPr>
+          <w:cantSplit/>
+        </w:trPr>
+        <w:tc>
+          <w:tcPr>
+            <w:tcW w:type="dxa" w:w="576"/>
+            <w:shd w:val="clear" w:color="auto" w:fill="D62828"/>
+            <w:tcMar>
+              <w:top w:w="30" w:type="dxa"/>
+              <w:left w:w="70" w:type="dxa"/>
+              <w:bottom w:w="30" w:type="dxa"/>
+              <w:right w:w="70" w:type="dxa"/>
+            </w:tcMar>
+          </w:tcPr>
+          <w:p>
+            <w:pPr>
+              <w:spacing w:after="0"/>
+              <w:jc w:val="center"/>
+            </w:pPr>
+            <w:r/>
+            <w:r>
+              <w:rPr>
+                <w:b/>
+                <w:color w:val="FFFFFF"/>
+                <w:sz w:val="19"/>
+              </w:rPr>
+              <w:t>6</w:t>
+            </w:r>
+          </w:p>
+        </w:tc>
+        <w:tc>
+          <w:tcPr>
+            <w:tcW w:type="dxa" w:w="2448"/>
+            <w:tcMar>
+              <w:top w:w="30" w:type="dxa"/>
+              <w:left w:w="70" w:type="dxa"/>
+              <w:bottom w:w="30" w:type="dxa"/>
+              <w:right w:w="70" w:type="dxa"/>
+            </w:tcMar>
+          </w:tcPr>
+          <w:p>
+            <w:pPr>
+              <w:spacing w:after="0"/>
+            </w:pPr>
+            <w:r/>
+            <w:r>
+              <w:rPr>
+                <w:b/>
+                <w:sz w:val="18"/>
+              </w:rPr>
+              <w:t>Bill of Materials</w:t>
+            </w:r>
+          </w:p>
+        </w:tc>
+        <w:tc>
+          <w:tcPr>
+            <w:tcW w:type="dxa" w:w="6912"/>
+            <w:tcMar>
+              <w:top w:w="30" w:type="dxa"/>
+              <w:left w:w="70" w:type="dxa"/>
+              <w:bottom w:w="30" w:type="dxa"/>
+              <w:right w:w="70" w:type="dxa"/>
+            </w:tcMar>
+          </w:tcPr>
+          <w:p>
+            <w:pPr>
+              <w:spacing w:after="0"/>
+            </w:pPr>
+            <w:r/>
+            <w:r>
+              <w:rPr>
+                <w:sz w:val="18"/>
+              </w:rPr>
+              <w:t>Indented tree of components. Each row shows a name, a tag (Component, Sub-component, Part) and its part number. Executors can use Add component, + (add child), pencil (edit) and bin (remove).</w:t>
+            </w:r>
+          </w:p>
+        </w:tc>
+      </w:tr>
+      <w:tr>
+        <w:trPr>
+          <w:cantSplit/>
+        </w:trPr>
+        <w:tc>
+          <w:tcPr>
+            <w:tcW w:type="dxa" w:w="576"/>
+            <w:shd w:val="clear" w:color="auto" w:fill="D62828"/>
+            <w:tcMar>
+              <w:top w:w="30" w:type="dxa"/>
+              <w:left w:w="70" w:type="dxa"/>
+              <w:bottom w:w="30" w:type="dxa"/>
+              <w:right w:w="70" w:type="dxa"/>
+            </w:tcMar>
+          </w:tcPr>
+          <w:p>
+            <w:pPr>
+              <w:spacing w:after="0"/>
+              <w:jc w:val="center"/>
+            </w:pPr>
+            <w:r/>
+            <w:r>
+              <w:rPr>
+                <w:b/>
+                <w:color w:val="FFFFFF"/>
+                <w:sz w:val="19"/>
+              </w:rPr>
+              <w:t>7</w:t>
+            </w:r>
+          </w:p>
+        </w:tc>
+        <w:tc>
+          <w:tcPr>
+            <w:tcW w:type="dxa" w:w="2448"/>
+            <w:tcMar>
+              <w:top w:w="30" w:type="dxa"/>
+              <w:left w:w="70" w:type="dxa"/>
+              <w:bottom w:w="30" w:type="dxa"/>
+              <w:right w:w="70" w:type="dxa"/>
+            </w:tcMar>
+          </w:tcPr>
+          <w:p>
+            <w:pPr>
+              <w:spacing w:after="0"/>
+            </w:pPr>
+            <w:r/>
+            <w:r>
+              <w:rPr>
+                <w:b/>
+                <w:sz w:val="18"/>
+              </w:rPr>
+              <w:t>PM tasks</w:t>
+            </w:r>
+          </w:p>
+        </w:tc>
+        <w:tc>
+          <w:tcPr>
+            <w:tcW w:type="dxa" w:w="6912"/>
+            <w:tcMar>
+              <w:top w:w="30" w:type="dxa"/>
+              <w:left w:w="70" w:type="dxa"/>
+              <w:bottom w:w="30" w:type="dxa"/>
+              <w:right w:w="70" w:type="dxa"/>
+            </w:tcMar>
+          </w:tcPr>
+          <w:p>
+            <w:pPr>
+              <w:spacing w:after="0"/>
+            </w:pPr>
+            <w:r/>
+            <w:r>
+              <w:rPr>
+                <w:sz w:val="18"/>
+              </w:rPr>
+              <w:t>Recurring maintenance (PM Bases) attached to this asset, with its repeat rule and next due date.</w:t>
+            </w:r>
+          </w:p>
+        </w:tc>
+      </w:tr>
+      <w:tr>
+        <w:trPr>
+          <w:cantSplit/>
+        </w:trPr>
+        <w:tc>
+          <w:tcPr>
+            <w:tcW w:type="dxa" w:w="576"/>
+            <w:shd w:val="clear" w:color="auto" w:fill="D62828"/>
+            <w:tcMar>
+              <w:top w:w="30" w:type="dxa"/>
+              <w:left w:w="70" w:type="dxa"/>
+              <w:bottom w:w="30" w:type="dxa"/>
+              <w:right w:w="70" w:type="dxa"/>
+            </w:tcMar>
+          </w:tcPr>
+          <w:p>
+            <w:pPr>
+              <w:spacing w:after="0"/>
+              <w:jc w:val="center"/>
+            </w:pPr>
+            <w:r/>
+            <w:r>
+              <w:rPr>
+                <w:b/>
+                <w:color w:val="FFFFFF"/>
+                <w:sz w:val="19"/>
+              </w:rPr>
+              <w:t>8</w:t>
+            </w:r>
+          </w:p>
+        </w:tc>
+        <w:tc>
+          <w:tcPr>
+            <w:tcW w:type="dxa" w:w="2448"/>
+            <w:tcMar>
+              <w:top w:w="30" w:type="dxa"/>
+              <w:left w:w="70" w:type="dxa"/>
+              <w:bottom w:w="30" w:type="dxa"/>
+              <w:right w:w="70" w:type="dxa"/>
+            </w:tcMar>
+          </w:tcPr>
+          <w:p>
+            <w:pPr>
+              <w:spacing w:after="0"/>
+            </w:pPr>
+            <w:r/>
+            <w:r>
+              <w:rPr>
+                <w:b/>
+                <w:sz w:val="18"/>
+              </w:rPr>
+              <w:t>Work order history</w:t>
+            </w:r>
+          </w:p>
+        </w:tc>
+        <w:tc>
+          <w:tcPr>
+            <w:tcW w:type="dxa" w:w="6912"/>
+            <w:tcMar>
+              <w:top w:w="30" w:type="dxa"/>
+              <w:left w:w="70" w:type="dxa"/>
+              <w:bottom w:w="30" w:type="dxa"/>
+              <w:right w:w="70" w:type="dxa"/>
+            </w:tcMar>
+          </w:tcPr>
+          <w:p>
+            <w:pPr>
+              <w:spacing w:after="0"/>
+            </w:pPr>
+            <w:r/>
+            <w:r>
+              <w:rPr>
+                <w:sz w:val="18"/>
+              </w:rPr>
+              <w:t>Every work order for the asset, newest first, with its type and date.</w:t>
             </w:r>
           </w:p>
         </w:tc>
@@ -17781,30 +17180,479 @@
     </w:tbl>
     <w:p>
       <w:pPr>
-        <w:pStyle w:val="Heading1"/>
+        <w:pStyle w:val="Heading2"/>
         <w:pageBreakBefore/>
       </w:pPr>
       <w:r>
-        <w:t>Vendors, Parts and Budget</w:t>
+        <w:t>Adding or editing a BOM item</w:t>
+      </w:r>
+    </w:p>
+    <w:tbl>
+      <w:tblPr>
+        <w:tblLayout w:type="fixed"/>
+        <w:tblLook w:firstColumn="1" w:firstRow="1" w:lastColumn="0" w:lastRow="0" w:noHBand="0" w:noVBand="1" w:val="04A0"/>
+        <w:tblBorders>
+          <w:top w:val="nil"/>
+          <w:left w:val="nil"/>
+          <w:bottom w:val="nil"/>
+          <w:right w:val="nil"/>
+          <w:insideH w:val="nil"/>
+          <w:insideV w:val="nil"/>
+        </w:tblBorders>
+        <w:tblLayout w:type="fixed"/>
+        <w:tblW w:w="9936" w:type="dxa"/>
+      </w:tblPr>
+      <w:tblGrid>
+        <w:gridCol w:w="4608"/>
+        <w:gridCol w:w="5328"/>
+      </w:tblGrid>
+      <w:tr>
+        <w:tc>
+          <w:tcPr>
+            <w:tcW w:type="dxa" w:w="4608"/>
+            <w:tcMar>
+              <w:top w:w="0" w:type="dxa"/>
+              <w:left w:w="0" w:type="dxa"/>
+              <w:bottom w:w="0" w:type="dxa"/>
+              <w:right w:w="60" w:type="dxa"/>
+            </w:tcMar>
+          </w:tcPr>
+          <w:p>
+            <w:r/>
+            <w:r>
+              <w:drawing>
+                <wp:inline xmlns:a="http://schemas.openxmlformats.org/drawingml/2006/main" xmlns:pic="http://schemas.openxmlformats.org/drawingml/2006/picture">
+                  <wp:extent cx="2834640" cy="3041046"/>
+                  <wp:docPr id="26" name="Picture 26"/>
+                  <wp:cNvGraphicFramePr>
+                    <a:graphicFrameLocks noChangeAspect="1"/>
+                  </wp:cNvGraphicFramePr>
+                  <a:graphic>
+                    <a:graphicData uri="http://schemas.openxmlformats.org/drawingml/2006/picture">
+                      <pic:pic>
+                        <pic:nvPicPr>
+                          <pic:cNvPr id="0" name="exec_bom_edit.png"/>
+                          <pic:cNvPicPr/>
+                        </pic:nvPicPr>
+                        <pic:blipFill>
+                          <a:blip r:embed="rId36"/>
+                          <a:stretch>
+                            <a:fillRect/>
+                          </a:stretch>
+                        </pic:blipFill>
+                        <pic:spPr>
+                          <a:xfrm>
+                            <a:off x="0" y="0"/>
+                            <a:ext cx="2834640" cy="3041046"/>
+                          </a:xfrm>
+                          <a:prstGeom prst="rect"/>
+                        </pic:spPr>
+                      </pic:pic>
+                    </a:graphicData>
+                  </a:graphic>
+                </wp:inline>
+              </w:drawing>
+            </w:r>
+          </w:p>
+        </w:tc>
+        <w:tc>
+          <w:tcPr>
+            <w:tcW w:type="dxa" w:w="5328"/>
+            <w:tcMar>
+              <w:top w:w="0" w:type="dxa"/>
+              <w:left w:w="60" w:type="dxa"/>
+              <w:bottom w:w="0" w:type="dxa"/>
+              <w:right w:w="0" w:type="dxa"/>
+            </w:tcMar>
+          </w:tcPr>
+          <w:p>
+            <w:pPr>
+              <w:spacing w:after="120"/>
+            </w:pPr>
+            <w:r/>
+            <w:r>
+              <w:rPr>
+                <w:sz w:val="18"/>
+              </w:rPr>
+              <w:t>Each row of the Bill of Materials is a component, sub-component or part of the asset. Keeping it accurate lets work orders and parts point at the exact piece (for example “Blower motor”) rather than just “furnace”. Executors, managers and owners can edit the BOM.</w:t>
+            </w:r>
+          </w:p>
+          <w:p>
+            <w:pPr>
+              <w:keepNext/>
+            </w:pPr>
+            <w:r>
+              <w:rPr>
+                <w:b/>
+                <w:color w:val="C85410"/>
+                <w:sz w:val="20"/>
+              </w:rPr>
+              <w:t>What to do</w:t>
+            </w:r>
+          </w:p>
+          <w:p>
+            <w:pPr>
+              <w:spacing w:after="40"/>
+              <w:ind w:left="317" w:hanging="317"/>
+            </w:pPr>
+            <w:r>
+              <w:rPr>
+                <w:b/>
+                <w:sz w:val="18"/>
+              </w:rPr>
+              <w:t xml:space="preserve">1.  </w:t>
+            </w:r>
+            <w:r>
+              <w:rPr>
+                <w:sz w:val="18"/>
+              </w:rPr>
+              <w:t>On the asset select “Add component” for a top-level item, or the + on a row to add something inside it. The Parent line shows where it will go.</w:t>
+            </w:r>
+          </w:p>
+          <w:p>
+            <w:pPr>
+              <w:spacing w:after="40"/>
+              <w:ind w:left="317" w:hanging="317"/>
+            </w:pPr>
+            <w:r>
+              <w:rPr>
+                <w:b/>
+                <w:sz w:val="18"/>
+              </w:rPr>
+              <w:t xml:space="preserve">2.  </w:t>
+            </w:r>
+            <w:r>
+              <w:rPr>
+                <w:sz w:val="18"/>
+              </w:rPr>
+              <w:t>Enter the Name and choose its Level (Component, Sub-component or Part).</w:t>
+            </w:r>
+          </w:p>
+          <w:p>
+            <w:pPr>
+              <w:spacing w:after="40"/>
+              <w:ind w:left="317" w:hanging="317"/>
+            </w:pPr>
+            <w:r>
+              <w:rPr>
+                <w:b/>
+                <w:sz w:val="18"/>
+              </w:rPr>
+              <w:t xml:space="preserve">3.  </w:t>
+            </w:r>
+            <w:r>
+              <w:rPr>
+                <w:sz w:val="18"/>
+              </w:rPr>
+              <w:t>Add the manufacturer, model / part number and install date so it can be re-ordered later.</w:t>
+            </w:r>
+          </w:p>
+          <w:p>
+            <w:pPr>
+              <w:spacing w:after="40"/>
+              <w:ind w:left="317" w:hanging="317"/>
+            </w:pPr>
+            <w:r>
+              <w:rPr>
+                <w:b/>
+                <w:sz w:val="18"/>
+              </w:rPr>
+              <w:t xml:space="preserve">4.  </w:t>
+            </w:r>
+            <w:r>
+              <w:rPr>
+                <w:sz w:val="18"/>
+              </w:rPr>
+              <w:t>Select Save. The pencil edits a row; the bin removes it.</w:t>
+            </w:r>
+          </w:p>
+          <w:p>
+            <w:pPr>
+              <w:keepNext/>
+              <w:spacing w:before="120"/>
+            </w:pPr>
+            <w:r>
+              <w:rPr>
+                <w:b/>
+                <w:color w:val="C85410"/>
+                <w:sz w:val="20"/>
+              </w:rPr>
+              <w:t>Numbered items in the picture</w:t>
+            </w:r>
+          </w:p>
+          <w:p>
+            <w:pPr>
+              <w:spacing w:after="60"/>
+              <w:ind w:left="403" w:hanging="403"/>
+            </w:pPr>
+            <w:r>
+              <w:rPr>
+                <w:b/>
+                <w:color w:val="FFFFFF"/>
+                <w:sz w:val="17"/>
+                <w:shd w:val="clear" w:color="auto" w:fill="D62828"/>
+              </w:rPr>
+              <w:t xml:space="preserve"> 1 </w:t>
+            </w:r>
+            <w:r>
+              <w:rPr>
+                <w:b/>
+                <w:sz w:val="18"/>
+              </w:rPr>
+              <w:t xml:space="preserve">  Name * — </w:t>
+            </w:r>
+            <w:r>
+              <w:rPr>
+                <w:sz w:val="18"/>
+              </w:rPr>
+              <w:t>What the component is called (for example “Blower Motor”).</w:t>
+            </w:r>
+          </w:p>
+          <w:p>
+            <w:pPr>
+              <w:spacing w:after="60"/>
+              <w:ind w:left="403" w:hanging="403"/>
+            </w:pPr>
+            <w:r>
+              <w:rPr>
+                <w:b/>
+                <w:color w:val="FFFFFF"/>
+                <w:sz w:val="17"/>
+                <w:shd w:val="clear" w:color="auto" w:fill="D62828"/>
+              </w:rPr>
+              <w:t xml:space="preserve"> 2 </w:t>
+            </w:r>
+            <w:r>
+              <w:rPr>
+                <w:b/>
+                <w:sz w:val="18"/>
+              </w:rPr>
+              <w:t xml:space="preserve">  Level — </w:t>
+            </w:r>
+            <w:r>
+              <w:rPr>
+                <w:sz w:val="18"/>
+              </w:rPr>
+              <w:t>Component, Sub-component or Part.</w:t>
+            </w:r>
+          </w:p>
+          <w:p>
+            <w:pPr>
+              <w:spacing w:after="60"/>
+              <w:ind w:left="403" w:hanging="403"/>
+            </w:pPr>
+            <w:r>
+              <w:rPr>
+                <w:b/>
+                <w:color w:val="FFFFFF"/>
+                <w:sz w:val="17"/>
+                <w:shd w:val="clear" w:color="auto" w:fill="D62828"/>
+              </w:rPr>
+              <w:t xml:space="preserve"> 3 </w:t>
+            </w:r>
+            <w:r>
+              <w:rPr>
+                <w:b/>
+                <w:sz w:val="18"/>
+              </w:rPr>
+              <w:t xml:space="preserve">  Manufacturer — </w:t>
+            </w:r>
+            <w:r>
+              <w:rPr>
+                <w:sz w:val="18"/>
+              </w:rPr>
+              <w:t>Maker of this item.</w:t>
+            </w:r>
+          </w:p>
+          <w:p>
+            <w:pPr>
+              <w:spacing w:after="60"/>
+              <w:ind w:left="403" w:hanging="403"/>
+            </w:pPr>
+            <w:r>
+              <w:rPr>
+                <w:b/>
+                <w:color w:val="FFFFFF"/>
+                <w:sz w:val="17"/>
+                <w:shd w:val="clear" w:color="auto" w:fill="D62828"/>
+              </w:rPr>
+              <w:t xml:space="preserve"> 4 </w:t>
+            </w:r>
+            <w:r>
+              <w:rPr>
+                <w:b/>
+                <w:sz w:val="18"/>
+              </w:rPr>
+              <w:t xml:space="preserve">  Model / part # — </w:t>
+            </w:r>
+            <w:r>
+              <w:rPr>
+                <w:sz w:val="18"/>
+              </w:rPr>
+              <w:t>Model or part number, used when re-ordering.</w:t>
+            </w:r>
+          </w:p>
+          <w:p>
+            <w:pPr>
+              <w:spacing w:after="60"/>
+              <w:ind w:left="403" w:hanging="403"/>
+            </w:pPr>
+            <w:r>
+              <w:rPr>
+                <w:b/>
+                <w:color w:val="FFFFFF"/>
+                <w:sz w:val="17"/>
+                <w:shd w:val="clear" w:color="auto" w:fill="D62828"/>
+              </w:rPr>
+              <w:t xml:space="preserve"> 5 </w:t>
+            </w:r>
+            <w:r>
+              <w:rPr>
+                <w:b/>
+                <w:sz w:val="18"/>
+              </w:rPr>
+              <w:t xml:space="preserve">  Install date — </w:t>
+            </w:r>
+            <w:r>
+              <w:rPr>
+                <w:sz w:val="18"/>
+              </w:rPr>
+              <w:t>When this item was fitted or last replaced.</w:t>
+            </w:r>
+          </w:p>
+          <w:p>
+            <w:pPr>
+              <w:spacing w:after="60"/>
+              <w:ind w:left="403" w:hanging="403"/>
+            </w:pPr>
+            <w:r>
+              <w:rPr>
+                <w:b/>
+                <w:color w:val="FFFFFF"/>
+                <w:sz w:val="17"/>
+                <w:shd w:val="clear" w:color="auto" w:fill="D62828"/>
+              </w:rPr>
+              <w:t xml:space="preserve"> 6 </w:t>
+            </w:r>
+            <w:r>
+              <w:rPr>
+                <w:b/>
+                <w:sz w:val="18"/>
+              </w:rPr>
+              <w:t xml:space="preserve">  Cost ($) — </w:t>
+            </w:r>
+            <w:r>
+              <w:rPr>
+                <w:sz w:val="18"/>
+              </w:rPr>
+              <w:t>What it cost.</w:t>
+            </w:r>
+          </w:p>
+          <w:p>
+            <w:pPr>
+              <w:spacing w:after="60"/>
+              <w:ind w:left="403" w:hanging="403"/>
+            </w:pPr>
+            <w:r>
+              <w:rPr>
+                <w:b/>
+                <w:color w:val="FFFFFF"/>
+                <w:sz w:val="17"/>
+                <w:shd w:val="clear" w:color="auto" w:fill="D62828"/>
+              </w:rPr>
+              <w:t xml:space="preserve"> 7 </w:t>
+            </w:r>
+            <w:r>
+              <w:rPr>
+                <w:b/>
+                <w:sz w:val="18"/>
+              </w:rPr>
+              <w:t xml:space="preserve">  Notes — </w:t>
+            </w:r>
+            <w:r>
+              <w:rPr>
+                <w:sz w:val="18"/>
+              </w:rPr>
+              <w:t>Anything useful, such as size or position.</w:t>
+            </w:r>
+          </w:p>
+          <w:p>
+            <w:pPr>
+              <w:spacing w:after="60"/>
+              <w:ind w:left="403" w:hanging="403"/>
+            </w:pPr>
+            <w:r>
+              <w:rPr>
+                <w:b/>
+                <w:color w:val="FFFFFF"/>
+                <w:sz w:val="17"/>
+                <w:shd w:val="clear" w:color="auto" w:fill="D62828"/>
+              </w:rPr>
+              <w:t xml:space="preserve"> 8 </w:t>
+            </w:r>
+            <w:r>
+              <w:rPr>
+                <w:b/>
+                <w:sz w:val="18"/>
+              </w:rPr>
+              <w:t xml:space="preserve">  Parent — </w:t>
+            </w:r>
+            <w:r>
+              <w:rPr>
+                <w:sz w:val="18"/>
+              </w:rPr>
+              <w:t>Where in the tree the new item will sit.</w:t>
+            </w:r>
+          </w:p>
+          <w:p>
+            <w:pPr>
+              <w:spacing w:after="60"/>
+              <w:ind w:left="403" w:hanging="403"/>
+            </w:pPr>
+            <w:r>
+              <w:rPr>
+                <w:b/>
+                <w:color w:val="FFFFFF"/>
+                <w:sz w:val="17"/>
+                <w:shd w:val="clear" w:color="auto" w:fill="D62828"/>
+              </w:rPr>
+              <w:t xml:space="preserve"> 9 </w:t>
+            </w:r>
+            <w:r>
+              <w:rPr>
+                <w:b/>
+                <w:sz w:val="18"/>
+              </w:rPr>
+              <w:t xml:space="preserve">  Save / Cancel — </w:t>
+            </w:r>
+            <w:r>
+              <w:rPr>
+                <w:sz w:val="18"/>
+              </w:rPr>
+              <w:t>Save stores the item.</w:t>
+            </w:r>
+          </w:p>
+        </w:tc>
+      </w:tr>
+    </w:tbl>
+    <w:p>
+      <w:pPr>
+        <w:pStyle w:val="Heading2"/>
+        <w:pageBreakBefore/>
+      </w:pPr>
+      <w:r>
+        <w:t>QR label</w:t>
       </w:r>
     </w:p>
     <w:p>
       <w:pPr>
-        <w:pStyle w:val="Heading2"/>
-      </w:pPr>
-      <w:r>
-        <w:t>Vendors and service providers</w:t>
-      </w:r>
-    </w:p>
-    <w:p>
-      <w:pPr>
         <w:spacing w:after="120"/>
         <w:jc w:val="center"/>
       </w:pPr>
       <w:r>
         <w:drawing>
           <wp:inline xmlns:a="http://schemas.openxmlformats.org/drawingml/2006/main" xmlns:pic="http://schemas.openxmlformats.org/drawingml/2006/picture">
-            <wp:extent cx="5266944" cy="3291840"/>
+            <wp:extent cx="3746514" cy="3291840"/>
             <wp:docPr id="27" name="Picture 27"/>
             <wp:cNvGraphicFramePr>
               <a:graphicFrameLocks noChangeAspect="1"/>
@@ -17813,7 +17661,7 @@
               <a:graphicData uri="http://schemas.openxmlformats.org/drawingml/2006/picture">
                 <pic:pic>
                   <pic:nvPicPr>
-                    <pic:cNvPr id="0" name="exec_vendors.png"/>
+                    <pic:cNvPr id="0" name="exec_qr.png"/>
                     <pic:cNvPicPr/>
                   </pic:nvPicPr>
                   <pic:blipFill>
@@ -17825,7 +17673,7 @@
                   <pic:spPr>
                     <a:xfrm>
                       <a:off x="0" y="0"/>
-                      <a:ext cx="5266944" cy="3291840"/>
+                      <a:ext cx="3746514" cy="3291840"/>
                     </a:xfrm>
                     <a:prstGeom prst="rect"/>
                   </pic:spPr>
@@ -17844,7 +17692,7 @@
         <w:rPr>
           <w:sz w:val="19"/>
         </w:rPr>
-        <w:t>Vendors are the contractors and service providers you call on, kept in one place instead of scattered across texts and receipts. A vendor can be chosen on any work order. Executors can look up contact details here.</w:t>
+        <w:t>A QR label links a physical item to its record. Stick it on the equipment; anyone who scans it with a phone camera is taken straight to that asset in the app (after signing in), where they can read its details, see its history and start a work order.</w:t>
       </w:r>
     </w:p>
     <w:p>
@@ -17876,7 +17724,7 @@
         <w:rPr>
           <w:sz w:val="19"/>
         </w:rPr>
-        <w:t>Use the search box to find a vendor by name, specialty or contact.</w:t>
+        <w:t>Select the asset, then “QR label”.</w:t>
       </w:r>
     </w:p>
     <w:p>
@@ -17895,7 +17743,7 @@
         <w:rPr>
           <w:sz w:val="19"/>
         </w:rPr>
-        <w:t>Read the row: name, specialty, contact person and phone/email, notes, and a link to the website if one is saved.</w:t>
+        <w:t>Select “Print label” to print it, then cut out and stick it on the equipment.</w:t>
       </w:r>
     </w:p>
     <w:p>
@@ -17914,7 +17762,7 @@
         <w:rPr>
           <w:sz w:val="19"/>
         </w:rPr>
-        <w:t>Select “Open link” to visit the vendor’s website.</w:t>
+        <w:t>To use it, scan the code with a phone camera and open the link.</w:t>
       </w:r>
     </w:p>
     <w:p>
@@ -18077,7 +17925,7 @@
                 <w:b/>
                 <w:sz w:val="18"/>
               </w:rPr>
-              <w:t>Search</w:t>
+              <w:t>QR code</w:t>
             </w:r>
           </w:p>
         </w:tc>
@@ -18100,7 +17948,7 @@
               <w:rPr>
                 <w:sz w:val="18"/>
               </w:rPr>
-              <w:t>Finds vendors by name, specialty or contact.</w:t>
+              <w:t>Scan to open this asset. The asset’s name is printed under it.</w:t>
             </w:r>
           </w:p>
         </w:tc>
@@ -18156,7 +18004,7 @@
                 <w:b/>
                 <w:sz w:val="18"/>
               </w:rPr>
-              <w:t>Vendor row</w:t>
+              <w:t>Print label</w:t>
             </w:r>
           </w:p>
         </w:tc>
@@ -18179,7 +18027,86 @@
               <w:rPr>
                 <w:sz w:val="18"/>
               </w:rPr>
-              <w:t>Name, then specialty · contact person · phone · email, and notes such as “24h emergency line”. “Open link” opens the website.</w:t>
+              <w:t>Prints the label.</w:t>
+            </w:r>
+          </w:p>
+        </w:tc>
+      </w:tr>
+      <w:tr>
+        <w:trPr>
+          <w:cantSplit/>
+        </w:trPr>
+        <w:tc>
+          <w:tcPr>
+            <w:tcW w:type="dxa" w:w="576"/>
+            <w:shd w:val="clear" w:color="auto" w:fill="D62828"/>
+            <w:tcMar>
+              <w:top w:w="30" w:type="dxa"/>
+              <w:left w:w="70" w:type="dxa"/>
+              <w:bottom w:w="30" w:type="dxa"/>
+              <w:right w:w="70" w:type="dxa"/>
+            </w:tcMar>
+          </w:tcPr>
+          <w:p>
+            <w:pPr>
+              <w:spacing w:after="0"/>
+              <w:jc w:val="center"/>
+            </w:pPr>
+            <w:r/>
+            <w:r>
+              <w:rPr>
+                <w:b/>
+                <w:color w:val="FFFFFF"/>
+                <w:sz w:val="19"/>
+              </w:rPr>
+              <w:t>3</w:t>
+            </w:r>
+          </w:p>
+        </w:tc>
+        <w:tc>
+          <w:tcPr>
+            <w:tcW w:type="dxa" w:w="2448"/>
+            <w:tcMar>
+              <w:top w:w="30" w:type="dxa"/>
+              <w:left w:w="70" w:type="dxa"/>
+              <w:bottom w:w="30" w:type="dxa"/>
+              <w:right w:w="70" w:type="dxa"/>
+            </w:tcMar>
+          </w:tcPr>
+          <w:p>
+            <w:pPr>
+              <w:spacing w:after="0"/>
+            </w:pPr>
+            <w:r/>
+            <w:r>
+              <w:rPr>
+                <w:b/>
+                <w:sz w:val="18"/>
+              </w:rPr>
+              <w:t>Close</w:t>
+            </w:r>
+          </w:p>
+        </w:tc>
+        <w:tc>
+          <w:tcPr>
+            <w:tcW w:type="dxa" w:w="6912"/>
+            <w:tcMar>
+              <w:top w:w="30" w:type="dxa"/>
+              <w:left w:w="70" w:type="dxa"/>
+              <w:bottom w:w="30" w:type="dxa"/>
+              <w:right w:w="70" w:type="dxa"/>
+            </w:tcMar>
+          </w:tcPr>
+          <w:p>
+            <w:pPr>
+              <w:spacing w:after="0"/>
+            </w:pPr>
+            <w:r/>
+            <w:r>
+              <w:rPr>
+                <w:sz w:val="18"/>
+              </w:rPr>
+              <w:t>Closes the window.</w:t>
             </w:r>
           </w:p>
         </w:tc>
@@ -18187,11 +18114,19 @@
     </w:tbl>
     <w:p>
       <w:pPr>
+        <w:pStyle w:val="Heading1"/>
+        <w:pageBreakBefore/>
+      </w:pPr>
+      <w:r>
+        <w:t>Vendors, Parts and Budget</w:t>
+      </w:r>
+    </w:p>
+    <w:p>
+      <w:pPr>
         <w:pStyle w:val="Heading2"/>
-        <w:pageBreakBefore/>
-      </w:pPr>
-      <w:r>
-        <w:t>Parts Catalogue</w:t>
+      </w:pPr>
+      <w:r>
+        <w:t>Vendors and service providers</w:t>
       </w:r>
     </w:p>
     <w:p>
@@ -18211,7 +18146,7 @@
               <a:graphicData uri="http://schemas.openxmlformats.org/drawingml/2006/picture">
                 <pic:pic>
                   <pic:nvPicPr>
-                    <pic:cNvPr id="0" name="exec_parts.png"/>
+                    <pic:cNvPr id="0" name="exec_vendors.png"/>
                     <pic:cNvPicPr/>
                   </pic:nvPicPr>
                   <pic:blipFill>
@@ -18242,7 +18177,7 @@
         <w:rPr>
           <w:sz w:val="19"/>
         </w:rPr>
-        <w:t>The Parts Catalogue is the master list of spare parts and consumables the household keeps, with part numbers, costs and how many are on hand. Parts are attached to work orders and requests from this list. Everyone can look parts up and adjust the quantity on hand when they use or restock one.</w:t>
+        <w:t>Vendors are the contractors and service providers you call on, kept in one place instead of scattered across texts and receipts. A vendor can be chosen on any work order. Executors can look up contact details here.</w:t>
       </w:r>
     </w:p>
     <w:p>
@@ -18274,7 +18209,7 @@
         <w:rPr>
           <w:sz w:val="19"/>
         </w:rPr>
-        <w:t>Search by part number, name or manufacturer.</w:t>
+        <w:t>Use the search box to find a vendor by name, specialty or contact.</w:t>
       </w:r>
     </w:p>
     <w:p>
@@ -18293,7 +18228,7 @@
         <w:rPr>
           <w:sz w:val="19"/>
         </w:rPr>
-        <w:t>Each card shows the part number and name, what it belongs to, the manufacturer’s part number, the price and the quantity in stock.</w:t>
+        <w:t>Read the row: name, specialty, contact person and phone/email, notes, and a link to the website if one is saved.</w:t>
       </w:r>
     </w:p>
     <w:p>
@@ -18312,45 +18247,7 @@
         <w:rPr>
           <w:sz w:val="19"/>
         </w:rPr>
-        <w:t>A red “Reorder” tag means the quantity is at or below the reorder level.</w:t>
-      </w:r>
-    </w:p>
-    <w:p>
-      <w:pPr>
-        <w:spacing w:after="40"/>
-        <w:ind w:left="317" w:hanging="317"/>
-      </w:pPr>
-      <w:r>
-        <w:rPr>
-          <w:b/>
-          <w:sz w:val="19"/>
-        </w:rPr>
-        <w:t xml:space="preserve">4.  </w:t>
-      </w:r>
-      <w:r>
-        <w:rPr>
-          <w:sz w:val="19"/>
-        </w:rPr>
-        <w:t>Use − and + to adjust the quantity on hand when you use a part or restock.</w:t>
-      </w:r>
-    </w:p>
-    <w:p>
-      <w:pPr>
-        <w:spacing w:after="40"/>
-        <w:ind w:left="317" w:hanging="317"/>
-      </w:pPr>
-      <w:r>
-        <w:rPr>
-          <w:b/>
-          <w:sz w:val="19"/>
-        </w:rPr>
-        <w:t xml:space="preserve">5.  </w:t>
-      </w:r>
-      <w:r>
-        <w:rPr>
-          <w:sz w:val="19"/>
-        </w:rPr>
-        <w:t>“Open link” goes to the supplier’s page for the part.</w:t>
+        <w:t>Select “Open link” to visit the vendor’s website.</w:t>
       </w:r>
     </w:p>
     <w:p>
@@ -18536,7 +18433,7 @@
               <w:rPr>
                 <w:sz w:val="18"/>
               </w:rPr>
-              <w:t>Finds parts by number, name or manufacturer.</w:t>
+              <w:t>Finds vendors by name, specialty or contact.</w:t>
             </w:r>
           </w:p>
         </w:tc>
@@ -18592,7 +18489,7 @@
                 <w:b/>
                 <w:sz w:val="18"/>
               </w:rPr>
-              <w:t>Part card</w:t>
+              <w:t>Vendor row</w:t>
             </w:r>
           </w:p>
         </w:tc>
@@ -18615,165 +18512,7 @@
               <w:rPr>
                 <w:sz w:val="18"/>
               </w:rPr>
-              <w:t>Part number and name; the asset/component it belongs to; manufacturer and manufacturer’s part number; unit cost; “Open link” to the supplier’s page.</w:t>
-            </w:r>
-          </w:p>
-        </w:tc>
-      </w:tr>
-      <w:tr>
-        <w:trPr>
-          <w:cantSplit/>
-        </w:trPr>
-        <w:tc>
-          <w:tcPr>
-            <w:tcW w:type="dxa" w:w="576"/>
-            <w:shd w:val="clear" w:color="auto" w:fill="D62828"/>
-            <w:tcMar>
-              <w:top w:w="30" w:type="dxa"/>
-              <w:left w:w="70" w:type="dxa"/>
-              <w:bottom w:w="30" w:type="dxa"/>
-              <w:right w:w="70" w:type="dxa"/>
-            </w:tcMar>
-          </w:tcPr>
-          <w:p>
-            <w:pPr>
-              <w:spacing w:after="0"/>
-              <w:jc w:val="center"/>
-            </w:pPr>
-            <w:r/>
-            <w:r>
-              <w:rPr>
-                <w:b/>
-                <w:color w:val="FFFFFF"/>
-                <w:sz w:val="19"/>
-              </w:rPr>
-              <w:t>3</w:t>
-            </w:r>
-          </w:p>
-        </w:tc>
-        <w:tc>
-          <w:tcPr>
-            <w:tcW w:type="dxa" w:w="2448"/>
-            <w:tcMar>
-              <w:top w:w="30" w:type="dxa"/>
-              <w:left w:w="70" w:type="dxa"/>
-              <w:bottom w:w="30" w:type="dxa"/>
-              <w:right w:w="70" w:type="dxa"/>
-            </w:tcMar>
-          </w:tcPr>
-          <w:p>
-            <w:pPr>
-              <w:spacing w:after="0"/>
-            </w:pPr>
-            <w:r/>
-            <w:r>
-              <w:rPr>
-                <w:b/>
-                <w:sz w:val="18"/>
-              </w:rPr>
-              <w:t>Reorder tag</w:t>
-            </w:r>
-          </w:p>
-        </w:tc>
-        <w:tc>
-          <w:tcPr>
-            <w:tcW w:type="dxa" w:w="6912"/>
-            <w:tcMar>
-              <w:top w:w="30" w:type="dxa"/>
-              <w:left w:w="70" w:type="dxa"/>
-              <w:bottom w:w="30" w:type="dxa"/>
-              <w:right w:w="70" w:type="dxa"/>
-            </w:tcMar>
-          </w:tcPr>
-          <w:p>
-            <w:pPr>
-              <w:spacing w:after="0"/>
-            </w:pPr>
-            <w:r/>
-            <w:r>
-              <w:rPr>
-                <w:sz w:val="18"/>
-              </w:rPr>
-              <w:t>Quantity on hand is at or below the reorder level. These parts also appear on the Purchasing list when needed by open work.</w:t>
-            </w:r>
-          </w:p>
-        </w:tc>
-      </w:tr>
-      <w:tr>
-        <w:trPr>
-          <w:cantSplit/>
-        </w:trPr>
-        <w:tc>
-          <w:tcPr>
-            <w:tcW w:type="dxa" w:w="576"/>
-            <w:shd w:val="clear" w:color="auto" w:fill="D62828"/>
-            <w:tcMar>
-              <w:top w:w="30" w:type="dxa"/>
-              <w:left w:w="70" w:type="dxa"/>
-              <w:bottom w:w="30" w:type="dxa"/>
-              <w:right w:w="70" w:type="dxa"/>
-            </w:tcMar>
-          </w:tcPr>
-          <w:p>
-            <w:pPr>
-              <w:spacing w:after="0"/>
-              <w:jc w:val="center"/>
-            </w:pPr>
-            <w:r/>
-            <w:r>
-              <w:rPr>
-                <w:b/>
-                <w:color w:val="FFFFFF"/>
-                <w:sz w:val="19"/>
-              </w:rPr>
-              <w:t>4</w:t>
-            </w:r>
-          </w:p>
-        </w:tc>
-        <w:tc>
-          <w:tcPr>
-            <w:tcW w:type="dxa" w:w="2448"/>
-            <w:tcMar>
-              <w:top w:w="30" w:type="dxa"/>
-              <w:left w:w="70" w:type="dxa"/>
-              <w:bottom w:w="30" w:type="dxa"/>
-              <w:right w:w="70" w:type="dxa"/>
-            </w:tcMar>
-          </w:tcPr>
-          <w:p>
-            <w:pPr>
-              <w:spacing w:after="0"/>
-            </w:pPr>
-            <w:r/>
-            <w:r>
-              <w:rPr>
-                <w:b/>
-                <w:sz w:val="18"/>
-              </w:rPr>
-              <w:t>Quantity − / +</w:t>
-            </w:r>
-          </w:p>
-        </w:tc>
-        <w:tc>
-          <w:tcPr>
-            <w:tcW w:type="dxa" w:w="6912"/>
-            <w:tcMar>
-              <w:top w:w="30" w:type="dxa"/>
-              <w:left w:w="70" w:type="dxa"/>
-              <w:bottom w:w="30" w:type="dxa"/>
-              <w:right w:w="70" w:type="dxa"/>
-            </w:tcMar>
-          </w:tcPr>
-          <w:p>
-            <w:pPr>
-              <w:spacing w:after="0"/>
-            </w:pPr>
-            <w:r/>
-            <w:r>
-              <w:rPr>
-                <w:sz w:val="18"/>
-              </w:rPr>
-              <w:t>Subtract or add one to the quantity on hand. The number between the buttons is the current stock.</w:t>
+              <w:t>Name, then specialty · contact person · phone · email, and notes such as “24h emergency line”. “Open link” opens the website.</w:t>
             </w:r>
           </w:p>
         </w:tc>
@@ -18785,7 +18524,7 @@
         <w:pageBreakBefore/>
       </w:pPr>
       <w:r>
-        <w:t>Budget and cost tracking</w:t>
+        <w:t>Parts Catalogue</w:t>
       </w:r>
     </w:p>
     <w:p>
@@ -18805,7 +18544,7 @@
               <a:graphicData uri="http://schemas.openxmlformats.org/drawingml/2006/picture">
                 <pic:pic>
                   <pic:nvPicPr>
-                    <pic:cNvPr id="0" name="exec_budget.png"/>
+                    <pic:cNvPr id="0" name="exec_parts.png"/>
                     <pic:cNvPicPr/>
                   </pic:nvPicPr>
                   <pic:blipFill>
@@ -18836,7 +18575,7 @@
         <w:rPr>
           <w:sz w:val="19"/>
         </w:rPr>
-        <w:t>The Budget page shows what upkeep is actually costing, calculated from the costs recorded on work orders. There is nothing to type here — enter a cost on a work order and this page updates by itself.</w:t>
+        <w:t>The Parts Catalogue is the master list of spare parts and consumables the household keeps, with part numbers, costs and how many are on hand. Parts are attached to work orders and requests from this list. Everyone can look parts up and adjust the quantity on hand when they use or restock one.</w:t>
       </w:r>
     </w:p>
     <w:p>
@@ -18868,7 +18607,7 @@
         <w:rPr>
           <w:sz w:val="19"/>
         </w:rPr>
-        <w:t>Read “Total logged spend” for the overall figure and “Work orders with cost logged” for how many jobs it covers.</w:t>
+        <w:t>Search by part number, name or manufacturer.</w:t>
       </w:r>
     </w:p>
     <w:p>
@@ -18887,7 +18626,7 @@
         <w:rPr>
           <w:sz w:val="19"/>
         </w:rPr>
-        <w:t>Look at “Spend by category” to see which kinds of asset cost the most: each bar is a category, longer meaning more spend.</w:t>
+        <w:t>Each card shows the part number and name, what it belongs to, the manufacturer’s part number, the price and the quantity in stock.</w:t>
       </w:r>
     </w:p>
     <w:p>
@@ -18906,7 +18645,45 @@
         <w:rPr>
           <w:sz w:val="19"/>
         </w:rPr>
-        <w:t>To change a figure, correct the cost on the work order (managers and owners).</w:t>
+        <w:t>A red “Reorder” tag means the quantity is at or below the reorder level.</w:t>
+      </w:r>
+    </w:p>
+    <w:p>
+      <w:pPr>
+        <w:spacing w:after="40"/>
+        <w:ind w:left="317" w:hanging="317"/>
+      </w:pPr>
+      <w:r>
+        <w:rPr>
+          <w:b/>
+          <w:sz w:val="19"/>
+        </w:rPr>
+        <w:t xml:space="preserve">4.  </w:t>
+      </w:r>
+      <w:r>
+        <w:rPr>
+          <w:sz w:val="19"/>
+        </w:rPr>
+        <w:t>Use − and + to adjust the quantity on hand when you use a part or restock.</w:t>
+      </w:r>
+    </w:p>
+    <w:p>
+      <w:pPr>
+        <w:spacing w:after="40"/>
+        <w:ind w:left="317" w:hanging="317"/>
+      </w:pPr>
+      <w:r>
+        <w:rPr>
+          <w:b/>
+          <w:sz w:val="19"/>
+        </w:rPr>
+        <w:t xml:space="preserve">5.  </w:t>
+      </w:r>
+      <w:r>
+        <w:rPr>
+          <w:sz w:val="19"/>
+        </w:rPr>
+        <w:t>“Open link” goes to the supplier’s page for the part.</w:t>
       </w:r>
     </w:p>
     <w:p>
@@ -19069,7 +18846,7 @@
                 <w:b/>
                 <w:sz w:val="18"/>
               </w:rPr>
-              <w:t>Total logged spend</w:t>
+              <w:t>Search</w:t>
             </w:r>
           </w:p>
         </w:tc>
@@ -19092,7 +18869,7 @@
               <w:rPr>
                 <w:sz w:val="18"/>
               </w:rPr>
-              <w:t>Sum of all costs entered on work orders.</w:t>
+              <w:t>Finds parts by number, name or manufacturer.</w:t>
             </w:r>
           </w:p>
         </w:tc>
@@ -19148,7 +18925,7 @@
                 <w:b/>
                 <w:sz w:val="18"/>
               </w:rPr>
-              <w:t>Work orders with cost logged</w:t>
+              <w:t>Part card</w:t>
             </w:r>
           </w:p>
         </w:tc>
@@ -19171,7 +18948,7 @@
               <w:rPr>
                 <w:sz w:val="18"/>
               </w:rPr>
-              <w:t>How many work orders have a cost entered.</w:t>
+              <w:t>Part number and name; the asset/component it belongs to; manufacturer and manufacturer’s part number; unit cost; “Open link” to the supplier’s page.</w:t>
             </w:r>
           </w:p>
         </w:tc>
@@ -19227,7 +19004,7 @@
                 <w:b/>
                 <w:sz w:val="18"/>
               </w:rPr>
-              <w:t>Spend by category</w:t>
+              <w:t>Reorder tag</w:t>
             </w:r>
           </w:p>
         </w:tc>
@@ -19250,7 +19027,86 @@
               <w:rPr>
                 <w:sz w:val="18"/>
               </w:rPr>
-              <w:t>One bar per asset category with its total. Work orders without an asset are grouped as “General”.</w:t>
+              <w:t>Quantity on hand is at or below the reorder level. These parts also appear on the Purchasing list when needed by open work.</w:t>
+            </w:r>
+          </w:p>
+        </w:tc>
+      </w:tr>
+      <w:tr>
+        <w:trPr>
+          <w:cantSplit/>
+        </w:trPr>
+        <w:tc>
+          <w:tcPr>
+            <w:tcW w:type="dxa" w:w="576"/>
+            <w:shd w:val="clear" w:color="auto" w:fill="D62828"/>
+            <w:tcMar>
+              <w:top w:w="30" w:type="dxa"/>
+              <w:left w:w="70" w:type="dxa"/>
+              <w:bottom w:w="30" w:type="dxa"/>
+              <w:right w:w="70" w:type="dxa"/>
+            </w:tcMar>
+          </w:tcPr>
+          <w:p>
+            <w:pPr>
+              <w:spacing w:after="0"/>
+              <w:jc w:val="center"/>
+            </w:pPr>
+            <w:r/>
+            <w:r>
+              <w:rPr>
+                <w:b/>
+                <w:color w:val="FFFFFF"/>
+                <w:sz w:val="19"/>
+              </w:rPr>
+              <w:t>4</w:t>
+            </w:r>
+          </w:p>
+        </w:tc>
+        <w:tc>
+          <w:tcPr>
+            <w:tcW w:type="dxa" w:w="2448"/>
+            <w:tcMar>
+              <w:top w:w="30" w:type="dxa"/>
+              <w:left w:w="70" w:type="dxa"/>
+              <w:bottom w:w="30" w:type="dxa"/>
+              <w:right w:w="70" w:type="dxa"/>
+            </w:tcMar>
+          </w:tcPr>
+          <w:p>
+            <w:pPr>
+              <w:spacing w:after="0"/>
+            </w:pPr>
+            <w:r/>
+            <w:r>
+              <w:rPr>
+                <w:b/>
+                <w:sz w:val="18"/>
+              </w:rPr>
+              <w:t>Quantity − / +</w:t>
+            </w:r>
+          </w:p>
+        </w:tc>
+        <w:tc>
+          <w:tcPr>
+            <w:tcW w:type="dxa" w:w="6912"/>
+            <w:tcMar>
+              <w:top w:w="30" w:type="dxa"/>
+              <w:left w:w="70" w:type="dxa"/>
+              <w:bottom w:w="30" w:type="dxa"/>
+              <w:right w:w="70" w:type="dxa"/>
+            </w:tcMar>
+          </w:tcPr>
+          <w:p>
+            <w:pPr>
+              <w:spacing w:after="0"/>
+            </w:pPr>
+            <w:r/>
+            <w:r>
+              <w:rPr>
+                <w:sz w:val="18"/>
+              </w:rPr>
+              <w:t>Subtract or add one to the quantity on hand. The number between the buttons is the current stock.</w:t>
             </w:r>
           </w:p>
         </w:tc>
@@ -19258,19 +19114,11 @@
     </w:tbl>
     <w:p>
       <w:pPr>
-        <w:pStyle w:val="Heading1"/>
+        <w:pStyle w:val="Heading2"/>
         <w:pageBreakBefore/>
       </w:pPr>
       <w:r>
-        <w:t>Tools and settings</w:t>
-      </w:r>
-    </w:p>
-    <w:p>
-      <w:pPr>
-        <w:pStyle w:val="Heading2"/>
-      </w:pPr>
-      <w:r>
-        <w:t>Tools (executor tools)</w:t>
+        <w:t>Budget and cost tracking</w:t>
       </w:r>
     </w:p>
     <w:p>
@@ -19290,7 +19138,7 @@
               <a:graphicData uri="http://schemas.openxmlformats.org/drawingml/2006/picture">
                 <pic:pic>
                   <pic:nvPicPr>
-                    <pic:cNvPr id="0" name="exec_tools.png"/>
+                    <pic:cNvPr id="0" name="exec_budget.png"/>
                     <pic:cNvPicPr/>
                   </pic:nvPicPr>
                   <pic:blipFill>
@@ -19321,7 +19169,7 @@
         <w:rPr>
           <w:sz w:val="19"/>
         </w:rPr>
-        <w:t>The Tools and settings tab collects the settings and reports that belong to you. As an Executor you see two cards: My account and, when your Owner has turned on time keeping, My hours. Managers and Owners see more cards on the same page.</w:t>
+        <w:t>The Budget page shows what upkeep is actually costing, calculated from the costs recorded on work orders. There is nothing to type here — enter a cost on a work order and this page updates by itself.</w:t>
       </w:r>
     </w:p>
     <w:p>
@@ -19353,7 +19201,7 @@
         <w:rPr>
           <w:sz w:val="19"/>
         </w:rPr>
-        <w:t>Open Tools and settings from the menu.</w:t>
+        <w:t>Read “Total logged spend” for the overall figure and “Work orders with cost logged” for how many jobs it covers.</w:t>
       </w:r>
     </w:p>
     <w:p>
@@ -19372,7 +19220,7 @@
         <w:rPr>
           <w:sz w:val="19"/>
         </w:rPr>
-        <w:t>Use the My account card to change your photo, email, password, theme and email digests.</w:t>
+        <w:t>Look at “Spend by category” to see which kinds of asset cost the most: each bar is a category, longer meaning more spend.</w:t>
       </w:r>
     </w:p>
     <w:p>
@@ -19391,7 +19239,7 @@
         <w:rPr>
           <w:sz w:val="19"/>
         </w:rPr>
-        <w:t>Check My hours to see the hours you have logged.</w:t>
+        <w:t>To change a figure, correct the cost on the work order (managers and owners).</w:t>
       </w:r>
     </w:p>
     <w:p>
@@ -19554,7 +19402,7 @@
                 <w:b/>
                 <w:sz w:val="18"/>
               </w:rPr>
-              <w:t>Section heading</w:t>
+              <w:t>Total logged spend</w:t>
             </w:r>
           </w:p>
         </w:tc>
@@ -19577,7 +19425,7 @@
               <w:rPr>
                 <w:sz w:val="18"/>
               </w:rPr>
-              <w:t>Groups the tools available to everyone who works on maintenance.</w:t>
+              <w:t>Sum of all costs entered on work orders.</w:t>
             </w:r>
           </w:p>
         </w:tc>
@@ -19633,7 +19481,7 @@
                 <w:b/>
                 <w:sz w:val="18"/>
               </w:rPr>
-              <w:t>My account</w:t>
+              <w:t>Work orders with cost logged</w:t>
             </w:r>
           </w:p>
         </w:tc>
@@ -19656,7 +19504,7 @@
               <w:rPr>
                 <w:sz w:val="18"/>
               </w:rPr>
-              <w:t>Photo, email, digest subscriptions, theme, password and sign out.</w:t>
+              <w:t>How many work orders have a cost entered.</w:t>
             </w:r>
           </w:p>
         </w:tc>
@@ -19712,7 +19560,7 @@
                 <w:b/>
                 <w:sz w:val="18"/>
               </w:rPr>
-              <w:t>My hours</w:t>
+              <w:t>Spend by category</w:t>
             </w:r>
           </w:p>
         </w:tc>
@@ -19735,7 +19583,7 @@
               <w:rPr>
                 <w:sz w:val="18"/>
               </w:rPr>
-              <w:t>Your hours: the last 7 days, last 30 days and all time, plus your recent entries. Hours are added when you complete a work order.</w:t>
+              <w:t>One bar per asset category with its total. Work orders without an asset are grouped as “General”.</w:t>
             </w:r>
           </w:p>
         </w:tc>
@@ -19747,7 +19595,7 @@
         <w:pageBreakBefore/>
       </w:pPr>
       <w:r>
-        <w:t>Scheduling and time keeping (optional)</w:t>
+        <w:t>Tools and settings</w:t>
       </w:r>
     </w:p>
     <w:p>
@@ -19755,137 +19603,18 @@
         <w:pStyle w:val="Heading2"/>
       </w:pPr>
       <w:r>
-        <w:t>How scheduling and time keeping work</w:t>
+        <w:t>Tools (executor tools)</w:t>
       </w:r>
     </w:p>
     <w:p>
       <w:pPr>
-        <w:spacing w:after="20"/>
-      </w:pPr>
-      <w:r>
-        <w:rPr>
-          <w:b/>
-          <w:i w:val="0"/>
-          <w:color w:val="C85410"/>
-        </w:rPr>
-        <w:t>Three optional switches</w:t>
-      </w:r>
-    </w:p>
-    <w:p>
-      <w:r>
-        <w:rPr>
-          <w:b w:val="0"/>
-          <w:i w:val="0"/>
-        </w:rPr>
-        <w:t>Your Owner can switch on three optional features in Tools &gt; Features: Execution-based scheduling (labour assignment and hours worked), Workforce scheduling (who works when) and Hourly assignment (a 30-minute grid inside each day). Hourly needs the other two. With all three off the app looks and behaves as in earlier versions.</w:t>
-      </w:r>
-    </w:p>
-    <w:p>
-      <w:pPr>
-        <w:spacing w:after="20"/>
-      </w:pPr>
-      <w:r>
-        <w:rPr>
-          <w:b/>
-          <w:i w:val="0"/>
-          <w:color w:val="C85410"/>
-        </w:rPr>
-        <w:t>Labour assignment</w:t>
-      </w:r>
-    </w:p>
-    <w:p>
-      <w:r>
-        <w:rPr>
-          <w:b w:val="0"/>
-          <w:i w:val="0"/>
-        </w:rPr>
-        <w:t>The Schedule page becomes Labour assignment. Drag a work order onto a day (or an hour) to schedule it, and drag a person’s name onto a work order to assign them. A day that is short of people for the crew required is flagged as under-staffed.</w:t>
-      </w:r>
-    </w:p>
-    <w:p>
-      <w:pPr>
-        <w:spacing w:after="20"/>
-      </w:pPr>
-      <w:r>
-        <w:rPr>
-          <w:b/>
-          <w:i w:val="0"/>
-          <w:color w:val="C85410"/>
-        </w:rPr>
-        <w:t>Workforce schedule</w:t>
-      </w:r>
-    </w:p>
-    <w:p>
-      <w:r>
-        <w:rPr>
-          <w:b w:val="0"/>
-          <w:i w:val="0"/>
-        </w:rPr>
-        <w:t>A calendar of who is working when. Drag a person onto a week or a day, then choose a shift template or enter a one-time shift. When you edit a shift enter any two of start, duration and end and the third is calculated. An end time earlier than the start means an overnight shift, shown on the day it starts. Each day header shows first start, last end and any gap in coverage (in red).</w:t>
-      </w:r>
-    </w:p>
-    <w:p>
-      <w:pPr>
-        <w:spacing w:after="20"/>
-      </w:pPr>
-      <w:r>
-        <w:rPr>
-          <w:b/>
-          <w:i w:val="0"/>
-          <w:color w:val="C85410"/>
-        </w:rPr>
-        <w:t>Hours worked</w:t>
-      </w:r>
-    </w:p>
-    <w:p>
-      <w:r>
-        <w:rPr>
-          <w:b w:val="0"/>
-          <w:i w:val="0"/>
-        </w:rPr>
-        <w:t>When an executor completes a work order they are asked how many hours they worked. Hours appear on the work order, in Tools &gt; My hours and, for managers, in Tools &gt; Hours worked.</w:t>
-      </w:r>
-    </w:p>
-    <w:p>
-      <w:pPr>
-        <w:spacing w:after="20"/>
-      </w:pPr>
-      <w:r>
-        <w:rPr>
-          <w:b/>
-          <w:i w:val="0"/>
-          <w:color w:val="C85410"/>
-        </w:rPr>
-        <w:t>Touch screens</w:t>
-      </w:r>
-    </w:p>
-    <w:p>
-      <w:r>
-        <w:rPr>
-          <w:b w:val="0"/>
-          <w:i w:val="0"/>
-        </w:rPr>
-        <w:t>On a tablet or phone, tap a work order card or a person’s name to pick it up (it is highlighted and a banner shows what you are holding), then tap the day, person’s day, week box or hour slot where it should go. Tap Cancel or the held card again to put it down, or Open to see the work order.</w:t>
-      </w:r>
-    </w:p>
-    <w:p>
-      <w:pPr>
-        <w:pStyle w:val="Heading2"/>
-        <w:pageBreakBefore/>
-      </w:pPr>
-      <w:r>
-        <w:t>Labour assignment</w:t>
-      </w:r>
-    </w:p>
-    <w:p>
-      <w:pPr>
         <w:spacing w:after="120"/>
         <w:jc w:val="center"/>
       </w:pPr>
       <w:r>
         <w:drawing>
           <wp:inline xmlns:a="http://schemas.openxmlformats.org/drawingml/2006/main" xmlns:pic="http://schemas.openxmlformats.org/drawingml/2006/picture">
-            <wp:extent cx="4389120" cy="2743200"/>
+            <wp:extent cx="5266944" cy="3291840"/>
             <wp:docPr id="31" name="Picture 31"/>
             <wp:cNvGraphicFramePr>
               <a:graphicFrameLocks noChangeAspect="1"/>
@@ -19894,7 +19623,7 @@
               <a:graphicData uri="http://schemas.openxmlformats.org/drawingml/2006/picture">
                 <pic:pic>
                   <pic:nvPicPr>
-                    <pic:cNvPr id="0" name="exec_lab_day.png"/>
+                    <pic:cNvPr id="0" name="exec_tools.png"/>
                     <pic:cNvPicPr/>
                   </pic:nvPicPr>
                   <pic:blipFill>
@@ -19906,7 +19635,7 @@
                   <pic:spPr>
                     <a:xfrm>
                       <a:off x="0" y="0"/>
-                      <a:ext cx="4389120" cy="2743200"/>
+                      <a:ext cx="5266944" cy="3291840"/>
                     </a:xfrm>
                     <a:prstGeom prst="rect"/>
                   </pic:spPr>
@@ -19925,7 +19654,7 @@
         <w:rPr>
           <w:sz w:val="19"/>
         </w:rPr>
-        <w:t>When your Owner turns on execution-based scheduling, the Schedule menu item is renamed Labour assignment. It shows who is doing which work and when. You can view it; managers do the assigning. It starts filtered to you. Use the Month, Week and Day buttons to change the view.</w:t>
+        <w:t>The Tools and settings tab collects the settings and reports that belong to you. As an Executor you see two cards: My account and, when your Owner has turned on time keeping, My hours. Managers and Owners see more cards on the same page.</w:t>
       </w:r>
     </w:p>
     <w:p>
@@ -19957,7 +19686,7 @@
         <w:rPr>
           <w:sz w:val="19"/>
         </w:rPr>
-        <w:t>Open Labour assignment. Use the arrows to move between days (or weeks or months) and Today to come back.</w:t>
+        <w:t>Open Tools and settings from the menu.</w:t>
       </w:r>
     </w:p>
     <w:p>
@@ -19976,7 +19705,7 @@
         <w:rPr>
           <w:sz w:val="19"/>
         </w:rPr>
-        <w:t>Select Week or Month for a wider view, or the up arrow to go up one level.</w:t>
+        <w:t>Use the My account card to change your photo, email, password, theme and email digests.</w:t>
       </w:r>
     </w:p>
     <w:p>
@@ -19995,26 +19724,7 @@
         <w:rPr>
           <w:sz w:val="19"/>
         </w:rPr>
-        <w:t>Select a work order card to open it.</w:t>
-      </w:r>
-    </w:p>
-    <w:p>
-      <w:pPr>
-        <w:spacing w:after="40"/>
-        <w:ind w:left="317" w:hanging="317"/>
-      </w:pPr>
-      <w:r>
-        <w:rPr>
-          <w:b/>
-          <w:sz w:val="19"/>
-        </w:rPr>
-        <w:t xml:space="preserve">4.  </w:t>
-      </w:r>
-      <w:r>
-        <w:rPr>
-          <w:sz w:val="19"/>
-        </w:rPr>
-        <w:t>Check your column header for your total scheduled hours that day.</w:t>
+        <w:t>Check My hours to see the hours you have logged.</w:t>
       </w:r>
     </w:p>
     <w:p>
@@ -20177,7 +19887,7 @@
                 <w:b/>
                 <w:sz w:val="18"/>
               </w:rPr>
-              <w:t>Back and forward arrows</w:t>
+              <w:t>Section heading</w:t>
             </w:r>
           </w:p>
         </w:tc>
@@ -20200,7 +19910,7 @@
               <w:rPr>
                 <w:sz w:val="18"/>
               </w:rPr>
-              <w:t>Move one day, week or month at a time depending on the view.</w:t>
+              <w:t>Groups the tools available to everyone who works on maintenance.</w:t>
             </w:r>
           </w:p>
         </w:tc>
@@ -20256,7 +19966,7 @@
                 <w:b/>
                 <w:sz w:val="18"/>
               </w:rPr>
-              <w:t>Up arrow</w:t>
+              <w:t>My account</w:t>
             </w:r>
           </w:p>
         </w:tc>
@@ -20279,7 +19989,7 @@
               <w:rPr>
                 <w:sz w:val="18"/>
               </w:rPr>
-              <w:t>Goes up one level: Day to Week to Month.</w:t>
+              <w:t>Photo, email, digest subscriptions, theme, password and sign out.</w:t>
             </w:r>
           </w:p>
         </w:tc>
@@ -20335,7 +20045,7 @@
                 <w:b/>
                 <w:sz w:val="18"/>
               </w:rPr>
-              <w:t>Title</w:t>
+              <w:t>My hours</w:t>
             </w:r>
           </w:p>
         </w:tc>
@@ -20358,323 +20068,7 @@
               <w:rPr>
                 <w:sz w:val="18"/>
               </w:rPr>
-              <w:t>The day, week or month on show.</w:t>
-            </w:r>
-          </w:p>
-        </w:tc>
-      </w:tr>
-      <w:tr>
-        <w:trPr>
-          <w:cantSplit/>
-        </w:trPr>
-        <w:tc>
-          <w:tcPr>
-            <w:tcW w:type="dxa" w:w="576"/>
-            <w:shd w:val="clear" w:color="auto" w:fill="D62828"/>
-            <w:tcMar>
-              <w:top w:w="30" w:type="dxa"/>
-              <w:left w:w="70" w:type="dxa"/>
-              <w:bottom w:w="30" w:type="dxa"/>
-              <w:right w:w="70" w:type="dxa"/>
-            </w:tcMar>
-          </w:tcPr>
-          <w:p>
-            <w:pPr>
-              <w:spacing w:after="0"/>
-              <w:jc w:val="center"/>
-            </w:pPr>
-            <w:r/>
-            <w:r>
-              <w:rPr>
-                <w:b/>
-                <w:color w:val="FFFFFF"/>
-                <w:sz w:val="19"/>
-              </w:rPr>
-              <w:t>4</w:t>
-            </w:r>
-          </w:p>
-        </w:tc>
-        <w:tc>
-          <w:tcPr>
-            <w:tcW w:type="dxa" w:w="2448"/>
-            <w:tcMar>
-              <w:top w:w="30" w:type="dxa"/>
-              <w:left w:w="70" w:type="dxa"/>
-              <w:bottom w:w="30" w:type="dxa"/>
-              <w:right w:w="70" w:type="dxa"/>
-            </w:tcMar>
-          </w:tcPr>
-          <w:p>
-            <w:pPr>
-              <w:spacing w:after="0"/>
-            </w:pPr>
-            <w:r/>
-            <w:r>
-              <w:rPr>
-                <w:b/>
-                <w:sz w:val="18"/>
-              </w:rPr>
-              <w:t>Month / Week / Day</w:t>
-            </w:r>
-          </w:p>
-        </w:tc>
-        <w:tc>
-          <w:tcPr>
-            <w:tcW w:type="dxa" w:w="6912"/>
-            <w:tcMar>
-              <w:top w:w="30" w:type="dxa"/>
-              <w:left w:w="70" w:type="dxa"/>
-              <w:bottom w:w="30" w:type="dxa"/>
-              <w:right w:w="70" w:type="dxa"/>
-            </w:tcMar>
-          </w:tcPr>
-          <w:p>
-            <w:pPr>
-              <w:spacing w:after="0"/>
-            </w:pPr>
-            <w:r/>
-            <w:r>
-              <w:rPr>
-                <w:sz w:val="18"/>
-              </w:rPr>
-              <w:t>Jumps directly to a view.</w:t>
-            </w:r>
-          </w:p>
-        </w:tc>
-      </w:tr>
-      <w:tr>
-        <w:trPr>
-          <w:cantSplit/>
-        </w:trPr>
-        <w:tc>
-          <w:tcPr>
-            <w:tcW w:type="dxa" w:w="576"/>
-            <w:shd w:val="clear" w:color="auto" w:fill="D62828"/>
-            <w:tcMar>
-              <w:top w:w="30" w:type="dxa"/>
-              <w:left w:w="70" w:type="dxa"/>
-              <w:bottom w:w="30" w:type="dxa"/>
-              <w:right w:w="70" w:type="dxa"/>
-            </w:tcMar>
-          </w:tcPr>
-          <w:p>
-            <w:pPr>
-              <w:spacing w:after="0"/>
-              <w:jc w:val="center"/>
-            </w:pPr>
-            <w:r/>
-            <w:r>
-              <w:rPr>
-                <w:b/>
-                <w:color w:val="FFFFFF"/>
-                <w:sz w:val="19"/>
-              </w:rPr>
-              <w:t>5</w:t>
-            </w:r>
-          </w:p>
-        </w:tc>
-        <w:tc>
-          <w:tcPr>
-            <w:tcW w:type="dxa" w:w="2448"/>
-            <w:tcMar>
-              <w:top w:w="30" w:type="dxa"/>
-              <w:left w:w="70" w:type="dxa"/>
-              <w:bottom w:w="30" w:type="dxa"/>
-              <w:right w:w="70" w:type="dxa"/>
-            </w:tcMar>
-          </w:tcPr>
-          <w:p>
-            <w:pPr>
-              <w:spacing w:after="0"/>
-            </w:pPr>
-            <w:r/>
-            <w:r>
-              <w:rPr>
-                <w:b/>
-                <w:sz w:val="18"/>
-              </w:rPr>
-              <w:t>Executor filter</w:t>
-            </w:r>
-          </w:p>
-        </w:tc>
-        <w:tc>
-          <w:tcPr>
-            <w:tcW w:type="dxa" w:w="6912"/>
-            <w:tcMar>
-              <w:top w:w="30" w:type="dxa"/>
-              <w:left w:w="70" w:type="dxa"/>
-              <w:bottom w:w="30" w:type="dxa"/>
-              <w:right w:w="70" w:type="dxa"/>
-            </w:tcMar>
-          </w:tcPr>
-          <w:p>
-            <w:pPr>
-              <w:spacing w:after="0"/>
-            </w:pPr>
-            <w:r/>
-            <w:r>
-              <w:rPr>
-                <w:sz w:val="18"/>
-              </w:rPr>
-              <w:t>Choose one or several people. You start on yourself.</w:t>
-            </w:r>
-          </w:p>
-        </w:tc>
-      </w:tr>
-      <w:tr>
-        <w:trPr>
-          <w:cantSplit/>
-        </w:trPr>
-        <w:tc>
-          <w:tcPr>
-            <w:tcW w:type="dxa" w:w="576"/>
-            <w:shd w:val="clear" w:color="auto" w:fill="D62828"/>
-            <w:tcMar>
-              <w:top w:w="30" w:type="dxa"/>
-              <w:left w:w="70" w:type="dxa"/>
-              <w:bottom w:w="30" w:type="dxa"/>
-              <w:right w:w="70" w:type="dxa"/>
-            </w:tcMar>
-          </w:tcPr>
-          <w:p>
-            <w:pPr>
-              <w:spacing w:after="0"/>
-              <w:jc w:val="center"/>
-            </w:pPr>
-            <w:r/>
-            <w:r>
-              <w:rPr>
-                <w:b/>
-                <w:color w:val="FFFFFF"/>
-                <w:sz w:val="19"/>
-              </w:rPr>
-              <w:t>6</w:t>
-            </w:r>
-          </w:p>
-        </w:tc>
-        <w:tc>
-          <w:tcPr>
-            <w:tcW w:type="dxa" w:w="2448"/>
-            <w:tcMar>
-              <w:top w:w="30" w:type="dxa"/>
-              <w:left w:w="70" w:type="dxa"/>
-              <w:bottom w:w="30" w:type="dxa"/>
-              <w:right w:w="70" w:type="dxa"/>
-            </w:tcMar>
-          </w:tcPr>
-          <w:p>
-            <w:pPr>
-              <w:spacing w:after="0"/>
-            </w:pPr>
-            <w:r/>
-            <w:r>
-              <w:rPr>
-                <w:b/>
-                <w:sz w:val="18"/>
-              </w:rPr>
-              <w:t>Column header</w:t>
-            </w:r>
-          </w:p>
-        </w:tc>
-        <w:tc>
-          <w:tcPr>
-            <w:tcW w:type="dxa" w:w="6912"/>
-            <w:tcMar>
-              <w:top w:w="30" w:type="dxa"/>
-              <w:left w:w="70" w:type="dxa"/>
-              <w:bottom w:w="30" w:type="dxa"/>
-              <w:right w:w="70" w:type="dxa"/>
-            </w:tcMar>
-          </w:tcPr>
-          <w:p>
-            <w:pPr>
-              <w:spacing w:after="0"/>
-            </w:pPr>
-            <w:r/>
-            <w:r>
-              <w:rPr>
-                <w:sz w:val="18"/>
-              </w:rPr>
-              <w:t>Person's name and the total estimated hours scheduled to them that day.</w:t>
-            </w:r>
-          </w:p>
-        </w:tc>
-      </w:tr>
-      <w:tr>
-        <w:trPr>
-          <w:cantSplit/>
-        </w:trPr>
-        <w:tc>
-          <w:tcPr>
-            <w:tcW w:type="dxa" w:w="576"/>
-            <w:shd w:val="clear" w:color="auto" w:fill="D62828"/>
-            <w:tcMar>
-              <w:top w:w="30" w:type="dxa"/>
-              <w:left w:w="70" w:type="dxa"/>
-              <w:bottom w:w="30" w:type="dxa"/>
-              <w:right w:w="70" w:type="dxa"/>
-            </w:tcMar>
-          </w:tcPr>
-          <w:p>
-            <w:pPr>
-              <w:spacing w:after="0"/>
-              <w:jc w:val="center"/>
-            </w:pPr>
-            <w:r/>
-            <w:r>
-              <w:rPr>
-                <w:b/>
-                <w:color w:val="FFFFFF"/>
-                <w:sz w:val="19"/>
-              </w:rPr>
-              <w:t>7</w:t>
-            </w:r>
-          </w:p>
-        </w:tc>
-        <w:tc>
-          <w:tcPr>
-            <w:tcW w:type="dxa" w:w="2448"/>
-            <w:tcMar>
-              <w:top w:w="30" w:type="dxa"/>
-              <w:left w:w="70" w:type="dxa"/>
-              <w:bottom w:w="30" w:type="dxa"/>
-              <w:right w:w="70" w:type="dxa"/>
-            </w:tcMar>
-          </w:tcPr>
-          <w:p>
-            <w:pPr>
-              <w:spacing w:after="0"/>
-            </w:pPr>
-            <w:r/>
-            <w:r>
-              <w:rPr>
-                <w:b/>
-                <w:sz w:val="18"/>
-              </w:rPr>
-              <w:t>Work order card</w:t>
-            </w:r>
-          </w:p>
-        </w:tc>
-        <w:tc>
-          <w:tcPr>
-            <w:tcW w:type="dxa" w:w="6912"/>
-            <w:tcMar>
-              <w:top w:w="30" w:type="dxa"/>
-              <w:left w:w="70" w:type="dxa"/>
-              <w:bottom w:w="30" w:type="dxa"/>
-              <w:right w:w="70" w:type="dxa"/>
-            </w:tcMar>
-          </w:tcPr>
-          <w:p>
-            <w:pPr>
-              <w:spacing w:after="0"/>
-            </w:pPr>
-            <w:r/>
-            <w:r>
-              <w:rPr>
-                <w:sz w:val="18"/>
-              </w:rPr>
-              <w:t>Number and title, the number of people needed (person icon) and the estimated hours each (clock icon). A dashed red outline and “Short” means fewer people are assigned than needed.</w:t>
+              <w:t>Your hours: the last 7 days, last 30 days and all time, plus your recent entries. Hours are added when you complete a work order.</w:t>
             </w:r>
           </w:p>
         </w:tc>
@@ -20682,11 +20076,138 @@
     </w:tbl>
     <w:p>
       <w:pPr>
+        <w:pStyle w:val="Heading1"/>
+        <w:pageBreakBefore/>
+      </w:pPr>
+      <w:r>
+        <w:t>Scheduling and time keeping (optional)</w:t>
+      </w:r>
+    </w:p>
+    <w:p>
+      <w:pPr>
+        <w:pStyle w:val="Heading2"/>
+      </w:pPr>
+      <w:r>
+        <w:t>How scheduling and time keeping work</w:t>
+      </w:r>
+    </w:p>
+    <w:p>
+      <w:pPr>
+        <w:spacing w:after="20"/>
+      </w:pPr>
+      <w:r>
+        <w:rPr>
+          <w:b/>
+          <w:i w:val="0"/>
+          <w:color w:val="C85410"/>
+        </w:rPr>
+        <w:t>Three optional switches</w:t>
+      </w:r>
+    </w:p>
+    <w:p>
+      <w:r>
+        <w:rPr>
+          <w:b w:val="0"/>
+          <w:i w:val="0"/>
+        </w:rPr>
+        <w:t>Your Owner can switch on three optional features in Tools &gt; Features: Execution-based scheduling (labour assignment and hours worked), Workforce scheduling (who works when) and Hourly assignment (a 30-minute grid inside each day). Hourly needs the other two. With all three off the app looks and behaves as in earlier versions.</w:t>
+      </w:r>
+    </w:p>
+    <w:p>
+      <w:pPr>
+        <w:spacing w:after="20"/>
+      </w:pPr>
+      <w:r>
+        <w:rPr>
+          <w:b/>
+          <w:i w:val="0"/>
+          <w:color w:val="C85410"/>
+        </w:rPr>
+        <w:t>Labour assignment</w:t>
+      </w:r>
+    </w:p>
+    <w:p>
+      <w:r>
+        <w:rPr>
+          <w:b w:val="0"/>
+          <w:i w:val="0"/>
+        </w:rPr>
+        <w:t>The Schedule page becomes Labour assignment. Drag a work order onto a day (or an hour) to schedule it, and drag a person’s name onto a work order to assign them. A day that is short of people for the crew required is flagged as under-staffed.</w:t>
+      </w:r>
+    </w:p>
+    <w:p>
+      <w:pPr>
+        <w:spacing w:after="20"/>
+      </w:pPr>
+      <w:r>
+        <w:rPr>
+          <w:b/>
+          <w:i w:val="0"/>
+          <w:color w:val="C85410"/>
+        </w:rPr>
+        <w:t>Workforce schedule</w:t>
+      </w:r>
+    </w:p>
+    <w:p>
+      <w:r>
+        <w:rPr>
+          <w:b w:val="0"/>
+          <w:i w:val="0"/>
+        </w:rPr>
+        <w:t>A calendar of who is working when. Drag a person onto a week or a day, then choose a shift template or enter a one-time shift. When you edit a shift enter any two of start, duration and end and the third is calculated. An end time earlier than the start means an overnight shift, shown on the day it starts. Each day header shows first start, last end and any gap in coverage (in red).</w:t>
+      </w:r>
+    </w:p>
+    <w:p>
+      <w:pPr>
+        <w:spacing w:after="20"/>
+      </w:pPr>
+      <w:r>
+        <w:rPr>
+          <w:b/>
+          <w:i w:val="0"/>
+          <w:color w:val="C85410"/>
+        </w:rPr>
+        <w:t>Hours worked</w:t>
+      </w:r>
+    </w:p>
+    <w:p>
+      <w:r>
+        <w:rPr>
+          <w:b w:val="0"/>
+          <w:i w:val="0"/>
+        </w:rPr>
+        <w:t>When an executor completes a work order they are asked how many hours they worked. Hours appear on the work order, in Tools &gt; My hours and, for managers, in Tools &gt; Hours worked.</w:t>
+      </w:r>
+    </w:p>
+    <w:p>
+      <w:pPr>
+        <w:spacing w:after="20"/>
+      </w:pPr>
+      <w:r>
+        <w:rPr>
+          <w:b/>
+          <w:i w:val="0"/>
+          <w:color w:val="C85410"/>
+        </w:rPr>
+        <w:t>Touch screens</w:t>
+      </w:r>
+    </w:p>
+    <w:p>
+      <w:r>
+        <w:rPr>
+          <w:b w:val="0"/>
+          <w:i w:val="0"/>
+        </w:rPr>
+        <w:t>On a tablet or phone, tap a work order card or a person’s name to pick it up (it is highlighted and a banner shows what you are holding), then tap the day, person’s day, week box or hour slot where it should go. Tap Cancel or the held card again to put it down, or Open to see the work order.</w:t>
+      </w:r>
+    </w:p>
+    <w:p>
+      <w:pPr>
         <w:pStyle w:val="Heading2"/>
         <w:pageBreakBefore/>
       </w:pPr>
       <w:r>
-        <w:t>Entering hours worked when you complete a work order</w:t>
+        <w:t>Labour assignment</w:t>
       </w:r>
     </w:p>
     <w:p>
@@ -20697,7 +20218,7 @@
       <w:r>
         <w:drawing>
           <wp:inline xmlns:a="http://schemas.openxmlformats.org/drawingml/2006/main" xmlns:pic="http://schemas.openxmlformats.org/drawingml/2006/picture">
-            <wp:extent cx="5118769" cy="3291840"/>
+            <wp:extent cx="4389120" cy="2743200"/>
             <wp:docPr id="32" name="Picture 32"/>
             <wp:cNvGraphicFramePr>
               <a:graphicFrameLocks noChangeAspect="1"/>
@@ -20706,7 +20227,7 @@
               <a:graphicData uri="http://schemas.openxmlformats.org/drawingml/2006/picture">
                 <pic:pic>
                   <pic:nvPicPr>
-                    <pic:cNvPr id="0" name="exec_hours.png"/>
+                    <pic:cNvPr id="0" name="exec_lab_day.png"/>
                     <pic:cNvPicPr/>
                   </pic:nvPicPr>
                   <pic:blipFill>
@@ -20718,7 +20239,7 @@
                   <pic:spPr>
                     <a:xfrm>
                       <a:off x="0" y="0"/>
-                      <a:ext cx="5118769" cy="3291840"/>
+                      <a:ext cx="4389120" cy="2743200"/>
                     </a:xfrm>
                     <a:prstGeom prst="rect"/>
                   </pic:spPr>
@@ -20737,7 +20258,7 @@
         <w:rPr>
           <w:sz w:val="19"/>
         </w:rPr>
-        <w:t>With execution-based scheduling on, moving a work order to Completed also asks how many hours each executor worked. This is how time keeping works: the hours are saved on the work order and counted in My hours and the managers' reports.</w:t>
+        <w:t>When your Owner turns on execution-based scheduling, the Schedule menu item is renamed Labour assignment. It shows who is doing which work and when. You can view it; managers do the assigning. It starts filtered to you. Use the Month, Week and Day buttons to change the view.</w:t>
       </w:r>
     </w:p>
     <w:p>
@@ -20769,7 +20290,7 @@
         <w:rPr>
           <w:sz w:val="19"/>
         </w:rPr>
-        <w:t>Open the work order and select Completed (a comment is asked for first when it was Scheduled).</w:t>
+        <w:t>Open Labour assignment. Use the arrows to move between days (or weeks or months) and Today to come back.</w:t>
       </w:r>
     </w:p>
     <w:p>
@@ -20788,7 +20309,7 @@
         <w:rPr>
           <w:sz w:val="19"/>
         </w:rPr>
-        <w:t>Enter the hours worked for each executor listed. The estimate is pre-filled as a starting point.</w:t>
+        <w:t>Select Week or Month for a wider view, or the up arrow to go up one level.</w:t>
       </w:r>
     </w:p>
     <w:p>
@@ -20807,7 +20328,26 @@
         <w:rPr>
           <w:sz w:val="19"/>
         </w:rPr>
-        <w:t>Select Complete.</w:t>
+        <w:t>Select a work order card to open it.</w:t>
+      </w:r>
+    </w:p>
+    <w:p>
+      <w:pPr>
+        <w:spacing w:after="40"/>
+        <w:ind w:left="317" w:hanging="317"/>
+      </w:pPr>
+      <w:r>
+        <w:rPr>
+          <w:b/>
+          <w:sz w:val="19"/>
+        </w:rPr>
+        <w:t xml:space="preserve">4.  </w:t>
+      </w:r>
+      <w:r>
+        <w:rPr>
+          <w:sz w:val="19"/>
+        </w:rPr>
+        <w:t>Check your column header for your total scheduled hours that day.</w:t>
       </w:r>
     </w:p>
     <w:p>
@@ -20970,7 +20510,7 @@
                 <w:b/>
                 <w:sz w:val="18"/>
               </w:rPr>
-              <w:t>Hours for each executor</w:t>
+              <w:t>Back and forward arrows</w:t>
             </w:r>
           </w:p>
         </w:tc>
@@ -20993,7 +20533,7 @@
               <w:rPr>
                 <w:sz w:val="18"/>
               </w:rPr>
-              <w:t>Hours worked by that person, more than 0. Quarter hours are fine (1.25).</w:t>
+              <w:t>Move one day, week or month at a time depending on the view.</w:t>
             </w:r>
           </w:p>
         </w:tc>
@@ -21049,7 +20589,7 @@
                 <w:b/>
                 <w:sz w:val="18"/>
               </w:rPr>
-              <w:t>Complete</w:t>
+              <w:t>Up arrow</w:t>
             </w:r>
           </w:p>
         </w:tc>
@@ -21072,7 +20612,7 @@
               <w:rPr>
                 <w:sz w:val="18"/>
               </w:rPr>
-              <w:t>Saves the hours and completes the work order.</w:t>
+              <w:t>Goes up one level: Day to Week to Month.</w:t>
             </w:r>
           </w:p>
         </w:tc>
@@ -21128,7 +20668,7 @@
                 <w:b/>
                 <w:sz w:val="18"/>
               </w:rPr>
-              <w:t>Cancel</w:t>
+              <w:t>Title</w:t>
             </w:r>
           </w:p>
         </w:tc>
@@ -21151,7 +20691,323 @@
               <w:rPr>
                 <w:sz w:val="18"/>
               </w:rPr>
-              <w:t>Stops without completing; nothing is saved.</w:t>
+              <w:t>The day, week or month on show.</w:t>
+            </w:r>
+          </w:p>
+        </w:tc>
+      </w:tr>
+      <w:tr>
+        <w:trPr>
+          <w:cantSplit/>
+        </w:trPr>
+        <w:tc>
+          <w:tcPr>
+            <w:tcW w:type="dxa" w:w="576"/>
+            <w:shd w:val="clear" w:color="auto" w:fill="D62828"/>
+            <w:tcMar>
+              <w:top w:w="30" w:type="dxa"/>
+              <w:left w:w="70" w:type="dxa"/>
+              <w:bottom w:w="30" w:type="dxa"/>
+              <w:right w:w="70" w:type="dxa"/>
+            </w:tcMar>
+          </w:tcPr>
+          <w:p>
+            <w:pPr>
+              <w:spacing w:after="0"/>
+              <w:jc w:val="center"/>
+            </w:pPr>
+            <w:r/>
+            <w:r>
+              <w:rPr>
+                <w:b/>
+                <w:color w:val="FFFFFF"/>
+                <w:sz w:val="19"/>
+              </w:rPr>
+              <w:t>4</w:t>
+            </w:r>
+          </w:p>
+        </w:tc>
+        <w:tc>
+          <w:tcPr>
+            <w:tcW w:type="dxa" w:w="2448"/>
+            <w:tcMar>
+              <w:top w:w="30" w:type="dxa"/>
+              <w:left w:w="70" w:type="dxa"/>
+              <w:bottom w:w="30" w:type="dxa"/>
+              <w:right w:w="70" w:type="dxa"/>
+            </w:tcMar>
+          </w:tcPr>
+          <w:p>
+            <w:pPr>
+              <w:spacing w:after="0"/>
+            </w:pPr>
+            <w:r/>
+            <w:r>
+              <w:rPr>
+                <w:b/>
+                <w:sz w:val="18"/>
+              </w:rPr>
+              <w:t>Month / Week / Day</w:t>
+            </w:r>
+          </w:p>
+        </w:tc>
+        <w:tc>
+          <w:tcPr>
+            <w:tcW w:type="dxa" w:w="6912"/>
+            <w:tcMar>
+              <w:top w:w="30" w:type="dxa"/>
+              <w:left w:w="70" w:type="dxa"/>
+              <w:bottom w:w="30" w:type="dxa"/>
+              <w:right w:w="70" w:type="dxa"/>
+            </w:tcMar>
+          </w:tcPr>
+          <w:p>
+            <w:pPr>
+              <w:spacing w:after="0"/>
+            </w:pPr>
+            <w:r/>
+            <w:r>
+              <w:rPr>
+                <w:sz w:val="18"/>
+              </w:rPr>
+              <w:t>Jumps directly to a view.</w:t>
+            </w:r>
+          </w:p>
+        </w:tc>
+      </w:tr>
+      <w:tr>
+        <w:trPr>
+          <w:cantSplit/>
+        </w:trPr>
+        <w:tc>
+          <w:tcPr>
+            <w:tcW w:type="dxa" w:w="576"/>
+            <w:shd w:val="clear" w:color="auto" w:fill="D62828"/>
+            <w:tcMar>
+              <w:top w:w="30" w:type="dxa"/>
+              <w:left w:w="70" w:type="dxa"/>
+              <w:bottom w:w="30" w:type="dxa"/>
+              <w:right w:w="70" w:type="dxa"/>
+            </w:tcMar>
+          </w:tcPr>
+          <w:p>
+            <w:pPr>
+              <w:spacing w:after="0"/>
+              <w:jc w:val="center"/>
+            </w:pPr>
+            <w:r/>
+            <w:r>
+              <w:rPr>
+                <w:b/>
+                <w:color w:val="FFFFFF"/>
+                <w:sz w:val="19"/>
+              </w:rPr>
+              <w:t>5</w:t>
+            </w:r>
+          </w:p>
+        </w:tc>
+        <w:tc>
+          <w:tcPr>
+            <w:tcW w:type="dxa" w:w="2448"/>
+            <w:tcMar>
+              <w:top w:w="30" w:type="dxa"/>
+              <w:left w:w="70" w:type="dxa"/>
+              <w:bottom w:w="30" w:type="dxa"/>
+              <w:right w:w="70" w:type="dxa"/>
+            </w:tcMar>
+          </w:tcPr>
+          <w:p>
+            <w:pPr>
+              <w:spacing w:after="0"/>
+            </w:pPr>
+            <w:r/>
+            <w:r>
+              <w:rPr>
+                <w:b/>
+                <w:sz w:val="18"/>
+              </w:rPr>
+              <w:t>Executor filter</w:t>
+            </w:r>
+          </w:p>
+        </w:tc>
+        <w:tc>
+          <w:tcPr>
+            <w:tcW w:type="dxa" w:w="6912"/>
+            <w:tcMar>
+              <w:top w:w="30" w:type="dxa"/>
+              <w:left w:w="70" w:type="dxa"/>
+              <w:bottom w:w="30" w:type="dxa"/>
+              <w:right w:w="70" w:type="dxa"/>
+            </w:tcMar>
+          </w:tcPr>
+          <w:p>
+            <w:pPr>
+              <w:spacing w:after="0"/>
+            </w:pPr>
+            <w:r/>
+            <w:r>
+              <w:rPr>
+                <w:sz w:val="18"/>
+              </w:rPr>
+              <w:t>Choose one or several people. You start on yourself.</w:t>
+            </w:r>
+          </w:p>
+        </w:tc>
+      </w:tr>
+      <w:tr>
+        <w:trPr>
+          <w:cantSplit/>
+        </w:trPr>
+        <w:tc>
+          <w:tcPr>
+            <w:tcW w:type="dxa" w:w="576"/>
+            <w:shd w:val="clear" w:color="auto" w:fill="D62828"/>
+            <w:tcMar>
+              <w:top w:w="30" w:type="dxa"/>
+              <w:left w:w="70" w:type="dxa"/>
+              <w:bottom w:w="30" w:type="dxa"/>
+              <w:right w:w="70" w:type="dxa"/>
+            </w:tcMar>
+          </w:tcPr>
+          <w:p>
+            <w:pPr>
+              <w:spacing w:after="0"/>
+              <w:jc w:val="center"/>
+            </w:pPr>
+            <w:r/>
+            <w:r>
+              <w:rPr>
+                <w:b/>
+                <w:color w:val="FFFFFF"/>
+                <w:sz w:val="19"/>
+              </w:rPr>
+              <w:t>6</w:t>
+            </w:r>
+          </w:p>
+        </w:tc>
+        <w:tc>
+          <w:tcPr>
+            <w:tcW w:type="dxa" w:w="2448"/>
+            <w:tcMar>
+              <w:top w:w="30" w:type="dxa"/>
+              <w:left w:w="70" w:type="dxa"/>
+              <w:bottom w:w="30" w:type="dxa"/>
+              <w:right w:w="70" w:type="dxa"/>
+            </w:tcMar>
+          </w:tcPr>
+          <w:p>
+            <w:pPr>
+              <w:spacing w:after="0"/>
+            </w:pPr>
+            <w:r/>
+            <w:r>
+              <w:rPr>
+                <w:b/>
+                <w:sz w:val="18"/>
+              </w:rPr>
+              <w:t>Column header</w:t>
+            </w:r>
+          </w:p>
+        </w:tc>
+        <w:tc>
+          <w:tcPr>
+            <w:tcW w:type="dxa" w:w="6912"/>
+            <w:tcMar>
+              <w:top w:w="30" w:type="dxa"/>
+              <w:left w:w="70" w:type="dxa"/>
+              <w:bottom w:w="30" w:type="dxa"/>
+              <w:right w:w="70" w:type="dxa"/>
+            </w:tcMar>
+          </w:tcPr>
+          <w:p>
+            <w:pPr>
+              <w:spacing w:after="0"/>
+            </w:pPr>
+            <w:r/>
+            <w:r>
+              <w:rPr>
+                <w:sz w:val="18"/>
+              </w:rPr>
+              <w:t>Person's name and the total estimated hours scheduled to them that day.</w:t>
+            </w:r>
+          </w:p>
+        </w:tc>
+      </w:tr>
+      <w:tr>
+        <w:trPr>
+          <w:cantSplit/>
+        </w:trPr>
+        <w:tc>
+          <w:tcPr>
+            <w:tcW w:type="dxa" w:w="576"/>
+            <w:shd w:val="clear" w:color="auto" w:fill="D62828"/>
+            <w:tcMar>
+              <w:top w:w="30" w:type="dxa"/>
+              <w:left w:w="70" w:type="dxa"/>
+              <w:bottom w:w="30" w:type="dxa"/>
+              <w:right w:w="70" w:type="dxa"/>
+            </w:tcMar>
+          </w:tcPr>
+          <w:p>
+            <w:pPr>
+              <w:spacing w:after="0"/>
+              <w:jc w:val="center"/>
+            </w:pPr>
+            <w:r/>
+            <w:r>
+              <w:rPr>
+                <w:b/>
+                <w:color w:val="FFFFFF"/>
+                <w:sz w:val="19"/>
+              </w:rPr>
+              <w:t>7</w:t>
+            </w:r>
+          </w:p>
+        </w:tc>
+        <w:tc>
+          <w:tcPr>
+            <w:tcW w:type="dxa" w:w="2448"/>
+            <w:tcMar>
+              <w:top w:w="30" w:type="dxa"/>
+              <w:left w:w="70" w:type="dxa"/>
+              <w:bottom w:w="30" w:type="dxa"/>
+              <w:right w:w="70" w:type="dxa"/>
+            </w:tcMar>
+          </w:tcPr>
+          <w:p>
+            <w:pPr>
+              <w:spacing w:after="0"/>
+            </w:pPr>
+            <w:r/>
+            <w:r>
+              <w:rPr>
+                <w:b/>
+                <w:sz w:val="18"/>
+              </w:rPr>
+              <w:t>Work order card</w:t>
+            </w:r>
+          </w:p>
+        </w:tc>
+        <w:tc>
+          <w:tcPr>
+            <w:tcW w:type="dxa" w:w="6912"/>
+            <w:tcMar>
+              <w:top w:w="30" w:type="dxa"/>
+              <w:left w:w="70" w:type="dxa"/>
+              <w:bottom w:w="30" w:type="dxa"/>
+              <w:right w:w="70" w:type="dxa"/>
+            </w:tcMar>
+          </w:tcPr>
+          <w:p>
+            <w:pPr>
+              <w:spacing w:after="0"/>
+            </w:pPr>
+            <w:r/>
+            <w:r>
+              <w:rPr>
+                <w:sz w:val="18"/>
+              </w:rPr>
+              <w:t>Number and title, the number of people needed (person icon) and the estimated hours each (clock icon). A dashed red outline and “Short” means fewer people are assigned than needed.</w:t>
             </w:r>
           </w:p>
         </w:tc>
@@ -21163,6 +21019,483 @@
         <w:pageBreakBefore/>
       </w:pPr>
       <w:r>
+        <w:t>Entering hours worked when you complete a work order</w:t>
+      </w:r>
+    </w:p>
+    <w:p>
+      <w:pPr>
+        <w:spacing w:after="120"/>
+        <w:jc w:val="center"/>
+      </w:pPr>
+      <w:r>
+        <w:drawing>
+          <wp:inline xmlns:a="http://schemas.openxmlformats.org/drawingml/2006/main" xmlns:pic="http://schemas.openxmlformats.org/drawingml/2006/picture">
+            <wp:extent cx="5118769" cy="3291840"/>
+            <wp:docPr id="33" name="Picture 33"/>
+            <wp:cNvGraphicFramePr>
+              <a:graphicFrameLocks noChangeAspect="1"/>
+            </wp:cNvGraphicFramePr>
+            <a:graphic>
+              <a:graphicData uri="http://schemas.openxmlformats.org/drawingml/2006/picture">
+                <pic:pic>
+                  <pic:nvPicPr>
+                    <pic:cNvPr id="0" name="exec_hours.png"/>
+                    <pic:cNvPicPr/>
+                  </pic:nvPicPr>
+                  <pic:blipFill>
+                    <a:blip r:embed="rId43"/>
+                    <a:stretch>
+                      <a:fillRect/>
+                    </a:stretch>
+                  </pic:blipFill>
+                  <pic:spPr>
+                    <a:xfrm>
+                      <a:off x="0" y="0"/>
+                      <a:ext cx="5118769" cy="3291840"/>
+                    </a:xfrm>
+                    <a:prstGeom prst="rect"/>
+                  </pic:spPr>
+                </pic:pic>
+              </a:graphicData>
+            </a:graphic>
+          </wp:inline>
+        </w:drawing>
+      </w:r>
+    </w:p>
+    <w:p>
+      <w:pPr>
+        <w:spacing w:after="120"/>
+      </w:pPr>
+      <w:r>
+        <w:rPr>
+          <w:sz w:val="19"/>
+        </w:rPr>
+        <w:t>With execution-based scheduling on, moving a work order to Completed also asks how many hours each executor worked. This is how time keeping works: the hours are saved on the work order and counted in My hours and the managers' reports.</w:t>
+      </w:r>
+    </w:p>
+    <w:p>
+      <w:pPr>
+        <w:keepNext/>
+      </w:pPr>
+      <w:r>
+        <w:rPr>
+          <w:b/>
+          <w:color w:val="C85410"/>
+          <w:sz w:val="21"/>
+        </w:rPr>
+        <w:t>What to do</w:t>
+      </w:r>
+    </w:p>
+    <w:p>
+      <w:pPr>
+        <w:spacing w:after="40"/>
+        <w:ind w:left="317" w:hanging="317"/>
+      </w:pPr>
+      <w:r>
+        <w:rPr>
+          <w:b/>
+          <w:sz w:val="19"/>
+        </w:rPr>
+        <w:t xml:space="preserve">1.  </w:t>
+      </w:r>
+      <w:r>
+        <w:rPr>
+          <w:sz w:val="19"/>
+        </w:rPr>
+        <w:t>Open the work order and select Completed (a comment is asked for first when it was Scheduled).</w:t>
+      </w:r>
+    </w:p>
+    <w:p>
+      <w:pPr>
+        <w:spacing w:after="40"/>
+        <w:ind w:left="317" w:hanging="317"/>
+      </w:pPr>
+      <w:r>
+        <w:rPr>
+          <w:b/>
+          <w:sz w:val="19"/>
+        </w:rPr>
+        <w:t xml:space="preserve">2.  </w:t>
+      </w:r>
+      <w:r>
+        <w:rPr>
+          <w:sz w:val="19"/>
+        </w:rPr>
+        <w:t>Enter the hours worked for each executor listed. The estimate is pre-filled as a starting point.</w:t>
+      </w:r>
+    </w:p>
+    <w:p>
+      <w:pPr>
+        <w:spacing w:after="40"/>
+        <w:ind w:left="317" w:hanging="317"/>
+      </w:pPr>
+      <w:r>
+        <w:rPr>
+          <w:b/>
+          <w:sz w:val="19"/>
+        </w:rPr>
+        <w:t xml:space="preserve">3.  </w:t>
+      </w:r>
+      <w:r>
+        <w:rPr>
+          <w:sz w:val="19"/>
+        </w:rPr>
+        <w:t>Select Complete.</w:t>
+      </w:r>
+    </w:p>
+    <w:p>
+      <w:pPr>
+        <w:keepNext/>
+        <w:spacing w:before="120"/>
+      </w:pPr>
+      <w:r>
+        <w:rPr>
+          <w:b/>
+          <w:color w:val="C85410"/>
+          <w:sz w:val="22"/>
+        </w:rPr>
+        <w:t>Numbered items in the picture</w:t>
+      </w:r>
+    </w:p>
+    <w:tbl>
+      <w:tblPr>
+        <w:tblLayout w:type="fixed"/>
+        <w:tblLook w:firstColumn="1" w:firstRow="1" w:lastColumn="0" w:lastRow="0" w:noHBand="0" w:noVBand="1" w:val="04A0"/>
+        <w:jc w:val="center"/>
+        <w:tblBorders>
+          <w:top w:val="single" w:sz="4" w:color="BFBFBF"/>
+          <w:left w:val="single" w:sz="4" w:color="BFBFBF"/>
+          <w:bottom w:val="single" w:sz="4" w:color="BFBFBF"/>
+          <w:right w:val="single" w:sz="4" w:color="BFBFBF"/>
+          <w:insideH w:val="single" w:sz="4" w:color="BFBFBF"/>
+          <w:insideV w:val="single" w:sz="4" w:color="BFBFBF"/>
+        </w:tblBorders>
+        <w:tblLayout w:type="fixed"/>
+        <w:tblW w:w="9936" w:type="dxa"/>
+      </w:tblPr>
+      <w:tblGrid>
+        <w:gridCol w:w="576"/>
+        <w:gridCol w:w="2448"/>
+        <w:gridCol w:w="6912"/>
+      </w:tblGrid>
+      <w:tr>
+        <w:trPr>
+          <w:tblHeader/>
+        </w:trPr>
+        <w:tc>
+          <w:tcPr>
+            <w:tcW w:type="dxa" w:w="576"/>
+            <w:shd w:val="clear" w:color="auto" w:fill="28415F"/>
+            <w:tcMar>
+              <w:top w:w="60" w:type="dxa"/>
+              <w:left w:w="80" w:type="dxa"/>
+              <w:bottom w:w="60" w:type="dxa"/>
+              <w:right w:w="80" w:type="dxa"/>
+            </w:tcMar>
+          </w:tcPr>
+          <w:p>
+            <w:r/>
+            <w:r>
+              <w:rPr>
+                <w:b/>
+                <w:color w:val="FFFFFF"/>
+                <w:sz w:val="19"/>
+              </w:rPr>
+              <w:t>#</w:t>
+            </w:r>
+          </w:p>
+        </w:tc>
+        <w:tc>
+          <w:tcPr>
+            <w:tcW w:type="dxa" w:w="2448"/>
+            <w:shd w:val="clear" w:color="auto" w:fill="28415F"/>
+            <w:tcMar>
+              <w:top w:w="60" w:type="dxa"/>
+              <w:left w:w="80" w:type="dxa"/>
+              <w:bottom w:w="60" w:type="dxa"/>
+              <w:right w:w="80" w:type="dxa"/>
+            </w:tcMar>
+          </w:tcPr>
+          <w:p>
+            <w:r/>
+            <w:r>
+              <w:rPr>
+                <w:b/>
+                <w:color w:val="FFFFFF"/>
+                <w:sz w:val="19"/>
+              </w:rPr>
+              <w:t>Field / area</w:t>
+            </w:r>
+          </w:p>
+        </w:tc>
+        <w:tc>
+          <w:tcPr>
+            <w:tcW w:type="dxa" w:w="6912"/>
+            <w:shd w:val="clear" w:color="auto" w:fill="28415F"/>
+            <w:tcMar>
+              <w:top w:w="60" w:type="dxa"/>
+              <w:left w:w="80" w:type="dxa"/>
+              <w:bottom w:w="60" w:type="dxa"/>
+              <w:right w:w="80" w:type="dxa"/>
+            </w:tcMar>
+          </w:tcPr>
+          <w:p>
+            <w:r/>
+            <w:r>
+              <w:rPr>
+                <w:b/>
+                <w:color w:val="FFFFFF"/>
+                <w:sz w:val="19"/>
+              </w:rPr>
+              <w:t>What it is and how to use it</w:t>
+            </w:r>
+          </w:p>
+        </w:tc>
+      </w:tr>
+      <w:tr>
+        <w:trPr>
+          <w:cantSplit/>
+        </w:trPr>
+        <w:tc>
+          <w:tcPr>
+            <w:tcW w:type="dxa" w:w="576"/>
+            <w:shd w:val="clear" w:color="auto" w:fill="D62828"/>
+            <w:tcMar>
+              <w:top w:w="30" w:type="dxa"/>
+              <w:left w:w="70" w:type="dxa"/>
+              <w:bottom w:w="30" w:type="dxa"/>
+              <w:right w:w="70" w:type="dxa"/>
+            </w:tcMar>
+          </w:tcPr>
+          <w:p>
+            <w:pPr>
+              <w:spacing w:after="0"/>
+              <w:jc w:val="center"/>
+            </w:pPr>
+            <w:r/>
+            <w:r>
+              <w:rPr>
+                <w:b/>
+                <w:color w:val="FFFFFF"/>
+                <w:sz w:val="19"/>
+              </w:rPr>
+              <w:t>1</w:t>
+            </w:r>
+          </w:p>
+        </w:tc>
+        <w:tc>
+          <w:tcPr>
+            <w:tcW w:type="dxa" w:w="2448"/>
+            <w:tcMar>
+              <w:top w:w="30" w:type="dxa"/>
+              <w:left w:w="70" w:type="dxa"/>
+              <w:bottom w:w="30" w:type="dxa"/>
+              <w:right w:w="70" w:type="dxa"/>
+            </w:tcMar>
+          </w:tcPr>
+          <w:p>
+            <w:pPr>
+              <w:spacing w:after="0"/>
+            </w:pPr>
+            <w:r/>
+            <w:r>
+              <w:rPr>
+                <w:b/>
+                <w:sz w:val="18"/>
+              </w:rPr>
+              <w:t>Hours for each executor</w:t>
+            </w:r>
+          </w:p>
+        </w:tc>
+        <w:tc>
+          <w:tcPr>
+            <w:tcW w:type="dxa" w:w="6912"/>
+            <w:tcMar>
+              <w:top w:w="30" w:type="dxa"/>
+              <w:left w:w="70" w:type="dxa"/>
+              <w:bottom w:w="30" w:type="dxa"/>
+              <w:right w:w="70" w:type="dxa"/>
+            </w:tcMar>
+          </w:tcPr>
+          <w:p>
+            <w:pPr>
+              <w:spacing w:after="0"/>
+            </w:pPr>
+            <w:r/>
+            <w:r>
+              <w:rPr>
+                <w:sz w:val="18"/>
+              </w:rPr>
+              <w:t>Hours worked by that person, more than 0. Quarter hours are fine (1.25).</w:t>
+            </w:r>
+          </w:p>
+        </w:tc>
+      </w:tr>
+      <w:tr>
+        <w:trPr>
+          <w:cantSplit/>
+        </w:trPr>
+        <w:tc>
+          <w:tcPr>
+            <w:tcW w:type="dxa" w:w="576"/>
+            <w:shd w:val="clear" w:color="auto" w:fill="D62828"/>
+            <w:tcMar>
+              <w:top w:w="30" w:type="dxa"/>
+              <w:left w:w="70" w:type="dxa"/>
+              <w:bottom w:w="30" w:type="dxa"/>
+              <w:right w:w="70" w:type="dxa"/>
+            </w:tcMar>
+          </w:tcPr>
+          <w:p>
+            <w:pPr>
+              <w:spacing w:after="0"/>
+              <w:jc w:val="center"/>
+            </w:pPr>
+            <w:r/>
+            <w:r>
+              <w:rPr>
+                <w:b/>
+                <w:color w:val="FFFFFF"/>
+                <w:sz w:val="19"/>
+              </w:rPr>
+              <w:t>2</w:t>
+            </w:r>
+          </w:p>
+        </w:tc>
+        <w:tc>
+          <w:tcPr>
+            <w:tcW w:type="dxa" w:w="2448"/>
+            <w:tcMar>
+              <w:top w:w="30" w:type="dxa"/>
+              <w:left w:w="70" w:type="dxa"/>
+              <w:bottom w:w="30" w:type="dxa"/>
+              <w:right w:w="70" w:type="dxa"/>
+            </w:tcMar>
+          </w:tcPr>
+          <w:p>
+            <w:pPr>
+              <w:spacing w:after="0"/>
+            </w:pPr>
+            <w:r/>
+            <w:r>
+              <w:rPr>
+                <w:b/>
+                <w:sz w:val="18"/>
+              </w:rPr>
+              <w:t>Complete</w:t>
+            </w:r>
+          </w:p>
+        </w:tc>
+        <w:tc>
+          <w:tcPr>
+            <w:tcW w:type="dxa" w:w="6912"/>
+            <w:tcMar>
+              <w:top w:w="30" w:type="dxa"/>
+              <w:left w:w="70" w:type="dxa"/>
+              <w:bottom w:w="30" w:type="dxa"/>
+              <w:right w:w="70" w:type="dxa"/>
+            </w:tcMar>
+          </w:tcPr>
+          <w:p>
+            <w:pPr>
+              <w:spacing w:after="0"/>
+            </w:pPr>
+            <w:r/>
+            <w:r>
+              <w:rPr>
+                <w:sz w:val="18"/>
+              </w:rPr>
+              <w:t>Saves the hours and completes the work order.</w:t>
+            </w:r>
+          </w:p>
+        </w:tc>
+      </w:tr>
+      <w:tr>
+        <w:trPr>
+          <w:cantSplit/>
+        </w:trPr>
+        <w:tc>
+          <w:tcPr>
+            <w:tcW w:type="dxa" w:w="576"/>
+            <w:shd w:val="clear" w:color="auto" w:fill="D62828"/>
+            <w:tcMar>
+              <w:top w:w="30" w:type="dxa"/>
+              <w:left w:w="70" w:type="dxa"/>
+              <w:bottom w:w="30" w:type="dxa"/>
+              <w:right w:w="70" w:type="dxa"/>
+            </w:tcMar>
+          </w:tcPr>
+          <w:p>
+            <w:pPr>
+              <w:spacing w:after="0"/>
+              <w:jc w:val="center"/>
+            </w:pPr>
+            <w:r/>
+            <w:r>
+              <w:rPr>
+                <w:b/>
+                <w:color w:val="FFFFFF"/>
+                <w:sz w:val="19"/>
+              </w:rPr>
+              <w:t>3</w:t>
+            </w:r>
+          </w:p>
+        </w:tc>
+        <w:tc>
+          <w:tcPr>
+            <w:tcW w:type="dxa" w:w="2448"/>
+            <w:tcMar>
+              <w:top w:w="30" w:type="dxa"/>
+              <w:left w:w="70" w:type="dxa"/>
+              <w:bottom w:w="30" w:type="dxa"/>
+              <w:right w:w="70" w:type="dxa"/>
+            </w:tcMar>
+          </w:tcPr>
+          <w:p>
+            <w:pPr>
+              <w:spacing w:after="0"/>
+            </w:pPr>
+            <w:r/>
+            <w:r>
+              <w:rPr>
+                <w:b/>
+                <w:sz w:val="18"/>
+              </w:rPr>
+              <w:t>Cancel</w:t>
+            </w:r>
+          </w:p>
+        </w:tc>
+        <w:tc>
+          <w:tcPr>
+            <w:tcW w:type="dxa" w:w="6912"/>
+            <w:tcMar>
+              <w:top w:w="30" w:type="dxa"/>
+              <w:left w:w="70" w:type="dxa"/>
+              <w:bottom w:w="30" w:type="dxa"/>
+              <w:right w:w="70" w:type="dxa"/>
+            </w:tcMar>
+          </w:tcPr>
+          <w:p>
+            <w:pPr>
+              <w:spacing w:after="0"/>
+            </w:pPr>
+            <w:r/>
+            <w:r>
+              <w:rPr>
+                <w:sz w:val="18"/>
+              </w:rPr>
+              <w:t>Stops without completing; nothing is saved.</w:t>
+            </w:r>
+          </w:p>
+        </w:tc>
+      </w:tr>
+    </w:tbl>
+    <w:p>
+      <w:pPr>
+        <w:pStyle w:val="Heading2"/>
+        <w:pageBreakBefore/>
+      </w:pPr>
+      <w:r>
         <w:t>Workforce schedule</w:t>
       </w:r>
     </w:p>
@@ -21175,7 +21508,7 @@
         <w:drawing>
           <wp:inline xmlns:a="http://schemas.openxmlformats.org/drawingml/2006/main" xmlns:pic="http://schemas.openxmlformats.org/drawingml/2006/picture">
             <wp:extent cx="5266944" cy="3291840"/>
-            <wp:docPr id="33" name="Picture 33"/>
+            <wp:docPr id="34" name="Picture 34"/>
             <wp:cNvGraphicFramePr>
               <a:graphicFrameLocks noChangeAspect="1"/>
             </wp:cNvGraphicFramePr>
@@ -21187,7 +21520,7 @@
                     <pic:cNvPicPr/>
                   </pic:nvPicPr>
                   <pic:blipFill>
-                    <a:blip r:embed="rId43"/>
+                    <a:blip r:embed="rId44"/>
                     <a:stretch>
                       <a:fillRect/>
                     </a:stretch>
